--- a/public/templates/relazione-dm329.docx
+++ b/public/templates/relazione-dm329.docx
@@ -1156,6 +1156,7 @@
     </w:p>
     <w:p>
       <w:pPr>
+        <w:pageBreakBefore/>
         <w:pStyle w:val="Titolo2"/>
         <w:keepNext/>
         <w:spacing w:after="160"/>
@@ -1524,6 +1525,7 @@
           <w:p>
             <w:pPr>
               <w:spacing w:after="0"/>
+              <w:jc w:val="center"/>
               <w:rPr>
                 <w:rFonts w:ascii="Segoe UI" w:hAnsi="Segoe UI" w:cs="Segoe UI"/>
                 <w:sz w:val="22"/>
@@ -1576,6 +1578,7 @@
           <w:p>
             <w:pPr>
               <w:spacing w:after="0"/>
+              <w:jc w:val="center"/>
               <w:rPr>
                 <w:rFonts w:ascii="Segoe UI" w:hAnsi="Segoe UI" w:cs="Segoe UI"/>
                 <w:sz w:val="22"/>
@@ -1654,6 +1657,7 @@
           <w:p>
             <w:pPr>
               <w:spacing w:after="0"/>
+              <w:jc w:val="center"/>
               <w:rPr>
                 <w:rFonts w:ascii="Segoe UI" w:hAnsi="Segoe UI" w:cs="Segoe UI"/>
                 <w:sz w:val="22"/>
@@ -1702,6 +1706,7 @@
           <w:p>
             <w:pPr>
               <w:spacing w:after="0"/>
+              <w:jc w:val="center"/>
               <w:rPr>
                 <w:rFonts w:ascii="Segoe UI" w:hAnsi="Segoe UI" w:cs="Segoe UI"/>
                 <w:sz w:val="22"/>
@@ -1855,6 +1860,7 @@
     </w:p>
     <w:p>
       <w:pPr>
+        <w:pageBreakBefore/>
         <w:pStyle w:val="Titolo1"/>
       </w:pPr>
       <w:r>
@@ -5388,6 +5394,7 @@
           <w:p>
             <w:pPr>
               <w:spacing w:after="0"/>
+              <w:jc w:val="center"/>
               <w:rPr>
                 <w:rFonts w:ascii="Segoe UI" w:hAnsi="Segoe UI" w:cs="Segoe UI"/>
                 <w:sz w:val="22"/>
@@ -5414,6 +5421,7 @@
           <w:p>
             <w:pPr>
               <w:spacing w:after="0"/>
+              <w:jc w:val="center"/>
               <w:rPr>
                 <w:rFonts w:ascii="Segoe UI" w:hAnsi="Segoe UI" w:cs="Segoe UI"/>
                 <w:sz w:val="22"/>
@@ -5562,6 +5570,7 @@
           <w:p>
             <w:pPr>
               <w:spacing w:after="0"/>
+              <w:jc w:val="center"/>
               <w:rPr>
                 <w:rFonts w:ascii="Segoe UI" w:hAnsi="Segoe UI" w:cs="Segoe UI"/>
                 <w:sz w:val="22"/>
@@ -5586,6 +5595,7 @@
           <w:p>
             <w:pPr>
               <w:spacing w:after="0"/>
+              <w:jc w:val="center"/>
               <w:rPr>
                 <w:rFonts w:ascii="Segoe UI" w:hAnsi="Segoe UI" w:cs="Segoe UI"/>
                 <w:sz w:val="22"/>
@@ -5736,7 +5746,7 @@
           <w:p>
             <w:pPr>
               <w:spacing w:after="0"/>
-              <w:jc w:val="left"/>
+              <w:jc w:val="center"/>
               <w:rPr>
                 <w:rFonts w:ascii="Segoe UI" w:hAnsi="Segoe UI" w:cs="Segoe UI"/>
                 <w:sz w:val="22"/>
@@ -5763,7 +5773,7 @@
           <w:p>
             <w:pPr>
               <w:spacing w:after="0"/>
-              <w:jc w:val="left"/>
+              <w:jc w:val="center"/>
               <w:rPr>
                 <w:rFonts w:ascii="Segoe UI" w:hAnsi="Segoe UI" w:cs="Segoe UI"/>
                 <w:sz w:val="22"/>
@@ -5819,7 +5829,7 @@
           <w:p>
             <w:pPr>
               <w:spacing w:after="0"/>
-              <w:jc w:val="left"/>
+              <w:jc w:val="center"/>
               <w:rPr>
                 <w:rFonts w:ascii="Segoe UI" w:hAnsi="Segoe UI" w:cs="Segoe UI"/>
                 <w:sz w:val="22"/>
@@ -5862,7 +5872,7 @@
           <w:p>
             <w:pPr>
               <w:spacing w:after="0"/>
-              <w:jc w:val="left"/>
+              <w:jc w:val="center"/>
               <w:rPr>
                 <w:rFonts w:ascii="Segoe UI" w:hAnsi="Segoe UI" w:cs="Segoe UI"/>
                 <w:sz w:val="22"/>
@@ -5935,7 +5945,7 @@
           <w:p>
             <w:pPr>
               <w:spacing w:after="0"/>
-              <w:jc w:val="left"/>
+              <w:jc w:val="center"/>
               <w:rPr>
                 <w:rFonts w:ascii="Segoe UI" w:hAnsi="Segoe UI" w:cs="Segoe UI"/>
                 <w:sz w:val="22"/>
@@ -5978,7 +5988,7 @@
           <w:p>
             <w:pPr>
               <w:spacing w:after="0"/>
-              <w:jc w:val="left"/>
+              <w:jc w:val="center"/>
               <w:rPr>
                 <w:rFonts w:ascii="Segoe UI" w:hAnsi="Segoe UI" w:cs="Segoe UI"/>
                 <w:sz w:val="22"/>
@@ -6435,7 +6445,7 @@
       <w:footerReference w:type="first" r:id="rId16"/>
       <w:type w:val="continuous"/>
       <w:pgSz w:w="11906" w:h="16838"/>
-      <w:pgMar w:top="1134" w:right="1134" w:bottom="1134" w:left="1134" w:header="708" w:footer="708" w:gutter="0"/>
+      <w:pgMar w:top="1134" w:right="1134" w:bottom="1134" w:left="1134" w:header="708" w:footer="428" w:gutter="0"/>
       <w:pgNumType w:start="1"/>
       <w:cols w:space="720"/>
       <w:docGrid w:linePitch="272"/>
@@ -6570,12 +6580,12 @@
         <w:r>
           <w:t xml:space="preserve"> di </w:t>
         </w:r>
-        <w:fldSimple w:instr=" NUMPAGES   \* MERGEFORMAT ">
+        <w:fldSimple w:instr=" SECTIONPAGES   \* MERGEFORMAT ">
           <w:r>
             <w:rPr>
               <w:noProof/>
             </w:rPr>
-            <w:t>9</w:t>
+            <w:t>8</w:t>
           </w:r>
         </w:fldSimple>
       </w:sdtContent>

--- a/public/templates/relazione-dm329.docx
+++ b/public/templates/relazione-dm329.docx
@@ -4379,6 +4379,23 @@
           <w:sz w:val="22"/>
           <w:szCs w:val="22"/>
         </w:rPr>
+        <w:t>{#protezioni.haAltre}</w:t>
+      </w:r>
+    </w:p>
+    <w:p>
+      <w:pPr>
+        <w:rPr>
+          <w:rFonts w:ascii="Segoe UI" w:hAnsi="Segoe UI" w:cs="Segoe UI"/>
+          <w:sz w:val="22"/>
+          <w:szCs w:val="22"/>
+        </w:rPr>
+      </w:pPr>
+      <w:r>
+        <w:rPr>
+          <w:rFonts w:ascii="Segoe UI" w:hAnsi="Segoe UI" w:cs="Segoe UI"/>
+          <w:sz w:val="22"/>
+          <w:szCs w:val="22"/>
+        </w:rPr>
         <w:t>Altre apparecchiature soggette al D.M. 329/2004:</w:t>
       </w:r>
     </w:p>
@@ -4597,6 +4614,23 @@
         </w:tc>
       </w:tr>
     </w:tbl>
+    <w:p>
+      <w:pPr>
+        <w:rPr>
+          <w:rFonts w:ascii="Segoe UI" w:hAnsi="Segoe UI" w:cs="Segoe UI"/>
+          <w:sz w:val="22"/>
+          <w:szCs w:val="22"/>
+        </w:rPr>
+      </w:pPr>
+      <w:r>
+        <w:rPr>
+          <w:rFonts w:ascii="Segoe UI" w:hAnsi="Segoe UI" w:cs="Segoe UI"/>
+          <w:sz w:val="22"/>
+          <w:szCs w:val="22"/>
+        </w:rPr>
+        <w:t>{/protezioni.haAltre}</w:t>
+      </w:r>
+    </w:p>
     <w:p>
       <w:pPr>
         <w:pStyle w:val="Titolo2"/>

--- a/public/templates/relazione-dm329.docx
+++ b/public/templates/relazione-dm329.docx
@@ -265,33 +265,15 @@
         <w:t>{premessa.sitoProduttivoCopertina}</w:t>
       </w:r>
     </w:p>
-    <w:p>
-      <w:pPr>
-        <w:spacing w:after="560"/>
-        <w:jc w:val="center"/>
-        <w:rPr>
-          <w:rFonts w:ascii="Segoe UI" w:hAnsi="Segoe UI" w:cs="Segoe UI"/>
-        </w:rPr>
-      </w:pPr>
-    </w:p>
-    <w:p>
-      <w:pPr>
-        <w:spacing w:after="560"/>
-        <w:jc w:val="center"/>
-        <w:rPr>
-          <w:rFonts w:ascii="Segoe UI" w:hAnsi="Segoe UI" w:cs="Segoe UI"/>
-        </w:rPr>
-      </w:pPr>
-    </w:p>
-    <w:p>
-      <w:pPr>
-        <w:spacing w:after="560"/>
-        <w:jc w:val="center"/>
-        <w:rPr>
-          <w:rFonts w:ascii="Segoe UI" w:hAnsi="Segoe UI" w:cs="Segoe UI"/>
-        </w:rPr>
-      </w:pPr>
-    </w:p>
+    <w:p/>
+    <w:p/>
+    <w:p/>
+    <w:p/>
+    <w:p/>
+    <w:p/>
+    <w:p/>
+    <w:p/>
+    <w:p/>
     <w:tbl>
       <w:tblPr>
         <w:tblpPr w:leftFromText="141" w:rightFromText="141" w:vertAnchor="text" w:horzAnchor="margin" w:tblpY="-26"/>
@@ -308,12 +290,6 @@
         <w:gridCol w:w="4819"/>
       </w:tblGrid>
       <w:tr>
-        <w:tblPrEx>
-          <w:tblCellMar>
-            <w:top w:w="0" w:type="dxa"/>
-            <w:bottom w:w="0" w:type="dxa"/>
-          </w:tblCellMar>
-        </w:tblPrEx>
         <w:trPr>
           <w:cantSplit/>
         </w:trPr>
@@ -386,399 +362,6 @@
                 <w:rFonts w:ascii="Segoe UI" w:hAnsi="Segoe UI" w:cs="Segoe UI"/>
               </w:rPr>
               <w:t>______________________________</w:t>
-            </w:r>
-          </w:p>
-        </w:tc>
-      </w:tr>
-    </w:tbl>
-    <w:p>
-      <w:pPr>
-        <w:spacing w:after="560"/>
-        <w:jc w:val="center"/>
-        <w:rPr>
-          <w:rFonts w:ascii="Segoe UI" w:hAnsi="Segoe UI" w:cs="Segoe UI"/>
-        </w:rPr>
-      </w:pPr>
-    </w:p>
-    <w:tbl>
-      <w:tblPr>
-        <w:tblW w:w="9638" w:type="dxa"/>
-        <w:tblInd w:w="80" w:type="dxa"/>
-        <w:tblBorders>
-          <w:top w:val="single" w:sz="4" w:space="0" w:color="808080"/>
-          <w:left w:val="single" w:sz="4" w:space="0" w:color="808080"/>
-          <w:bottom w:val="single" w:sz="4" w:space="0" w:color="808080"/>
-          <w:right w:val="single" w:sz="4" w:space="0" w:color="808080"/>
-          <w:insideH w:val="single" w:sz="4" w:space="0" w:color="808080"/>
-          <w:insideV w:val="single" w:sz="4" w:space="0" w:color="808080"/>
-        </w:tblBorders>
-        <w:tblLayout w:type="fixed"/>
-        <w:tblCellMar>
-          <w:top w:w="40" w:type="dxa"/>
-          <w:left w:w="80" w:type="dxa"/>
-          <w:bottom w:w="40" w:type="dxa"/>
-          <w:right w:w="80" w:type="dxa"/>
-        </w:tblCellMar>
-        <w:tblLook w:val="0000" w:firstRow="0" w:lastRow="0" w:firstColumn="0" w:lastColumn="0" w:noHBand="0" w:noVBand="0"/>
-      </w:tblPr>
-      <w:tblGrid>
-        <w:gridCol w:w="1927"/>
-        <w:gridCol w:w="963"/>
-        <w:gridCol w:w="6748"/>
-      </w:tblGrid>
-      <w:tr>
-        <w:trPr>
-          <w:cantSplit/>
-          <w:tblHeader/>
-        </w:trPr>
-        <w:tc>
-          <w:tcPr>
-            <w:tcW w:w="1927" w:type="dxa"/>
-            <w:shd w:val="clear" w:color="auto" w:fill="E7E6E6"/>
-            <w:vAlign w:val="center"/>
-          </w:tcPr>
-          <w:p>
-            <w:pPr>
-              <w:spacing w:after="0"/>
-              <w:jc w:val="center"/>
-              <w:rPr>
-                <w:rFonts w:ascii="Segoe UI" w:hAnsi="Segoe UI" w:cs="Segoe UI"/>
-                <w:bCs/>
-                <w:sz w:val="18"/>
-                <w:szCs w:val="18"/>
-              </w:rPr>
-            </w:pPr>
-            <w:r>
-              <w:rPr>
-                <w:rFonts w:ascii="Segoe UI" w:hAnsi="Segoe UI" w:cs="Segoe UI"/>
-                <w:bCs/>
-                <w:sz w:val="18"/>
-                <w:szCs w:val="18"/>
-              </w:rPr>
-              <w:t>DATA</w:t>
-            </w:r>
-          </w:p>
-        </w:tc>
-        <w:tc>
-          <w:tcPr>
-            <w:tcW w:w="963" w:type="dxa"/>
-            <w:shd w:val="clear" w:color="auto" w:fill="E7E6E6"/>
-            <w:vAlign w:val="center"/>
-          </w:tcPr>
-          <w:p>
-            <w:pPr>
-              <w:spacing w:after="0"/>
-              <w:jc w:val="center"/>
-              <w:rPr>
-                <w:rFonts w:ascii="Segoe UI" w:hAnsi="Segoe UI" w:cs="Segoe UI"/>
-                <w:bCs/>
-                <w:sz w:val="18"/>
-                <w:szCs w:val="18"/>
-              </w:rPr>
-            </w:pPr>
-            <w:r>
-              <w:rPr>
-                <w:rFonts w:ascii="Segoe UI" w:hAnsi="Segoe UI" w:cs="Segoe UI"/>
-                <w:bCs/>
-                <w:sz w:val="18"/>
-                <w:szCs w:val="18"/>
-              </w:rPr>
-              <w:t>REV</w:t>
-            </w:r>
-          </w:p>
-        </w:tc>
-        <w:tc>
-          <w:tcPr>
-            <w:tcW w:w="6748" w:type="dxa"/>
-            <w:shd w:val="clear" w:color="auto" w:fill="E7E6E6"/>
-            <w:vAlign w:val="center"/>
-          </w:tcPr>
-          <w:p>
-            <w:pPr>
-              <w:spacing w:after="0"/>
-              <w:rPr>
-                <w:rFonts w:ascii="Segoe UI" w:hAnsi="Segoe UI" w:cs="Segoe UI"/>
-                <w:bCs/>
-                <w:sz w:val="18"/>
-                <w:szCs w:val="18"/>
-              </w:rPr>
-            </w:pPr>
-            <w:r>
-              <w:rPr>
-                <w:rFonts w:ascii="Segoe UI" w:hAnsi="Segoe UI" w:cs="Segoe UI"/>
-                <w:bCs/>
-                <w:sz w:val="18"/>
-                <w:szCs w:val="18"/>
-              </w:rPr>
-              <w:t>OGGETTO</w:t>
-            </w:r>
-          </w:p>
-        </w:tc>
-      </w:tr>
-      <w:tr>
-        <w:trPr>
-          <w:cantSplit/>
-        </w:trPr>
-        <w:tc>
-          <w:tcPr>
-            <w:tcW w:w="1927" w:type="dxa"/>
-            <w:vAlign w:val="center"/>
-          </w:tcPr>
-          <w:p>
-            <w:pPr>
-              <w:spacing w:after="0"/>
-              <w:jc w:val="center"/>
-              <w:rPr>
-                <w:rFonts w:ascii="Segoe UI" w:hAnsi="Segoe UI" w:cs="Segoe UI"/>
-                <w:bCs/>
-                <w:sz w:val="18"/>
-                <w:szCs w:val="18"/>
-              </w:rPr>
-            </w:pPr>
-          </w:p>
-        </w:tc>
-        <w:tc>
-          <w:tcPr>
-            <w:tcW w:w="963" w:type="dxa"/>
-            <w:vAlign w:val="center"/>
-          </w:tcPr>
-          <w:p>
-            <w:pPr>
-              <w:spacing w:after="0"/>
-              <w:jc w:val="center"/>
-              <w:rPr>
-                <w:rFonts w:ascii="Segoe UI" w:hAnsi="Segoe UI" w:cs="Segoe UI"/>
-                <w:bCs/>
-                <w:sz w:val="18"/>
-                <w:szCs w:val="18"/>
-              </w:rPr>
-            </w:pPr>
-          </w:p>
-        </w:tc>
-        <w:tc>
-          <w:tcPr>
-            <w:tcW w:w="6748" w:type="dxa"/>
-            <w:vAlign w:val="center"/>
-          </w:tcPr>
-          <w:p>
-            <w:pPr>
-              <w:spacing w:after="0"/>
-              <w:rPr>
-                <w:rFonts w:ascii="Segoe UI" w:hAnsi="Segoe UI" w:cs="Segoe UI"/>
-                <w:bCs/>
-                <w:sz w:val="18"/>
-                <w:szCs w:val="18"/>
-              </w:rPr>
-            </w:pPr>
-            <w:r>
-              <w:rPr>
-                <w:rFonts w:ascii="Segoe UI" w:hAnsi="Segoe UI" w:cs="Segoe UI"/>
-                <w:bCs/>
-                <w:sz w:val="18"/>
-                <w:szCs w:val="18"/>
-              </w:rPr>
-              <w:t xml:space="preserve"> </w:t>
-            </w:r>
-          </w:p>
-        </w:tc>
-      </w:tr>
-      <w:tr>
-        <w:trPr>
-          <w:cantSplit/>
-        </w:trPr>
-        <w:tc>
-          <w:tcPr>
-            <w:tcW w:w="1927" w:type="dxa"/>
-            <w:vAlign w:val="center"/>
-          </w:tcPr>
-          <w:p>
-            <w:pPr>
-              <w:spacing w:after="0"/>
-              <w:jc w:val="center"/>
-              <w:rPr>
-                <w:rFonts w:ascii="Segoe UI" w:hAnsi="Segoe UI" w:cs="Segoe UI"/>
-                <w:bCs/>
-                <w:sz w:val="18"/>
-                <w:szCs w:val="18"/>
-              </w:rPr>
-            </w:pPr>
-          </w:p>
-        </w:tc>
-        <w:tc>
-          <w:tcPr>
-            <w:tcW w:w="963" w:type="dxa"/>
-            <w:vAlign w:val="center"/>
-          </w:tcPr>
-          <w:p>
-            <w:pPr>
-              <w:spacing w:after="0"/>
-              <w:jc w:val="center"/>
-              <w:rPr>
-                <w:rFonts w:ascii="Segoe UI" w:hAnsi="Segoe UI" w:cs="Segoe UI"/>
-                <w:bCs/>
-                <w:sz w:val="18"/>
-                <w:szCs w:val="18"/>
-              </w:rPr>
-            </w:pPr>
-          </w:p>
-        </w:tc>
-        <w:tc>
-          <w:tcPr>
-            <w:tcW w:w="6748" w:type="dxa"/>
-            <w:vAlign w:val="center"/>
-          </w:tcPr>
-          <w:p>
-            <w:pPr>
-              <w:spacing w:after="0"/>
-              <w:rPr>
-                <w:rFonts w:ascii="Segoe UI" w:hAnsi="Segoe UI" w:cs="Segoe UI"/>
-                <w:bCs/>
-                <w:sz w:val="18"/>
-                <w:szCs w:val="18"/>
-              </w:rPr>
-            </w:pPr>
-            <w:r>
-              <w:rPr>
-                <w:rFonts w:ascii="Segoe UI" w:hAnsi="Segoe UI" w:cs="Segoe UI"/>
-                <w:bCs/>
-                <w:sz w:val="18"/>
-                <w:szCs w:val="18"/>
-              </w:rPr>
-              <w:t xml:space="preserve"> </w:t>
-            </w:r>
-          </w:p>
-        </w:tc>
-      </w:tr>
-      <w:tr>
-        <w:trPr>
-          <w:cantSplit/>
-        </w:trPr>
-        <w:tc>
-          <w:tcPr>
-            <w:tcW w:w="1927" w:type="dxa"/>
-            <w:vAlign w:val="center"/>
-          </w:tcPr>
-          <w:p>
-            <w:pPr>
-              <w:spacing w:after="0"/>
-              <w:jc w:val="center"/>
-              <w:rPr>
-                <w:rFonts w:ascii="Segoe UI" w:hAnsi="Segoe UI" w:cs="Segoe UI"/>
-                <w:bCs/>
-                <w:sz w:val="18"/>
-                <w:szCs w:val="18"/>
-              </w:rPr>
-            </w:pPr>
-          </w:p>
-        </w:tc>
-        <w:tc>
-          <w:tcPr>
-            <w:tcW w:w="963" w:type="dxa"/>
-            <w:vAlign w:val="center"/>
-          </w:tcPr>
-          <w:p>
-            <w:pPr>
-              <w:spacing w:after="0"/>
-              <w:jc w:val="center"/>
-              <w:rPr>
-                <w:rFonts w:ascii="Segoe UI" w:hAnsi="Segoe UI" w:cs="Segoe UI"/>
-                <w:bCs/>
-                <w:sz w:val="18"/>
-                <w:szCs w:val="18"/>
-              </w:rPr>
-            </w:pPr>
-          </w:p>
-        </w:tc>
-        <w:tc>
-          <w:tcPr>
-            <w:tcW w:w="6748" w:type="dxa"/>
-            <w:vAlign w:val="center"/>
-          </w:tcPr>
-          <w:p>
-            <w:pPr>
-              <w:spacing w:after="0"/>
-              <w:rPr>
-                <w:rFonts w:ascii="Segoe UI" w:hAnsi="Segoe UI" w:cs="Segoe UI"/>
-                <w:bCs/>
-                <w:sz w:val="18"/>
-                <w:szCs w:val="18"/>
-              </w:rPr>
-            </w:pPr>
-            <w:r>
-              <w:rPr>
-                <w:rFonts w:ascii="Segoe UI" w:hAnsi="Segoe UI" w:cs="Segoe UI"/>
-                <w:bCs/>
-                <w:sz w:val="18"/>
-                <w:szCs w:val="18"/>
-              </w:rPr>
-              <w:t xml:space="preserve"> </w:t>
-            </w:r>
-          </w:p>
-        </w:tc>
-      </w:tr>
-      <w:tr>
-        <w:trPr>
-          <w:cantSplit/>
-        </w:trPr>
-        <w:tc>
-          <w:tcPr>
-            <w:tcW w:w="1927" w:type="dxa"/>
-            <w:vAlign w:val="center"/>
-          </w:tcPr>
-          <w:p>
-            <w:pPr>
-              <w:spacing w:after="0"/>
-              <w:jc w:val="center"/>
-              <w:rPr>
-                <w:rFonts w:ascii="Segoe UI" w:hAnsi="Segoe UI" w:cs="Segoe UI"/>
-                <w:bCs/>
-                <w:sz w:val="18"/>
-                <w:szCs w:val="18"/>
-              </w:rPr>
-            </w:pPr>
-          </w:p>
-        </w:tc>
-        <w:tc>
-          <w:tcPr>
-            <w:tcW w:w="963" w:type="dxa"/>
-            <w:vAlign w:val="center"/>
-          </w:tcPr>
-          <w:p>
-            <w:pPr>
-              <w:spacing w:after="0"/>
-              <w:jc w:val="center"/>
-              <w:rPr>
-                <w:rFonts w:ascii="Segoe UI" w:hAnsi="Segoe UI" w:cs="Segoe UI"/>
-                <w:bCs/>
-                <w:sz w:val="18"/>
-                <w:szCs w:val="18"/>
-              </w:rPr>
-            </w:pPr>
-          </w:p>
-        </w:tc>
-        <w:tc>
-          <w:tcPr>
-            <w:tcW w:w="6748" w:type="dxa"/>
-            <w:vAlign w:val="center"/>
-          </w:tcPr>
-          <w:p>
-            <w:pPr>
-              <w:spacing w:after="0"/>
-              <w:rPr>
-                <w:rFonts w:ascii="Segoe UI" w:hAnsi="Segoe UI" w:cs="Segoe UI"/>
-                <w:bCs/>
-                <w:sz w:val="18"/>
-                <w:szCs w:val="18"/>
-              </w:rPr>
-            </w:pPr>
-            <w:r>
-              <w:rPr>
-                <w:rFonts w:ascii="Segoe UI" w:hAnsi="Segoe UI" w:cs="Segoe UI"/>
-                <w:bCs/>
-                <w:sz w:val="18"/>
-                <w:szCs w:val="18"/>
-              </w:rPr>
-              <w:t xml:space="preserve"> </w:t>
             </w:r>
           </w:p>
         </w:tc>
@@ -836,7 +419,32 @@
           <w:sz w:val="22"/>
           <w:szCs w:val="22"/>
         </w:rPr>
-        <w:t>La presente relazione tecnica si riferisce all’impianto a pressione installato presso il sito produttivo della ditta {premessa.ragioneSociale}, con sede sociale in {premessa.sedeLegale}, esercente attività di {premessa.descrizioneAttivita}, {premessa.ubicazione}.</w:t>
+        <w:t>La presente relazione tecnica si riferisce all’impianto a pressione installato presso il sito produttivo della ditta {premessa.ragioneSociale}, con sede sociale in {premessa.sedeLegale}, esercente attività di {premessa.descrizioneAttivita}, {premessa.ubicazione}</w:t>
+      </w:r>
+      <w:r>
+        <w:rPr>
+          <w:rFonts w:ascii="Segoe UI" w:hAnsi="Segoe UI" w:cs="Segoe UI"/>
+          <w:sz w:val="22"/>
+          <w:szCs w:val="22"/>
+        </w:rPr>
+        <w:t xml:space="preserve">{#premessa.haDenominazioneSala} ed individuato come </w:t>
+      </w:r>
+      <w:r>
+        <w:rPr>
+          <w:rFonts w:ascii="Segoe UI" w:hAnsi="Segoe UI" w:cs="Segoe UI"/>
+          <w:i/>
+          <w:sz w:val="22"/>
+          <w:szCs w:val="22"/>
+        </w:rPr>
+        <w:t>{premessa.denominazioneSala}</w:t>
+      </w:r>
+      <w:r>
+        <w:rPr>
+          <w:rFonts w:ascii="Segoe UI" w:hAnsi="Segoe UI" w:cs="Segoe UI"/>
+          <w:sz w:val="22"/>
+          <w:szCs w:val="22"/>
+        </w:rPr>
+        <w:t>{/premessa.haDenominazioneSala}.</w:t>
       </w:r>
     </w:p>
     <w:p>
@@ -905,15 +513,7 @@
           <w:sz w:val="22"/>
           <w:szCs w:val="22"/>
         </w:rPr>
-        <w:t>L’attuale revisione del documento è conseguente a</w:t>
-      </w:r>
-      <w:r>
-        <w:rPr>
-          <w:rFonts w:ascii="Segoe UI" w:hAnsi="Segoe UI" w:cs="Segoe UI"/>
-          <w:sz w:val="22"/>
-          <w:szCs w:val="22"/>
-        </w:rPr>
-        <w:t xml:space="preserve">: </w:t>
+        <w:t xml:space="preserve">L’attuale revisione del documento è conseguente a: </w:t>
       </w:r>
       <w:r>
         <w:rPr>
@@ -1050,16 +650,8 @@
     <w:p>
       <w:pPr>
         <w:pStyle w:val="Titolo2"/>
-        <w:keepNext/>
-        <w:spacing w:after="160"/>
-        <w:rPr>
-          <w:rFonts w:ascii="Segoe UI" w:hAnsi="Segoe UI" w:cs="Segoe UI"/>
-        </w:rPr>
-      </w:pPr>
-      <w:r>
-        <w:rPr>
-          <w:rFonts w:ascii="Segoe UI" w:hAnsi="Segoe UI" w:cs="Segoe UI"/>
-        </w:rPr>
+      </w:pPr>
+      <w:r>
         <w:t>2.1 Configurazione</w:t>
       </w:r>
     </w:p>
@@ -1100,22 +692,25 @@
     </w:p>
     <w:p>
       <w:pPr>
+        <w:pStyle w:val="Paragrafoelenco"/>
+        <w:numPr>
+          <w:ilvl w:val="0"/>
+          <w:numId w:val="3"/>
+        </w:numPr>
         <w:spacing w:after="60"/>
-        <w:ind w:left="340" w:hanging="340"/>
-        <w:rPr>
-          <w:rFonts w:ascii="Segoe UI" w:hAnsi="Segoe UI" w:cs="Segoe UI"/>
-          <w:sz w:val="22"/>
-          <w:szCs w:val="22"/>
-        </w:rPr>
-      </w:pPr>
-      <w:r>
-        <w:rPr>
-          <w:rFonts w:ascii="Segoe UI" w:hAnsi="Segoe UI" w:cs="Segoe UI"/>
-          <w:sz w:val="22"/>
-          <w:szCs w:val="22"/>
-        </w:rPr>
-        <w:t>–</w:t>
-        <w:tab/>
+        <w:ind w:left="567"/>
+        <w:rPr>
+          <w:rFonts w:ascii="Segoe UI" w:hAnsi="Segoe UI" w:cs="Segoe UI"/>
+          <w:sz w:val="22"/>
+          <w:szCs w:val="22"/>
+        </w:rPr>
+      </w:pPr>
+      <w:r>
+        <w:rPr>
+          <w:rFonts w:ascii="Segoe UI" w:hAnsi="Segoe UI" w:cs="Segoe UI"/>
+          <w:sz w:val="22"/>
+          <w:szCs w:val="22"/>
+        </w:rPr>
         <w:t>{voce}</w:t>
       </w:r>
     </w:p>
@@ -1156,18 +751,28 @@
     </w:p>
     <w:p>
       <w:pPr>
-        <w:pageBreakBefore/>
+        <w:spacing w:after="160" w:line="278" w:lineRule="auto"/>
+        <w:jc w:val="left"/>
+        <w:rPr>
+          <w:rFonts w:ascii="Segoe UI" w:hAnsi="Segoe UI" w:cs="Segoe UI"/>
+          <w:sz w:val="22"/>
+          <w:szCs w:val="22"/>
+        </w:rPr>
+      </w:pPr>
+      <w:r>
+        <w:rPr>
+          <w:rFonts w:ascii="Segoe UI" w:hAnsi="Segoe UI" w:cs="Segoe UI"/>
+          <w:sz w:val="22"/>
+          <w:szCs w:val="22"/>
+        </w:rPr>
+        <w:br w:type="page"/>
+      </w:r>
+    </w:p>
+    <w:p>
+      <w:pPr>
         <w:pStyle w:val="Titolo2"/>
-        <w:keepNext/>
-        <w:spacing w:after="160"/>
-        <w:rPr>
-          <w:rFonts w:ascii="Segoe UI" w:hAnsi="Segoe UI" w:cs="Segoe UI"/>
-        </w:rPr>
-      </w:pPr>
-      <w:r>
-        <w:rPr>
-          <w:rFonts w:ascii="Segoe UI" w:hAnsi="Segoe UI" w:cs="Segoe UI"/>
-        </w:rPr>
+      </w:pPr>
+      <w:r>
         <w:lastRenderedPageBreak/>
         <w:t>2.2 Condizioni di installazione</w:t>
       </w:r>
@@ -1195,12 +800,13 @@
       </w:tblPr>
       <w:tblGrid>
         <w:gridCol w:w="5018"/>
-        <w:gridCol w:w="1701"/>
-        <w:gridCol w:w="2919"/>
+        <w:gridCol w:w="2127"/>
+        <w:gridCol w:w="2493"/>
       </w:tblGrid>
       <w:tr>
         <w:trPr>
           <w:cantSplit/>
+          <w:trHeight w:val="567"/>
           <w:tblHeader/>
         </w:trPr>
         <w:tc>
@@ -1232,7 +838,7 @@
         </w:tc>
         <w:tc>
           <w:tcPr>
-            <w:tcW w:w="1701" w:type="dxa"/>
+            <w:tcW w:w="2127" w:type="dxa"/>
             <w:shd w:val="clear" w:color="auto" w:fill="E7E6E6"/>
             <w:vAlign w:val="center"/>
           </w:tcPr>
@@ -1259,7 +865,7 @@
         </w:tc>
         <w:tc>
           <w:tcPr>
-            <w:tcW w:w="2919" w:type="dxa"/>
+            <w:tcW w:w="2493" w:type="dxa"/>
             <w:shd w:val="clear" w:color="auto" w:fill="E7E6E6"/>
             <w:vAlign w:val="center"/>
           </w:tcPr>
@@ -1288,6 +894,7 @@
       <w:tr>
         <w:trPr>
           <w:cantSplit/>
+          <w:trHeight w:val="567"/>
         </w:trPr>
         <w:tc>
           <w:tcPr>
@@ -1316,7 +923,7 @@
         </w:tc>
         <w:tc>
           <w:tcPr>
-            <w:tcW w:w="1701" w:type="dxa"/>
+            <w:tcW w:w="2127" w:type="dxa"/>
             <w:vAlign w:val="center"/>
           </w:tcPr>
           <w:p>
@@ -1341,7 +948,7 @@
         </w:tc>
         <w:tc>
           <w:tcPr>
-            <w:tcW w:w="2919" w:type="dxa"/>
+            <w:tcW w:w="2493" w:type="dxa"/>
             <w:vAlign w:val="center"/>
           </w:tcPr>
           <w:p>
@@ -1378,16 +985,8 @@
     <w:p>
       <w:pPr>
         <w:pStyle w:val="Titolo2"/>
-        <w:keepNext/>
-        <w:spacing w:after="160"/>
-        <w:rPr>
-          <w:rFonts w:ascii="Segoe UI" w:hAnsi="Segoe UI" w:cs="Segoe UI"/>
-        </w:rPr>
-      </w:pPr>
-      <w:r>
-        <w:rPr>
-          <w:rFonts w:ascii="Segoe UI" w:hAnsi="Segoe UI" w:cs="Segoe UI"/>
-        </w:rPr>
+      </w:pPr>
+      <w:r>
         <w:t>2.3 Schema d’impianto</w:t>
       </w:r>
     </w:p>
@@ -1411,13 +1010,9 @@
     <w:p>
       <w:pPr>
         <w:jc w:val="center"/>
-        <w:rPr>
-          <w:rFonts w:ascii="Segoe UI" w:hAnsi="Segoe UI" w:cs="Segoe UI"/>
-        </w:rPr>
-      </w:pPr>
-      <w:r>
-        <w:rPr>
-          <w:rFonts w:ascii="Segoe UI" w:hAnsi="Segoe UI" w:cs="Segoe UI"/>
+      </w:pPr>
+      <w:r>
+        <w:rPr>
           <w:noProof/>
         </w:rPr>
         <w:t>{%schemaImpianto}</w:t>
@@ -1425,9 +1020,19 @@
     </w:p>
     <w:p>
       <w:pPr>
+        <w:spacing w:after="160" w:line="278" w:lineRule="auto"/>
+        <w:jc w:val="left"/>
+      </w:pPr>
+      <w:r>
+        <w:br w:type="page"/>
+      </w:r>
+    </w:p>
+    <w:p>
+      <w:pPr>
         <w:pStyle w:val="Titolo1"/>
       </w:pPr>
       <w:r>
+        <w:lastRenderedPageBreak/>
         <w:t>3. Fluidi di processo</w:t>
       </w:r>
     </w:p>
@@ -1462,6 +1067,7 @@
       <w:tr>
         <w:trPr>
           <w:cantSplit/>
+          <w:trHeight w:val="624"/>
           <w:tblHeader/>
         </w:trPr>
         <w:tc>
@@ -1600,6 +1206,7 @@
       <w:tr>
         <w:trPr>
           <w:cantSplit/>
+          <w:trHeight w:val="624"/>
         </w:trPr>
         <w:tc>
           <w:tcPr>
@@ -1860,11 +1467,9 @@
     </w:p>
     <w:p>
       <w:pPr>
-        <w:pageBreakBefore/>
         <w:pStyle w:val="Titolo1"/>
       </w:pPr>
       <w:r>
-        <w:lastRenderedPageBreak/>
         <w:t>4. Caratterizzazione delle apparecchiature</w:t>
       </w:r>
     </w:p>
@@ -1903,8 +1508,7 @@
     </w:p>
     <w:tbl>
       <w:tblPr>
-        <w:tblW w:w="10263" w:type="dxa"/>
-        <w:tblInd w:w="80" w:type="dxa"/>
+        <w:tblW w:w="5000" w:type="pct"/>
         <w:tblBorders>
           <w:top w:val="single" w:sz="4" w:space="0" w:color="808080"/>
           <w:left w:val="single" w:sz="4" w:space="0" w:color="808080"/>
@@ -1913,7 +1517,6 @@
           <w:insideH w:val="single" w:sz="4" w:space="0" w:color="808080"/>
           <w:insideV w:val="single" w:sz="4" w:space="0" w:color="808080"/>
         </w:tblBorders>
-        <w:tblLayout w:type="fixed"/>
         <w:tblCellMar>
           <w:top w:w="40" w:type="dxa"/>
           <w:left w:w="28" w:type="dxa"/>
@@ -1923,15 +1526,15 @@
         <w:tblLook w:val="0000" w:firstRow="0" w:lastRow="0" w:firstColumn="0" w:lastColumn="0" w:noHBand="0" w:noVBand="0"/>
       </w:tblPr>
       <w:tblGrid>
-        <w:gridCol w:w="482"/>
-        <w:gridCol w:w="1276"/>
-        <w:gridCol w:w="2693"/>
-        <w:gridCol w:w="851"/>
-        <w:gridCol w:w="992"/>
-        <w:gridCol w:w="1134"/>
-        <w:gridCol w:w="567"/>
-        <w:gridCol w:w="709"/>
-        <w:gridCol w:w="1559"/>
+        <w:gridCol w:w="455"/>
+        <w:gridCol w:w="1198"/>
+        <w:gridCol w:w="2526"/>
+        <w:gridCol w:w="799"/>
+        <w:gridCol w:w="930"/>
+        <w:gridCol w:w="1063"/>
+        <w:gridCol w:w="531"/>
+        <w:gridCol w:w="664"/>
+        <w:gridCol w:w="1462"/>
       </w:tblGrid>
       <w:tr>
         <w:trPr>
@@ -1941,14 +1544,14 @@
         </w:trPr>
         <w:tc>
           <w:tcPr>
-            <w:tcW w:w="482" w:type="dxa"/>
+            <w:tcW w:w="236" w:type="pct"/>
             <w:shd w:val="clear" w:color="auto" w:fill="E7E6E6"/>
             <w:vAlign w:val="center"/>
           </w:tcPr>
           <w:p>
             <w:pPr>
               <w:spacing w:after="0"/>
-              <w:jc w:val="left"/>
+              <w:jc w:val="center"/>
               <w:rPr>
                 <w:rFonts w:ascii="Segoe UI" w:hAnsi="Segoe UI" w:cs="Segoe UI"/>
                 <w:sz w:val="18"/>
@@ -1968,7 +1571,7 @@
         </w:tc>
         <w:tc>
           <w:tcPr>
-            <w:tcW w:w="1276" w:type="dxa"/>
+            <w:tcW w:w="622" w:type="pct"/>
             <w:shd w:val="clear" w:color="auto" w:fill="E7E6E6"/>
             <w:vAlign w:val="center"/>
           </w:tcPr>
@@ -1995,7 +1598,7 @@
         </w:tc>
         <w:tc>
           <w:tcPr>
-            <w:tcW w:w="2693" w:type="dxa"/>
+            <w:tcW w:w="1312" w:type="pct"/>
             <w:shd w:val="clear" w:color="auto" w:fill="E7E6E6"/>
             <w:vAlign w:val="center"/>
           </w:tcPr>
@@ -2022,7 +1625,7 @@
         </w:tc>
         <w:tc>
           <w:tcPr>
-            <w:tcW w:w="851" w:type="dxa"/>
+            <w:tcW w:w="415" w:type="pct"/>
             <w:shd w:val="clear" w:color="auto" w:fill="E7E6E6"/>
             <w:vAlign w:val="center"/>
           </w:tcPr>
@@ -2100,7 +1703,7 @@
         </w:tc>
         <w:tc>
           <w:tcPr>
-            <w:tcW w:w="992" w:type="dxa"/>
+            <w:tcW w:w="483" w:type="pct"/>
             <w:shd w:val="clear" w:color="auto" w:fill="E7E6E6"/>
             <w:vAlign w:val="center"/>
           </w:tcPr>
@@ -2127,7 +1730,7 @@
         </w:tc>
         <w:tc>
           <w:tcPr>
-            <w:tcW w:w="1134" w:type="dxa"/>
+            <w:tcW w:w="552" w:type="pct"/>
             <w:shd w:val="clear" w:color="auto" w:fill="E7E6E6"/>
             <w:vAlign w:val="center"/>
           </w:tcPr>
@@ -2175,7 +1778,7 @@
         </w:tc>
         <w:tc>
           <w:tcPr>
-            <w:tcW w:w="567" w:type="dxa"/>
+            <w:tcW w:w="276" w:type="pct"/>
             <w:shd w:val="clear" w:color="auto" w:fill="E7E6E6"/>
             <w:vAlign w:val="center"/>
           </w:tcPr>
@@ -2213,7 +1816,7 @@
         </w:tc>
         <w:tc>
           <w:tcPr>
-            <w:tcW w:w="709" w:type="dxa"/>
+            <w:tcW w:w="345" w:type="pct"/>
             <w:shd w:val="clear" w:color="auto" w:fill="E7E6E6"/>
             <w:vAlign w:val="center"/>
           </w:tcPr>
@@ -2240,7 +1843,7 @@
         </w:tc>
         <w:tc>
           <w:tcPr>
-            <w:tcW w:w="1559" w:type="dxa"/>
+            <w:tcW w:w="760" w:type="pct"/>
             <w:shd w:val="clear" w:color="auto" w:fill="E7E6E6"/>
             <w:vAlign w:val="center"/>
           </w:tcPr>
@@ -2273,13 +1876,13 @@
         </w:trPr>
         <w:tc>
           <w:tcPr>
-            <w:tcW w:w="482" w:type="dxa"/>
-            <w:vAlign w:val="center"/>
-          </w:tcPr>
-          <w:p>
-            <w:pPr>
-              <w:spacing w:after="0"/>
-              <w:jc w:val="left"/>
+            <w:tcW w:w="236" w:type="pct"/>
+            <w:vAlign w:val="center"/>
+          </w:tcPr>
+          <w:p>
+            <w:pPr>
+              <w:spacing w:after="0"/>
+              <w:jc w:val="center"/>
               <w:rPr>
                 <w:rFonts w:ascii="Segoe UI" w:hAnsi="Segoe UI" w:cs="Segoe UI"/>
                 <w:sz w:val="18"/>
@@ -2298,7 +1901,7 @@
         </w:tc>
         <w:tc>
           <w:tcPr>
-            <w:tcW w:w="1276" w:type="dxa"/>
+            <w:tcW w:w="622" w:type="pct"/>
             <w:vAlign w:val="center"/>
           </w:tcPr>
           <w:p>
@@ -2323,7 +1926,7 @@
         </w:tc>
         <w:tc>
           <w:tcPr>
-            <w:tcW w:w="2693" w:type="dxa"/>
+            <w:tcW w:w="1312" w:type="pct"/>
             <w:vAlign w:val="center"/>
           </w:tcPr>
           <w:p>
@@ -2368,7 +1971,7 @@
         </w:tc>
         <w:tc>
           <w:tcPr>
-            <w:tcW w:w="851" w:type="dxa"/>
+            <w:tcW w:w="415" w:type="pct"/>
             <w:vAlign w:val="center"/>
           </w:tcPr>
           <w:p>
@@ -2393,7 +1996,7 @@
         </w:tc>
         <w:tc>
           <w:tcPr>
-            <w:tcW w:w="992" w:type="dxa"/>
+            <w:tcW w:w="483" w:type="pct"/>
             <w:vAlign w:val="center"/>
           </w:tcPr>
           <w:p>
@@ -2418,7 +2021,7 @@
         </w:tc>
         <w:tc>
           <w:tcPr>
-            <w:tcW w:w="1134" w:type="dxa"/>
+            <w:tcW w:w="552" w:type="pct"/>
             <w:vAlign w:val="center"/>
           </w:tcPr>
           <w:p>
@@ -2443,7 +2046,7 @@
         </w:tc>
         <w:tc>
           <w:tcPr>
-            <w:tcW w:w="567" w:type="dxa"/>
+            <w:tcW w:w="276" w:type="pct"/>
             <w:vAlign w:val="center"/>
           </w:tcPr>
           <w:p>
@@ -2468,7 +2071,7 @@
         </w:tc>
         <w:tc>
           <w:tcPr>
-            <w:tcW w:w="709" w:type="dxa"/>
+            <w:tcW w:w="345" w:type="pct"/>
             <w:vAlign w:val="center"/>
           </w:tcPr>
           <w:p>
@@ -2493,7 +2096,7 @@
         </w:tc>
         <w:tc>
           <w:tcPr>
-            <w:tcW w:w="1559" w:type="dxa"/>
+            <w:tcW w:w="760" w:type="pct"/>
             <w:vAlign w:val="center"/>
           </w:tcPr>
           <w:p>
@@ -2529,16 +2132,8 @@
     <w:p>
       <w:pPr>
         <w:pStyle w:val="Titolo2"/>
-        <w:keepNext/>
-        <w:spacing w:after="160"/>
-        <w:rPr>
-          <w:rFonts w:ascii="Segoe UI" w:hAnsi="Segoe UI" w:cs="Segoe UI"/>
-        </w:rPr>
-      </w:pPr>
-      <w:r>
-        <w:rPr>
-          <w:rFonts w:ascii="Segoe UI" w:hAnsi="Segoe UI" w:cs="Segoe UI"/>
-        </w:rPr>
+      </w:pPr>
+      <w:r>
         <w:t>5.1 Criteri applicati</w:t>
       </w:r>
     </w:p>
@@ -2602,6 +2197,7 @@
       <w:tr>
         <w:trPr>
           <w:cantSplit/>
+          <w:trHeight w:val="567"/>
           <w:tblHeader/>
         </w:trPr>
         <w:tc>
@@ -2686,6 +2282,7 @@
       <w:tr>
         <w:trPr>
           <w:cantSplit/>
+          <w:trHeight w:val="567"/>
         </w:trPr>
         <w:tc>
           <w:tcPr>
@@ -2763,6 +2360,7 @@
       <w:tr>
         <w:trPr>
           <w:cantSplit/>
+          <w:trHeight w:val="567"/>
         </w:trPr>
         <w:tc>
           <w:tcPr>
@@ -2858,6 +2456,7 @@
       <w:tr>
         <w:trPr>
           <w:cantSplit/>
+          <w:trHeight w:val="567"/>
         </w:trPr>
         <w:tc>
           <w:tcPr>
@@ -2968,6 +2567,7 @@
       <w:tr>
         <w:trPr>
           <w:cantSplit/>
+          <w:trHeight w:val="567"/>
         </w:trPr>
         <w:tc>
           <w:tcPr>
@@ -3081,6 +2681,7 @@
       <w:tr>
         <w:trPr>
           <w:cantSplit/>
+          <w:trHeight w:val="567"/>
         </w:trPr>
         <w:tc>
           <w:tcPr>
@@ -3158,6 +2759,7 @@
       <w:tr>
         <w:trPr>
           <w:cantSplit/>
+          <w:trHeight w:val="567"/>
         </w:trPr>
         <w:tc>
           <w:tcPr>
@@ -3179,6 +2781,7 @@
                 <w:sz w:val="22"/>
                 <w:szCs w:val="22"/>
               </w:rPr>
+              <w:lastRenderedPageBreak/>
               <w:t>Tubazioni con DN ≤ 80 mm</w:t>
             </w:r>
           </w:p>
@@ -3255,16 +2858,8 @@
     <w:p>
       <w:pPr>
         <w:pStyle w:val="Titolo2"/>
-        <w:keepNext/>
-        <w:spacing w:after="160"/>
-        <w:rPr>
-          <w:rFonts w:ascii="Segoe UI" w:hAnsi="Segoe UI" w:cs="Segoe UI"/>
-        </w:rPr>
-      </w:pPr>
-      <w:r>
-        <w:rPr>
-          <w:rFonts w:ascii="Segoe UI" w:hAnsi="Segoe UI" w:cs="Segoe UI"/>
-        </w:rPr>
+      </w:pPr>
+      <w:r>
         <w:t>5.2 Esiti per apparecchiatura</w:t>
       </w:r>
     </w:p>
@@ -3272,12 +2867,12 @@
       <w:tblPr>
         <w:tblW w:w="5000" w:type="pct"/>
         <w:tblBorders>
-          <w:top w:val="single" w:sz="4" w:space="0" w:color="808080"/>
-          <w:left w:val="single" w:sz="4" w:space="0" w:color="808080"/>
-          <w:bottom w:val="single" w:sz="4" w:space="0" w:color="808080"/>
-          <w:right w:val="single" w:sz="4" w:space="0" w:color="808080"/>
-          <w:insideH w:val="single" w:sz="4" w:space="0" w:color="808080"/>
-          <w:insideV w:val="single" w:sz="4" w:space="0" w:color="808080"/>
+          <w:top w:val="single" w:sz="4" w:space="0" w:color="auto"/>
+          <w:left w:val="single" w:sz="4" w:space="0" w:color="auto"/>
+          <w:bottom w:val="single" w:sz="4" w:space="0" w:color="auto"/>
+          <w:right w:val="single" w:sz="4" w:space="0" w:color="auto"/>
+          <w:insideH w:val="single" w:sz="4" w:space="0" w:color="auto"/>
+          <w:insideV w:val="single" w:sz="4" w:space="0" w:color="auto"/>
         </w:tblBorders>
         <w:tblCellMar>
           <w:top w:w="40" w:type="dxa"/>
@@ -3913,16 +3508,8 @@
     <w:p>
       <w:pPr>
         <w:pStyle w:val="Titolo2"/>
-        <w:keepNext/>
-        <w:spacing w:after="160"/>
-        <w:rPr>
-          <w:rFonts w:ascii="Segoe UI" w:hAnsi="Segoe UI" w:cs="Segoe UI"/>
-        </w:rPr>
-      </w:pPr>
-      <w:r>
-        <w:rPr>
-          <w:rFonts w:ascii="Segoe UI" w:hAnsi="Segoe UI" w:cs="Segoe UI"/>
-        </w:rPr>
+      </w:pPr>
+      <w:r>
         <w:t>5.3 Sistemi di protezione e controllo</w:t>
       </w:r>
     </w:p>
@@ -4219,8 +3806,6 @@
               </w:rPr>
               <w:t>{#valvole}</w:t>
             </w:r>
-            <w:proofErr w:type="spellStart"/>
-            <w:proofErr w:type="spellEnd"/>
           </w:p>
           <w:p>
             <w:pPr>
@@ -4239,10 +3824,8 @@
                 <w:szCs w:val="22"/>
                 <w:lang w:val="en-GB"/>
               </w:rPr>
-              <w:t>{pos} · n.f. {nFabbrica}</w:t>
-            </w:r>
-            <w:proofErr w:type="spellStart"/>
-            <w:proofErr w:type="spellEnd"/>
+              <w:t>{pos} – n.f. {nFabbrica}</w:t>
+            </w:r>
           </w:p>
           <w:p>
             <w:r>
@@ -4364,23 +3947,6 @@
           <w:szCs w:val="22"/>
         </w:rPr>
       </w:pPr>
-    </w:p>
-    <w:p>
-      <w:pPr>
-        <w:rPr>
-          <w:rFonts w:ascii="Segoe UI" w:hAnsi="Segoe UI" w:cs="Segoe UI"/>
-          <w:sz w:val="22"/>
-          <w:szCs w:val="22"/>
-        </w:rPr>
-      </w:pPr>
-      <w:r>
-        <w:rPr>
-          <w:rFonts w:ascii="Segoe UI" w:hAnsi="Segoe UI" w:cs="Segoe UI"/>
-          <w:sz w:val="22"/>
-          <w:szCs w:val="22"/>
-        </w:rPr>
-        <w:t>{#protezioni.haAltre}</w:t>
-      </w:r>
     </w:p>
     <w:p>
       <w:pPr>
@@ -4451,7 +4017,6 @@
                 <w:sz w:val="22"/>
                 <w:szCs w:val="22"/>
               </w:rPr>
-              <w:lastRenderedPageBreak/>
               <w:t>Pos.</w:t>
             </w:r>
           </w:p>
@@ -4546,15 +4111,6 @@
             <w:vAlign w:val="center"/>
           </w:tcPr>
           <w:p>
-            <w:pPr>
-              <w:spacing w:after="0"/>
-              <w:jc w:val="left"/>
-              <w:rPr>
-                <w:rFonts w:ascii="Segoe UI" w:hAnsi="Segoe UI" w:cs="Segoe UI"/>
-                <w:sz w:val="22"/>
-                <w:szCs w:val="22"/>
-              </w:rPr>
-            </w:pPr>
             <w:r>
               <w:rPr>
                 <w:rFonts w:ascii="Segoe UI" w:hAnsi="Segoe UI" w:cs="Segoe UI"/>
@@ -4563,17 +4119,15 @@
               </w:rPr>
               <w:t>{#valvole}</w:t>
             </w:r>
-            <w:proofErr w:type="spellStart"/>
-            <w:proofErr w:type="spellEnd"/>
-          </w:p>
-          <w:p>
-            <w:r>
-              <w:rPr>
-                <w:rFonts w:ascii="Segoe UI" w:hAnsi="Segoe UI" w:cs="Segoe UI"/>
-                <w:sz w:val="22"/>
-                <w:szCs w:val="22"/>
-              </w:rPr>
-              <w:t>{pos} · n.f. {nFabbrica}</w:t>
+          </w:p>
+          <w:p>
+            <w:r>
+              <w:rPr>
+                <w:rFonts w:ascii="Segoe UI" w:hAnsi="Segoe UI" w:cs="Segoe UI"/>
+                <w:sz w:val="22"/>
+                <w:szCs w:val="22"/>
+              </w:rPr>
+              <w:t>{pos} – n.f. {nFabbrica}</w:t>
             </w:r>
           </w:p>
           <w:p>
@@ -4616,34 +4170,9 @@
     </w:tbl>
     <w:p>
       <w:pPr>
-        <w:rPr>
-          <w:rFonts w:ascii="Segoe UI" w:hAnsi="Segoe UI" w:cs="Segoe UI"/>
-          <w:sz w:val="22"/>
-          <w:szCs w:val="22"/>
-        </w:rPr>
-      </w:pPr>
-      <w:r>
-        <w:rPr>
-          <w:rFonts w:ascii="Segoe UI" w:hAnsi="Segoe UI" w:cs="Segoe UI"/>
-          <w:sz w:val="22"/>
-          <w:szCs w:val="22"/>
-        </w:rPr>
-        <w:t>{/protezioni.haAltre}</w:t>
-      </w:r>
-    </w:p>
-    <w:p>
-      <w:pPr>
         <w:pStyle w:val="Titolo2"/>
-        <w:keepNext/>
-        <w:spacing w:after="160"/>
-        <w:rPr>
-          <w:rFonts w:ascii="Segoe UI" w:hAnsi="Segoe UI" w:cs="Segoe UI"/>
-        </w:rPr>
-      </w:pPr>
-      <w:r>
-        <w:rPr>
-          <w:rFonts w:ascii="Segoe UI" w:hAnsi="Segoe UI" w:cs="Segoe UI"/>
-        </w:rPr>
+      </w:pPr>
+      <w:r>
         <w:t>5.4 Note</w:t>
       </w:r>
     </w:p>
@@ -4796,22 +4325,15 @@
         <w:pStyle w:val="Titolo1"/>
       </w:pPr>
       <w:r>
+        <w:lastRenderedPageBreak/>
         <w:t>6. Verifica delle valvole di sicurezza</w:t>
       </w:r>
     </w:p>
     <w:p>
       <w:pPr>
         <w:pStyle w:val="Titolo2"/>
-        <w:keepNext/>
-        <w:spacing w:after="160"/>
-        <w:rPr>
-          <w:rFonts w:ascii="Segoe UI" w:hAnsi="Segoe UI" w:cs="Segoe UI"/>
-        </w:rPr>
-      </w:pPr>
-      <w:r>
-        <w:rPr>
-          <w:rFonts w:ascii="Segoe UI" w:hAnsi="Segoe UI" w:cs="Segoe UI"/>
-        </w:rPr>
+      </w:pPr>
+      <w:r>
         <w:t>6.1 Dimensionamento della portata</w:t>
       </w:r>
     </w:p>
@@ -4882,7 +4404,7 @@
           </w:tcPr>
           <w:p>
             <w:pPr>
-              <w:spacing w:after="0"/>
+              <w:spacing w:after="0" w:line="240" w:lineRule="auto"/>
               <w:jc w:val="center"/>
               <w:rPr>
                 <w:rFonts w:ascii="Segoe UI" w:hAnsi="Segoe UI" w:cs="Segoe UI"/>
@@ -4909,7 +4431,7 @@
           </w:tcPr>
           <w:p>
             <w:pPr>
-              <w:spacing w:after="0"/>
+              <w:spacing w:after="0" w:line="240" w:lineRule="auto"/>
               <w:jc w:val="center"/>
               <w:rPr>
                 <w:rFonts w:ascii="Segoe UI" w:hAnsi="Segoe UI" w:cs="Segoe UI"/>
@@ -4936,7 +4458,7 @@
           </w:tcPr>
           <w:p>
             <w:pPr>
-              <w:spacing w:after="0"/>
+              <w:spacing w:after="0" w:line="240" w:lineRule="auto"/>
               <w:jc w:val="left"/>
               <w:rPr>
                 <w:rFonts w:ascii="Segoe UI" w:hAnsi="Segoe UI" w:cs="Segoe UI"/>
@@ -4963,7 +4485,7 @@
           </w:tcPr>
           <w:p>
             <w:pPr>
-              <w:spacing w:after="0"/>
+              <w:spacing w:after="0" w:line="240" w:lineRule="auto"/>
               <w:jc w:val="center"/>
               <w:rPr>
                 <w:rFonts w:ascii="Segoe UI" w:hAnsi="Segoe UI" w:cs="Segoe UI"/>
@@ -4984,7 +4506,7 @@
           </w:p>
           <w:p>
             <w:pPr>
-              <w:spacing w:after="0"/>
+              <w:spacing w:after="0" w:line="240" w:lineRule="auto"/>
               <w:jc w:val="center"/>
               <w:rPr>
                 <w:rFonts w:ascii="Segoe UI" w:hAnsi="Segoe UI" w:cs="Segoe UI"/>
@@ -5011,7 +4533,7 @@
           </w:tcPr>
           <w:p>
             <w:pPr>
-              <w:spacing w:after="0"/>
+              <w:spacing w:after="0" w:line="240" w:lineRule="auto"/>
               <w:jc w:val="center"/>
               <w:rPr>
                 <w:rFonts w:ascii="Segoe UI" w:hAnsi="Segoe UI" w:cs="Segoe UI"/>
@@ -5032,7 +4554,7 @@
           </w:p>
           <w:p>
             <w:pPr>
-              <w:spacing w:after="0"/>
+              <w:spacing w:after="0" w:line="240" w:lineRule="auto"/>
               <w:jc w:val="center"/>
               <w:rPr>
                 <w:rFonts w:ascii="Segoe UI" w:hAnsi="Segoe UI" w:cs="Segoe UI"/>
@@ -5059,7 +4581,7 @@
           </w:tcPr>
           <w:p>
             <w:pPr>
-              <w:spacing w:after="0"/>
+              <w:spacing w:after="0" w:line="240" w:lineRule="auto"/>
               <w:jc w:val="center"/>
               <w:rPr>
                 <w:rFonts w:ascii="Segoe UI" w:hAnsi="Segoe UI" w:cs="Segoe UI"/>
@@ -5099,7 +4621,7 @@
           </w:tcPr>
           <w:p>
             <w:pPr>
-              <w:spacing w:after="0"/>
+              <w:spacing w:after="0" w:line="240" w:lineRule="auto"/>
               <w:jc w:val="center"/>
               <w:rPr>
                 <w:rFonts w:ascii="Segoe UI" w:hAnsi="Segoe UI" w:cs="Segoe UI"/>
@@ -5124,7 +4646,7 @@
           </w:tcPr>
           <w:p>
             <w:pPr>
-              <w:spacing w:after="0"/>
+              <w:spacing w:after="0" w:line="240" w:lineRule="auto"/>
               <w:jc w:val="center"/>
               <w:rPr>
                 <w:rFonts w:ascii="Segoe UI" w:hAnsi="Segoe UI" w:cs="Segoe UI"/>
@@ -5149,8 +4671,7 @@
           </w:tcPr>
           <w:p>
             <w:pPr>
-              <w:spacing w:after="0"/>
-              <w:jc w:val="left"/>
+              <w:spacing w:after="0" w:line="240" w:lineRule="auto"/>
               <w:rPr>
                 <w:rFonts w:ascii="Segoe UI" w:hAnsi="Segoe UI" w:cs="Segoe UI"/>
                 <w:sz w:val="22"/>
@@ -5167,13 +4688,44 @@
             </w:r>
           </w:p>
           <w:p>
-            <w:r>
-              <w:rPr>
-                <w:rFonts w:ascii="Segoe UI" w:hAnsi="Segoe UI" w:cs="Segoe UI"/>
-                <w:sz w:val="22"/>
-                <w:szCs w:val="22"/>
-              </w:rPr>
-              <w:t>Pos. {pos} – {descrizione} · {costruttore} {modello}</w:t>
+            <w:pPr>
+              <w:spacing w:after="0" w:line="240" w:lineRule="auto"/>
+              <w:rPr>
+                <w:rFonts w:ascii="Segoe UI" w:hAnsi="Segoe UI" w:cs="Segoe UI"/>
+                <w:sz w:val="22"/>
+                <w:szCs w:val="22"/>
+              </w:rPr>
+            </w:pPr>
+            <w:r>
+              <w:rPr>
+                <w:rFonts w:ascii="Segoe UI" w:hAnsi="Segoe UI" w:cs="Segoe UI"/>
+                <w:sz w:val="22"/>
+                <w:szCs w:val="22"/>
+              </w:rPr>
+              <w:t>Pos. {pos} – {descrizione} –</w:t>
+            </w:r>
+          </w:p>
+          <w:p>
+            <w:pPr>
+              <w:spacing w:after="0" w:line="240" w:lineRule="auto"/>
+            </w:pPr>
+            <w:r>
+              <w:rPr>
+                <w:rFonts w:ascii="Segoe UI" w:hAnsi="Segoe UI" w:cs="Segoe UI"/>
+                <w:sz w:val="22"/>
+                <w:szCs w:val="22"/>
+              </w:rPr>
+              <w:t>{costruttore}</w:t>
+            </w:r>
+          </w:p>
+          <w:p>
+            <w:r>
+              <w:rPr>
+                <w:rFonts w:ascii="Segoe UI" w:hAnsi="Segoe UI" w:cs="Segoe UI"/>
+                <w:sz w:val="22"/>
+                <w:szCs w:val="22"/>
+              </w:rPr>
+              <w:t>{modello}</w:t>
             </w:r>
           </w:p>
           <w:p>
@@ -5194,7 +4746,7 @@
           </w:tcPr>
           <w:p>
             <w:pPr>
-              <w:spacing w:after="0"/>
+              <w:spacing w:after="0" w:line="240" w:lineRule="auto"/>
               <w:jc w:val="center"/>
               <w:rPr>
                 <w:rFonts w:ascii="Segoe UI" w:hAnsi="Segoe UI" w:cs="Segoe UI"/>
@@ -5219,7 +4771,7 @@
           </w:tcPr>
           <w:p>
             <w:pPr>
-              <w:spacing w:after="0"/>
+              <w:spacing w:after="0" w:line="240" w:lineRule="auto"/>
               <w:jc w:val="center"/>
               <w:rPr>
                 <w:rFonts w:ascii="Segoe UI" w:hAnsi="Segoe UI" w:cs="Segoe UI"/>
@@ -5244,7 +4796,7 @@
           </w:tcPr>
           <w:p>
             <w:pPr>
-              <w:spacing w:after="0"/>
+              <w:spacing w:after="0" w:line="240" w:lineRule="auto"/>
               <w:jc w:val="center"/>
               <w:rPr>
                 <w:rFonts w:ascii="Segoe UI" w:hAnsi="Segoe UI" w:cs="Segoe UI"/>
@@ -5276,17 +4828,8 @@
     <w:p>
       <w:pPr>
         <w:pStyle w:val="Titolo2"/>
-        <w:keepNext/>
-        <w:spacing w:after="160"/>
-        <w:rPr>
-          <w:rFonts w:ascii="Segoe UI" w:hAnsi="Segoe UI" w:cs="Segoe UI"/>
-        </w:rPr>
-      </w:pPr>
-      <w:r>
-        <w:rPr>
-          <w:rFonts w:ascii="Segoe UI" w:hAnsi="Segoe UI" w:cs="Segoe UI"/>
-        </w:rPr>
-        <w:lastRenderedPageBreak/>
+      </w:pPr>
+      <w:r>
         <w:t>6.2 Pressione di taratura</w:t>
       </w:r>
     </w:p>
@@ -5331,10 +4874,10 @@
       <w:tblGrid>
         <w:gridCol w:w="1032"/>
         <w:gridCol w:w="1376"/>
-        <w:gridCol w:w="3097"/>
-        <w:gridCol w:w="1721"/>
-        <w:gridCol w:w="1721"/>
-        <w:gridCol w:w="691"/>
+        <w:gridCol w:w="3177"/>
+        <w:gridCol w:w="1641"/>
+        <w:gridCol w:w="1336"/>
+        <w:gridCol w:w="1076"/>
       </w:tblGrid>
       <w:tr>
         <w:trPr>
@@ -5349,7 +4892,7 @@
           </w:tcPr>
           <w:p>
             <w:pPr>
-              <w:spacing w:after="0"/>
+              <w:spacing w:after="0" w:line="240" w:lineRule="auto"/>
               <w:rPr>
                 <w:rFonts w:ascii="Segoe UI" w:hAnsi="Segoe UI" w:cs="Segoe UI"/>
                 <w:sz w:val="22"/>
@@ -5375,7 +4918,7 @@
           </w:tcPr>
           <w:p>
             <w:pPr>
-              <w:spacing w:after="0"/>
+              <w:spacing w:after="0" w:line="240" w:lineRule="auto"/>
               <w:rPr>
                 <w:rFonts w:ascii="Segoe UI" w:hAnsi="Segoe UI" w:cs="Segoe UI"/>
                 <w:sz w:val="22"/>
@@ -5395,13 +4938,14 @@
         </w:tc>
         <w:tc>
           <w:tcPr>
-            <w:tcW w:w="3097" w:type="dxa"/>
+            <w:tcW w:w="3177" w:type="dxa"/>
             <w:shd w:val="clear" w:color="auto" w:fill="E7E6E6"/>
             <w:vAlign w:val="center"/>
           </w:tcPr>
           <w:p>
             <w:pPr>
-              <w:spacing w:after="0"/>
+              <w:spacing w:after="0" w:line="240" w:lineRule="auto"/>
+              <w:jc w:val="left"/>
               <w:rPr>
                 <w:rFonts w:ascii="Segoe UI" w:hAnsi="Segoe UI" w:cs="Segoe UI"/>
                 <w:sz w:val="22"/>
@@ -5421,13 +4965,13 @@
         </w:tc>
         <w:tc>
           <w:tcPr>
-            <w:tcW w:w="1721" w:type="dxa"/>
+            <w:tcW w:w="1641" w:type="dxa"/>
             <w:shd w:val="clear" w:color="auto" w:fill="E7E6E6"/>
             <w:vAlign w:val="center"/>
           </w:tcPr>
           <w:p>
             <w:pPr>
-              <w:spacing w:after="0"/>
+              <w:spacing w:after="0" w:line="240" w:lineRule="auto"/>
               <w:jc w:val="center"/>
               <w:rPr>
                 <w:rFonts w:ascii="Segoe UI" w:hAnsi="Segoe UI" w:cs="Segoe UI"/>
@@ -5448,13 +4992,13 @@
         </w:tc>
         <w:tc>
           <w:tcPr>
-            <w:tcW w:w="1721" w:type="dxa"/>
+            <w:tcW w:w="1336" w:type="dxa"/>
             <w:shd w:val="clear" w:color="auto" w:fill="E7E6E6"/>
             <w:vAlign w:val="center"/>
           </w:tcPr>
           <w:p>
             <w:pPr>
-              <w:spacing w:after="0"/>
+              <w:spacing w:after="0" w:line="240" w:lineRule="auto"/>
               <w:jc w:val="center"/>
               <w:rPr>
                 <w:rFonts w:ascii="Segoe UI" w:hAnsi="Segoe UI" w:cs="Segoe UI"/>
@@ -5475,27 +5019,58 @@
         </w:tc>
         <w:tc>
           <w:tcPr>
-            <w:tcW w:w="691" w:type="dxa"/>
+            <w:tcW w:w="1076" w:type="dxa"/>
             <w:shd w:val="clear" w:color="auto" w:fill="E7E6E6"/>
             <w:vAlign w:val="center"/>
           </w:tcPr>
           <w:p>
             <w:pPr>
-              <w:spacing w:after="0"/>
-              <w:rPr>
-                <w:rFonts w:ascii="Segoe UI" w:hAnsi="Segoe UI" w:cs="Segoe UI"/>
-                <w:sz w:val="22"/>
-                <w:szCs w:val="22"/>
-              </w:rPr>
-            </w:pPr>
-            <w:r>
-              <w:rPr>
-                <w:rFonts w:ascii="Segoe UI" w:hAnsi="Segoe UI" w:cs="Segoe UI"/>
-                <w:b/>
-                <w:sz w:val="22"/>
-                <w:szCs w:val="22"/>
-              </w:rPr>
-              <w:t>Ad.</w:t>
+              <w:spacing w:after="0" w:line="240" w:lineRule="auto"/>
+              <w:jc w:val="center"/>
+              <w:rPr>
+                <w:rFonts w:ascii="Segoe UI" w:hAnsi="Segoe UI" w:cs="Segoe UI"/>
+                <w:b/>
+                <w:sz w:val="22"/>
+                <w:szCs w:val="22"/>
+              </w:rPr>
+            </w:pPr>
+            <w:r>
+              <w:rPr>
+                <w:rFonts w:ascii="Segoe UI" w:hAnsi="Segoe UI" w:cs="Segoe UI"/>
+                <w:b/>
+                <w:sz w:val="22"/>
+                <w:szCs w:val="22"/>
+              </w:rPr>
+              <w:t>Ad</w:t>
+            </w:r>
+            <w:r>
+              <w:rPr>
+                <w:rFonts w:ascii="Segoe UI" w:hAnsi="Segoe UI" w:cs="Segoe UI"/>
+                <w:b/>
+                <w:sz w:val="22"/>
+                <w:szCs w:val="22"/>
+              </w:rPr>
+              <w:t>e-</w:t>
+            </w:r>
+          </w:p>
+          <w:p>
+            <w:pPr>
+              <w:spacing w:after="0" w:line="240" w:lineRule="auto"/>
+              <w:jc w:val="center"/>
+              <w:rPr>
+                <w:rFonts w:ascii="Segoe UI" w:hAnsi="Segoe UI" w:cs="Segoe UI"/>
+                <w:sz w:val="22"/>
+                <w:szCs w:val="22"/>
+              </w:rPr>
+            </w:pPr>
+            <w:r>
+              <w:rPr>
+                <w:rFonts w:ascii="Segoe UI" w:hAnsi="Segoe UI" w:cs="Segoe UI"/>
+                <w:b/>
+                <w:sz w:val="22"/>
+                <w:szCs w:val="22"/>
+              </w:rPr>
+              <w:t>guata</w:t>
             </w:r>
           </w:p>
         </w:tc>
@@ -5511,7 +5086,7 @@
           </w:tcPr>
           <w:p>
             <w:pPr>
-              <w:spacing w:after="0"/>
+              <w:spacing w:after="0" w:line="240" w:lineRule="auto"/>
               <w:rPr>
                 <w:rFonts w:ascii="Segoe UI" w:hAnsi="Segoe UI" w:cs="Segoe UI"/>
                 <w:sz w:val="22"/>
@@ -5535,7 +5110,7 @@
           </w:tcPr>
           <w:p>
             <w:pPr>
-              <w:spacing w:after="0"/>
+              <w:spacing w:after="0" w:line="240" w:lineRule="auto"/>
               <w:rPr>
                 <w:rFonts w:ascii="Segoe UI" w:hAnsi="Segoe UI" w:cs="Segoe UI"/>
                 <w:sz w:val="22"/>
@@ -5554,12 +5129,13 @@
         </w:tc>
         <w:tc>
           <w:tcPr>
-            <w:tcW w:w="3097" w:type="dxa"/>
-            <w:vAlign w:val="center"/>
-          </w:tcPr>
-          <w:p>
-            <w:pPr>
-              <w:spacing w:after="0"/>
+            <w:tcW w:w="3177" w:type="dxa"/>
+            <w:vAlign w:val="center"/>
+          </w:tcPr>
+          <w:p>
+            <w:pPr>
+              <w:spacing w:after="0" w:line="240" w:lineRule="auto"/>
+              <w:jc w:val="left"/>
               <w:rPr>
                 <w:rFonts w:ascii="Segoe UI" w:hAnsi="Segoe UI" w:cs="Segoe UI"/>
                 <w:sz w:val="22"/>
@@ -5576,13 +5152,46 @@
             </w:r>
           </w:p>
           <w:p>
-            <w:r>
-              <w:rPr>
-                <w:rFonts w:ascii="Segoe UI" w:hAnsi="Segoe UI" w:cs="Segoe UI"/>
-                <w:sz w:val="22"/>
-                <w:szCs w:val="22"/>
-              </w:rPr>
-              <w:t>Pos. {pos} – {descrizione} · {costruttore} {modello}</w:t>
+            <w:pPr>
+              <w:spacing w:after="0" w:line="240" w:lineRule="auto"/>
+              <w:jc w:val="left"/>
+              <w:rPr>
+                <w:rFonts w:ascii="Segoe UI" w:hAnsi="Segoe UI" w:cs="Segoe UI"/>
+                <w:sz w:val="22"/>
+                <w:szCs w:val="22"/>
+              </w:rPr>
+            </w:pPr>
+            <w:r>
+              <w:rPr>
+                <w:rFonts w:ascii="Segoe UI" w:hAnsi="Segoe UI" w:cs="Segoe UI"/>
+                <w:sz w:val="22"/>
+                <w:szCs w:val="22"/>
+              </w:rPr>
+              <w:t>Pos. {pos} – {descrizione} –</w:t>
+            </w:r>
+          </w:p>
+          <w:p>
+            <w:pPr>
+              <w:spacing w:after="0" w:line="240" w:lineRule="auto"/>
+              <w:jc w:val="left"/>
+            </w:pPr>
+            <w:r>
+              <w:rPr>
+                <w:rFonts w:ascii="Segoe UI" w:hAnsi="Segoe UI" w:cs="Segoe UI"/>
+                <w:sz w:val="22"/>
+                <w:szCs w:val="22"/>
+              </w:rPr>
+              <w:t>{costruttore}</w:t>
+            </w:r>
+          </w:p>
+          <w:p>
+            <w:r>
+              <w:rPr>
+                <w:rFonts w:ascii="Segoe UI" w:hAnsi="Segoe UI" w:cs="Segoe UI"/>
+                <w:sz w:val="22"/>
+                <w:szCs w:val="22"/>
+              </w:rPr>
+              <w:t>{modello}</w:t>
             </w:r>
           </w:p>
           <w:p>
@@ -5598,12 +5207,12 @@
         </w:tc>
         <w:tc>
           <w:tcPr>
-            <w:tcW w:w="1721" w:type="dxa"/>
-            <w:vAlign w:val="center"/>
-          </w:tcPr>
-          <w:p>
-            <w:pPr>
-              <w:spacing w:after="0"/>
+            <w:tcW w:w="1641" w:type="dxa"/>
+            <w:vAlign w:val="center"/>
+          </w:tcPr>
+          <w:p>
+            <w:pPr>
+              <w:spacing w:after="0" w:line="240" w:lineRule="auto"/>
               <w:jc w:val="center"/>
               <w:rPr>
                 <w:rFonts w:ascii="Segoe UI" w:hAnsi="Segoe UI" w:cs="Segoe UI"/>
@@ -5623,12 +5232,12 @@
         </w:tc>
         <w:tc>
           <w:tcPr>
-            <w:tcW w:w="1721" w:type="dxa"/>
-            <w:vAlign w:val="center"/>
-          </w:tcPr>
-          <w:p>
-            <w:pPr>
-              <w:spacing w:after="0"/>
+            <w:tcW w:w="1336" w:type="dxa"/>
+            <w:vAlign w:val="center"/>
+          </w:tcPr>
+          <w:p>
+            <w:pPr>
+              <w:spacing w:after="0" w:line="240" w:lineRule="auto"/>
               <w:jc w:val="center"/>
               <w:rPr>
                 <w:rFonts w:ascii="Segoe UI" w:hAnsi="Segoe UI" w:cs="Segoe UI"/>
@@ -5648,12 +5257,13 @@
         </w:tc>
         <w:tc>
           <w:tcPr>
-            <w:tcW w:w="691" w:type="dxa"/>
-            <w:vAlign w:val="center"/>
-          </w:tcPr>
-          <w:p>
-            <w:pPr>
-              <w:spacing w:after="0"/>
+            <w:tcW w:w="1076" w:type="dxa"/>
+            <w:vAlign w:val="center"/>
+          </w:tcPr>
+          <w:p>
+            <w:pPr>
+              <w:spacing w:after="0" w:line="240" w:lineRule="auto"/>
+              <w:jc w:val="center"/>
               <w:rPr>
                 <w:rFonts w:ascii="Segoe UI" w:hAnsi="Segoe UI" w:cs="Segoe UI"/>
                 <w:sz w:val="22"/>
@@ -5700,23 +5310,14 @@
     <w:p>
       <w:pPr>
         <w:pStyle w:val="Titolo2"/>
-        <w:keepNext/>
-        <w:spacing w:after="160"/>
-        <w:rPr>
-          <w:rFonts w:ascii="Segoe UI" w:hAnsi="Segoe UI" w:cs="Segoe UI"/>
-        </w:rPr>
-      </w:pPr>
-      <w:r>
-        <w:rPr>
-          <w:rFonts w:ascii="Segoe UI" w:hAnsi="Segoe UI" w:cs="Segoe UI"/>
-        </w:rPr>
+      </w:pPr>
+      <w:r>
         <w:t>7.1 Frequenze di riferimento (Allegato B – recipienti a pressione)</w:t>
       </w:r>
     </w:p>
     <w:tbl>
       <w:tblPr>
-        <w:tblW w:w="9638" w:type="dxa"/>
-        <w:tblInd w:w="80" w:type="dxa"/>
+        <w:tblW w:w="5000" w:type="pct"/>
         <w:tblBorders>
           <w:top w:val="single" w:sz="4" w:space="0" w:color="808080"/>
           <w:left w:val="single" w:sz="4" w:space="0" w:color="808080"/>
@@ -5725,7 +5326,6 @@
           <w:insideH w:val="single" w:sz="4" w:space="0" w:color="808080"/>
           <w:insideV w:val="single" w:sz="4" w:space="0" w:color="808080"/>
         </w:tblBorders>
-        <w:tblLayout w:type="fixed"/>
         <w:tblCellMar>
           <w:top w:w="40" w:type="dxa"/>
           <w:left w:w="80" w:type="dxa"/>
@@ -5735,9 +5335,9 @@
         <w:tblLook w:val="0000" w:firstRow="0" w:lastRow="0" w:firstColumn="0" w:lastColumn="0" w:noHBand="0" w:noVBand="0"/>
       </w:tblPr>
       <w:tblGrid>
-        <w:gridCol w:w="5782"/>
-        <w:gridCol w:w="1927"/>
-        <w:gridCol w:w="1929"/>
+        <w:gridCol w:w="5776"/>
+        <w:gridCol w:w="1926"/>
+        <w:gridCol w:w="1926"/>
       </w:tblGrid>
       <w:tr>
         <w:trPr>
@@ -5746,7 +5346,7 @@
         </w:trPr>
         <w:tc>
           <w:tcPr>
-            <w:tcW w:w="5782" w:type="dxa"/>
+            <w:tcW w:w="3000" w:type="pct"/>
             <w:shd w:val="clear" w:color="auto" w:fill="E7E6E6"/>
             <w:vAlign w:val="center"/>
           </w:tcPr>
@@ -5773,7 +5373,7 @@
         </w:tc>
         <w:tc>
           <w:tcPr>
-            <w:tcW w:w="1927" w:type="dxa"/>
+            <w:tcW w:w="1000" w:type="pct"/>
             <w:shd w:val="clear" w:color="auto" w:fill="E7E6E6"/>
             <w:vAlign w:val="center"/>
           </w:tcPr>
@@ -5800,7 +5400,7 @@
         </w:tc>
         <w:tc>
           <w:tcPr>
-            <w:tcW w:w="1929" w:type="dxa"/>
+            <w:tcW w:w="1001" w:type="pct"/>
             <w:shd w:val="clear" w:color="auto" w:fill="E7E6E6"/>
             <w:vAlign w:val="center"/>
           </w:tcPr>
@@ -5832,7 +5432,7 @@
         </w:trPr>
         <w:tc>
           <w:tcPr>
-            <w:tcW w:w="5782" w:type="dxa"/>
+            <w:tcW w:w="3000" w:type="pct"/>
             <w:vAlign w:val="center"/>
           </w:tcPr>
           <w:p>
@@ -5857,7 +5457,7 @@
         </w:tc>
         <w:tc>
           <w:tcPr>
-            <w:tcW w:w="1927" w:type="dxa"/>
+            <w:tcW w:w="1000" w:type="pct"/>
             <w:vAlign w:val="center"/>
           </w:tcPr>
           <w:p>
@@ -5900,7 +5500,7 @@
         </w:tc>
         <w:tc>
           <w:tcPr>
-            <w:tcW w:w="1929" w:type="dxa"/>
+            <w:tcW w:w="1001" w:type="pct"/>
             <w:vAlign w:val="center"/>
           </w:tcPr>
           <w:p>
@@ -5948,7 +5548,7 @@
         </w:trPr>
         <w:tc>
           <w:tcPr>
-            <w:tcW w:w="5782" w:type="dxa"/>
+            <w:tcW w:w="3000" w:type="pct"/>
             <w:vAlign w:val="center"/>
           </w:tcPr>
           <w:p>
@@ -5973,7 +5573,7 @@
         </w:tc>
         <w:tc>
           <w:tcPr>
-            <w:tcW w:w="1927" w:type="dxa"/>
+            <w:tcW w:w="1000" w:type="pct"/>
             <w:vAlign w:val="center"/>
           </w:tcPr>
           <w:p>
@@ -6016,7 +5616,7 @@
         </w:tc>
         <w:tc>
           <w:tcPr>
-            <w:tcW w:w="1929" w:type="dxa"/>
+            <w:tcW w:w="1001" w:type="pct"/>
             <w:vAlign w:val="center"/>
           </w:tcPr>
           <w:p>
@@ -6071,17 +5671,8 @@
     <w:p>
       <w:pPr>
         <w:pStyle w:val="Titolo2"/>
-        <w:keepNext/>
-        <w:spacing w:after="160"/>
-        <w:rPr>
-          <w:rFonts w:ascii="Segoe UI" w:hAnsi="Segoe UI" w:cs="Segoe UI"/>
-        </w:rPr>
-      </w:pPr>
-      <w:r>
-        <w:rPr>
-          <w:rFonts w:ascii="Segoe UI" w:hAnsi="Segoe UI" w:cs="Segoe UI"/>
-        </w:rPr>
-        <w:lastRenderedPageBreak/>
+      </w:pPr>
+      <w:r>
         <w:t>7.2 Scadenze per apparecchiatura</w:t>
       </w:r>
     </w:p>
@@ -6127,7 +5718,7 @@
           <w:p>
             <w:pPr>
               <w:spacing w:after="0"/>
-              <w:jc w:val="left"/>
+              <w:jc w:val="center"/>
               <w:rPr>
                 <w:rFonts w:ascii="Segoe UI" w:hAnsi="Segoe UI" w:cs="Segoe UI"/>
                 <w:sz w:val="22"/>
@@ -6277,7 +5868,7 @@
           <w:p>
             <w:pPr>
               <w:spacing w:after="0"/>
-              <w:jc w:val="left"/>
+              <w:jc w:val="center"/>
               <w:rPr>
                 <w:rFonts w:ascii="Segoe UI" w:hAnsi="Segoe UI" w:cs="Segoe UI"/>
                 <w:sz w:val="22"/>
@@ -6412,6 +6003,7 @@
         <w:pStyle w:val="Titolo1"/>
       </w:pPr>
       <w:r>
+        <w:lastRenderedPageBreak/>
         <w:t>8. Allegati</w:t>
       </w:r>
     </w:p>
@@ -6525,16 +6117,402 @@
 
 <file path=word/footer2.xml><?xml version="1.0" encoding="utf-8"?>
 <w:ftr xmlns:wpc="http://schemas.microsoft.com/office/word/2010/wordprocessingCanvas" xmlns:cx="http://schemas.microsoft.com/office/drawing/2014/chartex" xmlns:cx1="http://schemas.microsoft.com/office/drawing/2015/9/8/chartex" xmlns:cx2="http://schemas.microsoft.com/office/drawing/2015/10/21/chartex" xmlns:cx3="http://schemas.microsoft.com/office/drawing/2016/5/9/chartex" xmlns:cx4="http://schemas.microsoft.com/office/drawing/2016/5/10/chartex" xmlns:cx5="http://schemas.microsoft.com/office/drawing/2016/5/11/chartex" xmlns:cx6="http://schemas.microsoft.com/office/drawing/2016/5/12/chartex" xmlns:cx7="http://schemas.microsoft.com/office/drawing/2016/5/13/chartex" xmlns:cx8="http://schemas.microsoft.com/office/drawing/2016/5/14/chartex" xmlns:mc="http://schemas.openxmlformats.org/markup-compatibility/2006" xmlns:aink="http://schemas.microsoft.com/office/drawing/2016/ink" xmlns:am3d="http://schemas.microsoft.com/office/drawing/2017/model3d" xmlns:o="urn:schemas-microsoft-com:office:office" xmlns:oel="http://schemas.microsoft.com/office/2019/extlst" xmlns:r="http://schemas.openxmlformats.org/officeDocument/2006/relationships" xmlns:m="http://schemas.openxmlformats.org/officeDocument/2006/math" xmlns:v="urn:schemas-microsoft-com:vml" xmlns:wp14="http://schemas.microsoft.com/office/word/2010/wordprocessingDrawing" xmlns:wp="http://schemas.openxmlformats.org/drawingml/2006/wordprocessingDrawing" xmlns:w10="urn:schemas-microsoft-com:office:word" xmlns:w="http://schemas.openxmlformats.org/wordprocessingml/2006/main" xmlns:w14="http://schemas.microsoft.com/office/word/2010/wordml" xmlns:w15="http://schemas.microsoft.com/office/word/2012/wordml" xmlns:w16cei="http://schemas.microsoft.com/office/word/2026/wordml/cei" xmlns:w16cex="http://schemas.microsoft.com/office/word/2018/wordml/cex" xmlns:w16cid="http://schemas.microsoft.com/office/word/2016/wordml/cid" xmlns:w16="http://schemas.microsoft.com/office/word/2018/wordml" xmlns:w16du="http://schemas.microsoft.com/office/word/2023/wordml/word16du" xmlns:w16sdtdh="http://schemas.microsoft.com/office/word/2020/wordml/sdtdatahash" xmlns:w16sdtfl="http://schemas.microsoft.com/office/word/2024/wordml/sdtformatlock" xmlns:w16se="http://schemas.microsoft.com/office/word/2015/wordml/symex" xmlns:wpg="http://schemas.microsoft.com/office/word/2010/wordprocessingGroup" xmlns:wpi="http://schemas.microsoft.com/office/word/2010/wordprocessingInk" xmlns:wne="http://schemas.microsoft.com/office/word/2006/wordml" xmlns:wps="http://schemas.microsoft.com/office/word/2010/wordprocessingShape" mc:Ignorable="w14 w15 w16se w16cid w16 w16cex w16sdtdh w16sdtfl w16du wp14">
-  <w:p>
-    <w:pPr>
-      <w:pStyle w:val="Pidipagina"/>
-      <w:jc w:val="right"/>
-    </w:pPr>
-  </w:p>
+  <w:tbl>
+    <w:tblPr>
+      <w:tblW w:w="9638" w:type="dxa"/>
+      <w:tblInd w:w="80" w:type="dxa"/>
+      <w:tblBorders>
+        <w:top w:val="single" w:sz="4" w:space="0" w:color="808080"/>
+        <w:left w:val="single" w:sz="4" w:space="0" w:color="808080"/>
+        <w:bottom w:val="single" w:sz="4" w:space="0" w:color="808080"/>
+        <w:right w:val="single" w:sz="4" w:space="0" w:color="808080"/>
+        <w:insideH w:val="single" w:sz="4" w:space="0" w:color="808080"/>
+        <w:insideV w:val="single" w:sz="4" w:space="0" w:color="808080"/>
+      </w:tblBorders>
+      <w:tblLayout w:type="fixed"/>
+      <w:tblCellMar>
+        <w:top w:w="40" w:type="dxa"/>
+        <w:left w:w="80" w:type="dxa"/>
+        <w:bottom w:w="40" w:type="dxa"/>
+        <w:right w:w="80" w:type="dxa"/>
+      </w:tblCellMar>
+      <w:tblLook w:val="0000" w:firstRow="0" w:lastRow="0" w:firstColumn="0" w:lastColumn="0" w:noHBand="0" w:noVBand="0"/>
+    </w:tblPr>
+    <w:tblGrid>
+      <w:gridCol w:w="1927"/>
+      <w:gridCol w:w="963"/>
+      <w:gridCol w:w="6748"/>
+    </w:tblGrid>
+    <w:tr>
+      <w:trPr>
+        <w:cantSplit/>
+        <w:tblHeader/>
+      </w:trPr>
+      <w:tc>
+        <w:tcPr>
+          <w:tcW w:w="1927" w:type="dxa"/>
+          <w:shd w:val="clear" w:color="auto" w:fill="E7E6E6"/>
+          <w:vAlign w:val="center"/>
+        </w:tcPr>
+        <w:p>
+          <w:pPr>
+            <w:spacing w:after="0" w:line="240" w:lineRule="auto"/>
+            <w:jc w:val="center"/>
+            <w:rPr>
+              <w:rFonts w:ascii="Segoe UI" w:hAnsi="Segoe UI" w:cs="Segoe UI"/>
+              <w:bCs/>
+              <w:sz w:val="18"/>
+              <w:szCs w:val="18"/>
+            </w:rPr>
+          </w:pPr>
+          <w:r>
+            <w:rPr>
+              <w:rFonts w:ascii="Segoe UI" w:hAnsi="Segoe UI" w:cs="Segoe UI"/>
+              <w:bCs/>
+              <w:sz w:val="18"/>
+              <w:szCs w:val="18"/>
+            </w:rPr>
+            <w:t>DATA</w:t>
+          </w:r>
+        </w:p>
+      </w:tc>
+      <w:tc>
+        <w:tcPr>
+          <w:tcW w:w="963" w:type="dxa"/>
+          <w:shd w:val="clear" w:color="auto" w:fill="E7E6E6"/>
+          <w:vAlign w:val="center"/>
+        </w:tcPr>
+        <w:p>
+          <w:pPr>
+            <w:spacing w:after="0" w:line="240" w:lineRule="auto"/>
+            <w:jc w:val="center"/>
+            <w:rPr>
+              <w:rFonts w:ascii="Segoe UI" w:hAnsi="Segoe UI" w:cs="Segoe UI"/>
+              <w:bCs/>
+              <w:sz w:val="18"/>
+              <w:szCs w:val="18"/>
+            </w:rPr>
+          </w:pPr>
+          <w:r>
+            <w:rPr>
+              <w:rFonts w:ascii="Segoe UI" w:hAnsi="Segoe UI" w:cs="Segoe UI"/>
+              <w:bCs/>
+              <w:sz w:val="18"/>
+              <w:szCs w:val="18"/>
+            </w:rPr>
+            <w:t>REV</w:t>
+          </w:r>
+        </w:p>
+      </w:tc>
+      <w:tc>
+        <w:tcPr>
+          <w:tcW w:w="6748" w:type="dxa"/>
+          <w:shd w:val="clear" w:color="auto" w:fill="E7E6E6"/>
+          <w:vAlign w:val="center"/>
+        </w:tcPr>
+        <w:p>
+          <w:pPr>
+            <w:spacing w:after="0" w:line="240" w:lineRule="auto"/>
+            <w:rPr>
+              <w:rFonts w:ascii="Segoe UI" w:hAnsi="Segoe UI" w:cs="Segoe UI"/>
+              <w:bCs/>
+              <w:sz w:val="18"/>
+              <w:szCs w:val="18"/>
+            </w:rPr>
+          </w:pPr>
+          <w:r>
+            <w:rPr>
+              <w:rFonts w:ascii="Segoe UI" w:hAnsi="Segoe UI" w:cs="Segoe UI"/>
+              <w:bCs/>
+              <w:sz w:val="18"/>
+              <w:szCs w:val="18"/>
+            </w:rPr>
+            <w:t>OGGETTO</w:t>
+          </w:r>
+        </w:p>
+      </w:tc>
+    </w:tr>
+    <w:tr>
+      <w:trPr>
+        <w:cantSplit/>
+      </w:trPr>
+      <w:tc>
+        <w:tcPr>
+          <w:tcW w:w="1927" w:type="dxa"/>
+          <w:vAlign w:val="center"/>
+        </w:tcPr>
+        <w:p>
+          <w:pPr>
+            <w:spacing w:after="0" w:line="240" w:lineRule="auto"/>
+            <w:jc w:val="center"/>
+            <w:rPr>
+              <w:rFonts w:ascii="Segoe UI" w:hAnsi="Segoe UI" w:cs="Segoe UI"/>
+              <w:bCs/>
+              <w:sz w:val="18"/>
+              <w:szCs w:val="18"/>
+            </w:rPr>
+          </w:pPr>
+        </w:p>
+      </w:tc>
+      <w:tc>
+        <w:tcPr>
+          <w:tcW w:w="963" w:type="dxa"/>
+          <w:vAlign w:val="center"/>
+        </w:tcPr>
+        <w:p>
+          <w:pPr>
+            <w:spacing w:after="0" w:line="240" w:lineRule="auto"/>
+            <w:jc w:val="center"/>
+            <w:rPr>
+              <w:rFonts w:ascii="Segoe UI" w:hAnsi="Segoe UI" w:cs="Segoe UI"/>
+              <w:bCs/>
+              <w:sz w:val="18"/>
+              <w:szCs w:val="18"/>
+            </w:rPr>
+          </w:pPr>
+        </w:p>
+      </w:tc>
+      <w:tc>
+        <w:tcPr>
+          <w:tcW w:w="6748" w:type="dxa"/>
+          <w:vAlign w:val="center"/>
+        </w:tcPr>
+        <w:p>
+          <w:pPr>
+            <w:spacing w:after="0" w:line="240" w:lineRule="auto"/>
+            <w:rPr>
+              <w:rFonts w:ascii="Segoe UI" w:hAnsi="Segoe UI" w:cs="Segoe UI"/>
+              <w:bCs/>
+              <w:sz w:val="18"/>
+              <w:szCs w:val="18"/>
+            </w:rPr>
+          </w:pPr>
+          <w:r>
+            <w:rPr>
+              <w:rFonts w:ascii="Segoe UI" w:hAnsi="Segoe UI" w:cs="Segoe UI"/>
+              <w:bCs/>
+              <w:sz w:val="18"/>
+              <w:szCs w:val="18"/>
+            </w:rPr>
+            <w:t xml:space="preserve"> </w:t>
+          </w:r>
+        </w:p>
+      </w:tc>
+    </w:tr>
+    <w:tr>
+      <w:trPr>
+        <w:cantSplit/>
+      </w:trPr>
+      <w:tc>
+        <w:tcPr>
+          <w:tcW w:w="1927" w:type="dxa"/>
+          <w:vAlign w:val="center"/>
+        </w:tcPr>
+        <w:p>
+          <w:pPr>
+            <w:spacing w:after="0" w:line="240" w:lineRule="auto"/>
+            <w:jc w:val="center"/>
+            <w:rPr>
+              <w:rFonts w:ascii="Segoe UI" w:hAnsi="Segoe UI" w:cs="Segoe UI"/>
+              <w:bCs/>
+              <w:sz w:val="18"/>
+              <w:szCs w:val="18"/>
+            </w:rPr>
+          </w:pPr>
+        </w:p>
+      </w:tc>
+      <w:tc>
+        <w:tcPr>
+          <w:tcW w:w="963" w:type="dxa"/>
+          <w:vAlign w:val="center"/>
+        </w:tcPr>
+        <w:p>
+          <w:pPr>
+            <w:spacing w:after="0" w:line="240" w:lineRule="auto"/>
+            <w:jc w:val="center"/>
+            <w:rPr>
+              <w:rFonts w:ascii="Segoe UI" w:hAnsi="Segoe UI" w:cs="Segoe UI"/>
+              <w:bCs/>
+              <w:sz w:val="18"/>
+              <w:szCs w:val="18"/>
+            </w:rPr>
+          </w:pPr>
+        </w:p>
+      </w:tc>
+      <w:tc>
+        <w:tcPr>
+          <w:tcW w:w="6748" w:type="dxa"/>
+          <w:vAlign w:val="center"/>
+        </w:tcPr>
+        <w:p>
+          <w:pPr>
+            <w:spacing w:after="0" w:line="240" w:lineRule="auto"/>
+            <w:rPr>
+              <w:rFonts w:ascii="Segoe UI" w:hAnsi="Segoe UI" w:cs="Segoe UI"/>
+              <w:bCs/>
+              <w:sz w:val="18"/>
+              <w:szCs w:val="18"/>
+            </w:rPr>
+          </w:pPr>
+          <w:r>
+            <w:rPr>
+              <w:rFonts w:ascii="Segoe UI" w:hAnsi="Segoe UI" w:cs="Segoe UI"/>
+              <w:bCs/>
+              <w:sz w:val="18"/>
+              <w:szCs w:val="18"/>
+            </w:rPr>
+            <w:t xml:space="preserve"> </w:t>
+          </w:r>
+        </w:p>
+      </w:tc>
+    </w:tr>
+    <w:tr>
+      <w:trPr>
+        <w:cantSplit/>
+      </w:trPr>
+      <w:tc>
+        <w:tcPr>
+          <w:tcW w:w="1927" w:type="dxa"/>
+          <w:vAlign w:val="center"/>
+        </w:tcPr>
+        <w:p>
+          <w:pPr>
+            <w:spacing w:after="0" w:line="240" w:lineRule="auto"/>
+            <w:jc w:val="center"/>
+            <w:rPr>
+              <w:rFonts w:ascii="Segoe UI" w:hAnsi="Segoe UI" w:cs="Segoe UI"/>
+              <w:bCs/>
+              <w:sz w:val="18"/>
+              <w:szCs w:val="18"/>
+            </w:rPr>
+          </w:pPr>
+        </w:p>
+      </w:tc>
+      <w:tc>
+        <w:tcPr>
+          <w:tcW w:w="963" w:type="dxa"/>
+          <w:vAlign w:val="center"/>
+        </w:tcPr>
+        <w:p>
+          <w:pPr>
+            <w:spacing w:after="0" w:line="240" w:lineRule="auto"/>
+            <w:jc w:val="center"/>
+            <w:rPr>
+              <w:rFonts w:ascii="Segoe UI" w:hAnsi="Segoe UI" w:cs="Segoe UI"/>
+              <w:bCs/>
+              <w:sz w:val="18"/>
+              <w:szCs w:val="18"/>
+            </w:rPr>
+          </w:pPr>
+        </w:p>
+      </w:tc>
+      <w:tc>
+        <w:tcPr>
+          <w:tcW w:w="6748" w:type="dxa"/>
+          <w:vAlign w:val="center"/>
+        </w:tcPr>
+        <w:p>
+          <w:pPr>
+            <w:spacing w:after="0" w:line="240" w:lineRule="auto"/>
+            <w:rPr>
+              <w:rFonts w:ascii="Segoe UI" w:hAnsi="Segoe UI" w:cs="Segoe UI"/>
+              <w:bCs/>
+              <w:sz w:val="18"/>
+              <w:szCs w:val="18"/>
+            </w:rPr>
+          </w:pPr>
+          <w:r>
+            <w:rPr>
+              <w:rFonts w:ascii="Segoe UI" w:hAnsi="Segoe UI" w:cs="Segoe UI"/>
+              <w:bCs/>
+              <w:sz w:val="18"/>
+              <w:szCs w:val="18"/>
+            </w:rPr>
+            <w:t xml:space="preserve"> </w:t>
+          </w:r>
+        </w:p>
+      </w:tc>
+    </w:tr>
+    <w:tr>
+      <w:trPr>
+        <w:cantSplit/>
+      </w:trPr>
+      <w:tc>
+        <w:tcPr>
+          <w:tcW w:w="1927" w:type="dxa"/>
+          <w:vAlign w:val="center"/>
+        </w:tcPr>
+        <w:p>
+          <w:pPr>
+            <w:spacing w:after="0" w:line="240" w:lineRule="auto"/>
+            <w:jc w:val="center"/>
+            <w:rPr>
+              <w:rFonts w:ascii="Segoe UI" w:hAnsi="Segoe UI" w:cs="Segoe UI"/>
+              <w:bCs/>
+              <w:sz w:val="18"/>
+              <w:szCs w:val="18"/>
+            </w:rPr>
+          </w:pPr>
+        </w:p>
+      </w:tc>
+      <w:tc>
+        <w:tcPr>
+          <w:tcW w:w="963" w:type="dxa"/>
+          <w:vAlign w:val="center"/>
+        </w:tcPr>
+        <w:p>
+          <w:pPr>
+            <w:spacing w:after="0" w:line="240" w:lineRule="auto"/>
+            <w:jc w:val="center"/>
+            <w:rPr>
+              <w:rFonts w:ascii="Segoe UI" w:hAnsi="Segoe UI" w:cs="Segoe UI"/>
+              <w:bCs/>
+              <w:sz w:val="18"/>
+              <w:szCs w:val="18"/>
+            </w:rPr>
+          </w:pPr>
+          <w:r>
+            <w:rPr>
+              <w:rFonts w:ascii="Segoe UI" w:hAnsi="Segoe UI" w:cs="Segoe UI"/>
+              <w:bCs/>
+              <w:sz w:val="18"/>
+              <w:szCs w:val="18"/>
+            </w:rPr>
+            <w:t>{premessa.numeroRevisione}</w:t>
+          </w:r>
+        </w:p>
+      </w:tc>
+      <w:tc>
+        <w:tcPr>
+          <w:tcW w:w="6748" w:type="dxa"/>
+          <w:vAlign w:val="center"/>
+        </w:tcPr>
+        <w:p>
+          <w:pPr>
+            <w:spacing w:after="0" w:line="240" w:lineRule="auto"/>
+            <w:rPr>
+              <w:rFonts w:ascii="Segoe UI" w:hAnsi="Segoe UI" w:cs="Segoe UI"/>
+              <w:bCs/>
+              <w:sz w:val="18"/>
+              <w:szCs w:val="18"/>
+            </w:rPr>
+          </w:pPr>
+          <w:r>
+            <w:rPr>
+              <w:rFonts w:ascii="Segoe UI" w:hAnsi="Segoe UI" w:cs="Segoe UI"/>
+              <w:bCs/>
+              <w:sz w:val="18"/>
+              <w:szCs w:val="18"/>
+            </w:rPr>
+            <w:t>{premessa.notaRevisione}</w:t>
+          </w:r>
+        </w:p>
+      </w:tc>
+    </w:tr>
+  </w:tbl>
   <w:p>
     <w:pPr>
       <w:spacing w:after="0"/>
-      <w:jc w:val="right"/>
     </w:pPr>
   </w:p>
 </w:ftr>
@@ -6619,7 +6597,7 @@
             <w:rPr>
               <w:noProof/>
             </w:rPr>
-            <w:t>8</w:t>
+            <w:t>9</w:t>
           </w:r>
         </w:fldSimple>
       </w:sdtContent>
@@ -6729,6 +6707,119 @@
 <file path=word/numbering.xml><?xml version="1.0" encoding="utf-8"?>
 <w:numbering xmlns:wpc="http://schemas.microsoft.com/office/word/2010/wordprocessingCanvas" xmlns:cx="http://schemas.microsoft.com/office/drawing/2014/chartex" xmlns:cx1="http://schemas.microsoft.com/office/drawing/2015/9/8/chartex" xmlns:cx2="http://schemas.microsoft.com/office/drawing/2015/10/21/chartex" xmlns:cx3="http://schemas.microsoft.com/office/drawing/2016/5/9/chartex" xmlns:cx4="http://schemas.microsoft.com/office/drawing/2016/5/10/chartex" xmlns:cx5="http://schemas.microsoft.com/office/drawing/2016/5/11/chartex" xmlns:cx6="http://schemas.microsoft.com/office/drawing/2016/5/12/chartex" xmlns:cx7="http://schemas.microsoft.com/office/drawing/2016/5/13/chartex" xmlns:cx8="http://schemas.microsoft.com/office/drawing/2016/5/14/chartex" xmlns:mc="http://schemas.openxmlformats.org/markup-compatibility/2006" xmlns:aink="http://schemas.microsoft.com/office/drawing/2016/ink" xmlns:am3d="http://schemas.microsoft.com/office/drawing/2017/model3d" xmlns:o="urn:schemas-microsoft-com:office:office" xmlns:oel="http://schemas.microsoft.com/office/2019/extlst" xmlns:r="http://schemas.openxmlformats.org/officeDocument/2006/relationships" xmlns:m="http://schemas.openxmlformats.org/officeDocument/2006/math" xmlns:v="urn:schemas-microsoft-com:vml" xmlns:wp14="http://schemas.microsoft.com/office/word/2010/wordprocessingDrawing" xmlns:wp="http://schemas.openxmlformats.org/drawingml/2006/wordprocessingDrawing" xmlns:w10="urn:schemas-microsoft-com:office:word" xmlns:w="http://schemas.openxmlformats.org/wordprocessingml/2006/main" xmlns:w14="http://schemas.microsoft.com/office/word/2010/wordml" xmlns:w15="http://schemas.microsoft.com/office/word/2012/wordml" xmlns:w16cei="http://schemas.microsoft.com/office/word/2026/wordml/cei" xmlns:w16cex="http://schemas.microsoft.com/office/word/2018/wordml/cex" xmlns:w16cid="http://schemas.microsoft.com/office/word/2016/wordml/cid" xmlns:w16="http://schemas.microsoft.com/office/word/2018/wordml" xmlns:w16du="http://schemas.microsoft.com/office/word/2023/wordml/word16du" xmlns:w16sdtdh="http://schemas.microsoft.com/office/word/2020/wordml/sdtdatahash" xmlns:w16sdtfl="http://schemas.microsoft.com/office/word/2024/wordml/sdtformatlock" xmlns:w16se="http://schemas.microsoft.com/office/word/2015/wordml/symex" xmlns:wpg="http://schemas.microsoft.com/office/word/2010/wordprocessingGroup" xmlns:wpi="http://schemas.microsoft.com/office/word/2010/wordprocessingInk" xmlns:wne="http://schemas.microsoft.com/office/word/2006/wordml" xmlns:wps="http://schemas.microsoft.com/office/word/2010/wordprocessingShape" mc:Ignorable="w14 w15 w16se w16cid w16 w16cex w16sdtdh w16sdtfl w16du wp14">
   <w:abstractNum w:abstractNumId="0" w15:restartNumberingAfterBreak="0">
+    <w:nsid w:val="03E05402"/>
+    <w:multiLevelType w:val="hybridMultilevel"/>
+    <w:tmpl w:val="10365FF0"/>
+    <w:lvl w:ilvl="0" w:tplc="04100003">
+      <w:start w:val="1"/>
+      <w:numFmt w:val="bullet"/>
+      <w:lvlText w:val="o"/>
+      <w:lvlJc w:val="left"/>
+      <w:pPr>
+        <w:ind w:left="720" w:hanging="360"/>
+      </w:pPr>
+      <w:rPr>
+        <w:rFonts w:ascii="Courier New" w:hAnsi="Courier New" w:cs="Courier New" w:hint="default"/>
+      </w:rPr>
+    </w:lvl>
+    <w:lvl w:ilvl="1" w:tplc="04100003" w:tentative="1">
+      <w:start w:val="1"/>
+      <w:numFmt w:val="bullet"/>
+      <w:lvlText w:val="o"/>
+      <w:lvlJc w:val="left"/>
+      <w:pPr>
+        <w:ind w:left="1440" w:hanging="360"/>
+      </w:pPr>
+      <w:rPr>
+        <w:rFonts w:ascii="Courier New" w:hAnsi="Courier New" w:cs="Courier New" w:hint="default"/>
+      </w:rPr>
+    </w:lvl>
+    <w:lvl w:ilvl="2" w:tplc="04100005" w:tentative="1">
+      <w:start w:val="1"/>
+      <w:numFmt w:val="bullet"/>
+      <w:lvlText w:val=""/>
+      <w:lvlJc w:val="left"/>
+      <w:pPr>
+        <w:ind w:left="2160" w:hanging="360"/>
+      </w:pPr>
+      <w:rPr>
+        <w:rFonts w:ascii="Wingdings" w:hAnsi="Wingdings" w:hint="default"/>
+      </w:rPr>
+    </w:lvl>
+    <w:lvl w:ilvl="3" w:tplc="04100001" w:tentative="1">
+      <w:start w:val="1"/>
+      <w:numFmt w:val="bullet"/>
+      <w:lvlText w:val=""/>
+      <w:lvlJc w:val="left"/>
+      <w:pPr>
+        <w:ind w:left="2880" w:hanging="360"/>
+      </w:pPr>
+      <w:rPr>
+        <w:rFonts w:ascii="Symbol" w:hAnsi="Symbol" w:hint="default"/>
+      </w:rPr>
+    </w:lvl>
+    <w:lvl w:ilvl="4" w:tplc="04100003" w:tentative="1">
+      <w:start w:val="1"/>
+      <w:numFmt w:val="bullet"/>
+      <w:lvlText w:val="o"/>
+      <w:lvlJc w:val="left"/>
+      <w:pPr>
+        <w:ind w:left="3600" w:hanging="360"/>
+      </w:pPr>
+      <w:rPr>
+        <w:rFonts w:ascii="Courier New" w:hAnsi="Courier New" w:cs="Courier New" w:hint="default"/>
+      </w:rPr>
+    </w:lvl>
+    <w:lvl w:ilvl="5" w:tplc="04100005" w:tentative="1">
+      <w:start w:val="1"/>
+      <w:numFmt w:val="bullet"/>
+      <w:lvlText w:val=""/>
+      <w:lvlJc w:val="left"/>
+      <w:pPr>
+        <w:ind w:left="4320" w:hanging="360"/>
+      </w:pPr>
+      <w:rPr>
+        <w:rFonts w:ascii="Wingdings" w:hAnsi="Wingdings" w:hint="default"/>
+      </w:rPr>
+    </w:lvl>
+    <w:lvl w:ilvl="6" w:tplc="04100001" w:tentative="1">
+      <w:start w:val="1"/>
+      <w:numFmt w:val="bullet"/>
+      <w:lvlText w:val=""/>
+      <w:lvlJc w:val="left"/>
+      <w:pPr>
+        <w:ind w:left="5040" w:hanging="360"/>
+      </w:pPr>
+      <w:rPr>
+        <w:rFonts w:ascii="Symbol" w:hAnsi="Symbol" w:hint="default"/>
+      </w:rPr>
+    </w:lvl>
+    <w:lvl w:ilvl="7" w:tplc="04100003" w:tentative="1">
+      <w:start w:val="1"/>
+      <w:numFmt w:val="bullet"/>
+      <w:lvlText w:val="o"/>
+      <w:lvlJc w:val="left"/>
+      <w:pPr>
+        <w:ind w:left="5760" w:hanging="360"/>
+      </w:pPr>
+      <w:rPr>
+        <w:rFonts w:ascii="Courier New" w:hAnsi="Courier New" w:cs="Courier New" w:hint="default"/>
+      </w:rPr>
+    </w:lvl>
+    <w:lvl w:ilvl="8" w:tplc="04100005" w:tentative="1">
+      <w:start w:val="1"/>
+      <w:numFmt w:val="bullet"/>
+      <w:lvlText w:val=""/>
+      <w:lvlJc w:val="left"/>
+      <w:pPr>
+        <w:ind w:left="6480" w:hanging="360"/>
+      </w:pPr>
+      <w:rPr>
+        <w:rFonts w:ascii="Wingdings" w:hAnsi="Wingdings" w:hint="default"/>
+      </w:rPr>
+    </w:lvl>
+  </w:abstractNum>
+  <w:abstractNum w:abstractNumId="1" w15:restartNumberingAfterBreak="0">
     <w:nsid w:val="247131DE"/>
     <w:multiLevelType w:val="hybridMultilevel"/>
     <w:tmpl w:val="C3E015DE"/>
@@ -6842,7 +6933,7 @@
       </w:rPr>
     </w:lvl>
   </w:abstractNum>
-  <w:abstractNum w:abstractNumId="1" w15:restartNumberingAfterBreak="0">
+  <w:abstractNum w:abstractNumId="2" w15:restartNumberingAfterBreak="0">
     <w:nsid w:val="4FE2676D"/>
     <w:multiLevelType w:val="hybridMultilevel"/>
     <w:tmpl w:val="FC78275C"/>
@@ -6954,11 +7045,129 @@
       </w:rPr>
     </w:lvl>
   </w:abstractNum>
+  <w:abstractNum w:abstractNumId="3" w15:restartNumberingAfterBreak="0">
+    <w:nsid w:val="5AF5391B"/>
+    <w:multiLevelType w:val="hybridMultilevel"/>
+    <w:tmpl w:val="9558BF96"/>
+    <w:lvl w:ilvl="0" w:tplc="95D0F23C">
+      <w:numFmt w:val="bullet"/>
+      <w:lvlText w:val="–"/>
+      <w:lvlJc w:val="left"/>
+      <w:pPr>
+        <w:ind w:left="720" w:hanging="360"/>
+      </w:pPr>
+      <w:rPr>
+        <w:rFonts w:ascii="Segoe UI" w:eastAsia="Times New Roman" w:hAnsi="Segoe UI" w:cs="Segoe UI" w:hint="default"/>
+      </w:rPr>
+    </w:lvl>
+    <w:lvl w:ilvl="1" w:tplc="04100003" w:tentative="1">
+      <w:start w:val="1"/>
+      <w:numFmt w:val="bullet"/>
+      <w:lvlText w:val="o"/>
+      <w:lvlJc w:val="left"/>
+      <w:pPr>
+        <w:ind w:left="1440" w:hanging="360"/>
+      </w:pPr>
+      <w:rPr>
+        <w:rFonts w:ascii="Courier New" w:hAnsi="Courier New" w:cs="Courier New" w:hint="default"/>
+      </w:rPr>
+    </w:lvl>
+    <w:lvl w:ilvl="2" w:tplc="04100005" w:tentative="1">
+      <w:start w:val="1"/>
+      <w:numFmt w:val="bullet"/>
+      <w:lvlText w:val=""/>
+      <w:lvlJc w:val="left"/>
+      <w:pPr>
+        <w:ind w:left="2160" w:hanging="360"/>
+      </w:pPr>
+      <w:rPr>
+        <w:rFonts w:ascii="Wingdings" w:hAnsi="Wingdings" w:hint="default"/>
+      </w:rPr>
+    </w:lvl>
+    <w:lvl w:ilvl="3" w:tplc="04100001" w:tentative="1">
+      <w:start w:val="1"/>
+      <w:numFmt w:val="bullet"/>
+      <w:lvlText w:val=""/>
+      <w:lvlJc w:val="left"/>
+      <w:pPr>
+        <w:ind w:left="2880" w:hanging="360"/>
+      </w:pPr>
+      <w:rPr>
+        <w:rFonts w:ascii="Symbol" w:hAnsi="Symbol" w:hint="default"/>
+      </w:rPr>
+    </w:lvl>
+    <w:lvl w:ilvl="4" w:tplc="04100003" w:tentative="1">
+      <w:start w:val="1"/>
+      <w:numFmt w:val="bullet"/>
+      <w:lvlText w:val="o"/>
+      <w:lvlJc w:val="left"/>
+      <w:pPr>
+        <w:ind w:left="3600" w:hanging="360"/>
+      </w:pPr>
+      <w:rPr>
+        <w:rFonts w:ascii="Courier New" w:hAnsi="Courier New" w:cs="Courier New" w:hint="default"/>
+      </w:rPr>
+    </w:lvl>
+    <w:lvl w:ilvl="5" w:tplc="04100005" w:tentative="1">
+      <w:start w:val="1"/>
+      <w:numFmt w:val="bullet"/>
+      <w:lvlText w:val=""/>
+      <w:lvlJc w:val="left"/>
+      <w:pPr>
+        <w:ind w:left="4320" w:hanging="360"/>
+      </w:pPr>
+      <w:rPr>
+        <w:rFonts w:ascii="Wingdings" w:hAnsi="Wingdings" w:hint="default"/>
+      </w:rPr>
+    </w:lvl>
+    <w:lvl w:ilvl="6" w:tplc="04100001" w:tentative="1">
+      <w:start w:val="1"/>
+      <w:numFmt w:val="bullet"/>
+      <w:lvlText w:val=""/>
+      <w:lvlJc w:val="left"/>
+      <w:pPr>
+        <w:ind w:left="5040" w:hanging="360"/>
+      </w:pPr>
+      <w:rPr>
+        <w:rFonts w:ascii="Symbol" w:hAnsi="Symbol" w:hint="default"/>
+      </w:rPr>
+    </w:lvl>
+    <w:lvl w:ilvl="7" w:tplc="04100003" w:tentative="1">
+      <w:start w:val="1"/>
+      <w:numFmt w:val="bullet"/>
+      <w:lvlText w:val="o"/>
+      <w:lvlJc w:val="left"/>
+      <w:pPr>
+        <w:ind w:left="5760" w:hanging="360"/>
+      </w:pPr>
+      <w:rPr>
+        <w:rFonts w:ascii="Courier New" w:hAnsi="Courier New" w:cs="Courier New" w:hint="default"/>
+      </w:rPr>
+    </w:lvl>
+    <w:lvl w:ilvl="8" w:tplc="04100005" w:tentative="1">
+      <w:start w:val="1"/>
+      <w:numFmt w:val="bullet"/>
+      <w:lvlText w:val=""/>
+      <w:lvlJc w:val="left"/>
+      <w:pPr>
+        <w:ind w:left="6480" w:hanging="360"/>
+      </w:pPr>
+      <w:rPr>
+        <w:rFonts w:ascii="Wingdings" w:hAnsi="Wingdings" w:hint="default"/>
+      </w:rPr>
+    </w:lvl>
+  </w:abstractNum>
   <w:num w:numId="1" w16cid:durableId="660230320">
+    <w:abstractNumId w:val="1"/>
+  </w:num>
+  <w:num w:numId="2" w16cid:durableId="327370562">
+    <w:abstractNumId w:val="2"/>
+  </w:num>
+  <w:num w:numId="3" w16cid:durableId="1070617788">
     <w:abstractNumId w:val="0"/>
   </w:num>
-  <w:num w:numId="2" w16cid:durableId="327370562">
-    <w:abstractNumId w:val="1"/>
+  <w:num w:numId="4" w16cid:durableId="388920733">
+    <w:abstractNumId w:val="3"/>
   </w:num>
 </w:numbering>
 </file>
@@ -7369,10 +7578,10 @@
     <w:basedOn w:val="Normale"/>
     <w:uiPriority w:val="9"/>
     <w:qFormat/>
-    <w:rsid w:val="007C2523"/>
+    <w:rsid w:val="0026645F"/>
     <w:pPr>
       <w:keepNext/>
-      <w:spacing w:before="320" w:after="160"/>
+      <w:spacing w:before="480"/>
       <w:jc w:val="left"/>
       <w:outlineLvl w:val="0"/>
     </w:pPr>
@@ -7390,12 +7599,15 @@
     <w:uiPriority w:val="9"/>
     <w:unhideWhenUsed/>
     <w:qFormat/>
+    <w:rsid w:val="0026645F"/>
     <w:pPr>
+      <w:keepNext/>
       <w:spacing w:before="240"/>
       <w:jc w:val="left"/>
       <w:outlineLvl w:val="1"/>
     </w:pPr>
     <w:rPr>
+      <w:rFonts w:ascii="Segoe UI" w:hAnsi="Segoe UI" w:cs="Segoe UI"/>
       <w:b/>
       <w:sz w:val="22"/>
       <w:szCs w:val="22"/>
@@ -7404,6 +7616,7 @@
   <w:style w:type="character" w:default="1" w:styleId="Carpredefinitoparagrafo">
     <w:name w:val="Default Paragraph Font"/>
     <w:uiPriority w:val="1"/>
+    <w:semiHidden/>
     <w:unhideWhenUsed/>
   </w:style>
   <w:style w:type="table" w:default="1" w:styleId="Tabellanormale">

--- a/public/templates/relazione-dm329.docx
+++ b/public/templates/relazione-dm329.docx
@@ -503,13 +503,17 @@
       <w:pPr>
         <w:rPr>
           <w:rFonts w:ascii="Segoe UI" w:hAnsi="Segoe UI" w:cs="Segoe UI"/>
-          <w:sz w:val="22"/>
-          <w:szCs w:val="22"/>
-        </w:rPr>
-      </w:pPr>
-      <w:r>
-        <w:rPr>
-          <w:rFonts w:ascii="Segoe UI" w:hAnsi="Segoe UI" w:cs="Segoe UI"/>
+          <w:b/>
+          <w:bCs/>
+          <w:sz w:val="22"/>
+          <w:szCs w:val="22"/>
+        </w:rPr>
+      </w:pPr>
+      <w:r>
+        <w:rPr>
+          <w:rFonts w:ascii="Segoe UI" w:hAnsi="Segoe UI" w:cs="Segoe UI"/>
+          <w:b/>
+          <w:bCs/>
           <w:sz w:val="22"/>
           <w:szCs w:val="22"/>
         </w:rPr>
@@ -518,6 +522,8 @@
       <w:r>
         <w:rPr>
           <w:rFonts w:ascii="Segoe UI" w:hAnsi="Segoe UI" w:cs="Segoe UI"/>
+          <w:b/>
+          <w:bCs/>
           <w:i/>
           <w:sz w:val="22"/>
           <w:szCs w:val="22"/>
@@ -528,6 +534,8 @@
       <w:r>
         <w:rPr>
           <w:rFonts w:ascii="Segoe UI" w:hAnsi="Segoe UI" w:cs="Segoe UI"/>
+          <w:b/>
+          <w:bCs/>
           <w:sz w:val="22"/>
           <w:szCs w:val="22"/>
         </w:rPr>
@@ -695,10 +703,10 @@
         <w:pStyle w:val="Paragrafoelenco"/>
         <w:numPr>
           <w:ilvl w:val="0"/>
-          <w:numId w:val="3"/>
+          <w:numId w:val="5"/>
         </w:numPr>
         <w:spacing w:after="60"/>
-        <w:ind w:left="567"/>
+        <w:ind w:left="426" w:hanging="219"/>
         <w:rPr>
           <w:rFonts w:ascii="Segoe UI" w:hAnsi="Segoe UI" w:cs="Segoe UI"/>
           <w:sz w:val="22"/>
@@ -779,8 +787,7 @@
     </w:p>
     <w:tbl>
       <w:tblPr>
-        <w:tblW w:w="9638" w:type="dxa"/>
-        <w:tblInd w:w="80" w:type="dxa"/>
+        <w:tblW w:w="5000" w:type="pct"/>
         <w:tblBorders>
           <w:top w:val="single" w:sz="4" w:space="0" w:color="808080"/>
           <w:left w:val="single" w:sz="4" w:space="0" w:color="808080"/>
@@ -789,7 +796,6 @@
           <w:insideH w:val="single" w:sz="4" w:space="0" w:color="808080"/>
           <w:insideV w:val="single" w:sz="4" w:space="0" w:color="808080"/>
         </w:tblBorders>
-        <w:tblLayout w:type="fixed"/>
         <w:tblCellMar>
           <w:top w:w="40" w:type="dxa"/>
           <w:left w:w="80" w:type="dxa"/>
@@ -799,19 +805,18 @@
         <w:tblLook w:val="0000" w:firstRow="0" w:lastRow="0" w:firstColumn="0" w:lastColumn="0" w:noHBand="0" w:noVBand="0"/>
       </w:tblPr>
       <w:tblGrid>
-        <w:gridCol w:w="5018"/>
-        <w:gridCol w:w="2127"/>
-        <w:gridCol w:w="2493"/>
+        <w:gridCol w:w="6763"/>
+        <w:gridCol w:w="2865"/>
       </w:tblGrid>
       <w:tr>
         <w:trPr>
           <w:cantSplit/>
-          <w:trHeight w:val="567"/>
+          <w:trHeight w:val="57"/>
           <w:tblHeader/>
         </w:trPr>
         <w:tc>
           <w:tcPr>
-            <w:tcW w:w="5018" w:type="dxa"/>
+            <w:tcW w:w="3512" w:type="pct"/>
             <w:shd w:val="clear" w:color="auto" w:fill="E7E6E6"/>
             <w:vAlign w:val="center"/>
           </w:tcPr>
@@ -838,7 +843,7 @@
         </w:tc>
         <w:tc>
           <w:tcPr>
-            <w:tcW w:w="2127" w:type="dxa"/>
+            <w:tcW w:w="1488" w:type="pct"/>
             <w:shd w:val="clear" w:color="auto" w:fill="E7E6E6"/>
             <w:vAlign w:val="center"/>
           </w:tcPr>
@@ -860,33 +865,6 @@
                 <w:szCs w:val="22"/>
               </w:rPr>
               <w:t>Esito</w:t>
-            </w:r>
-          </w:p>
-        </w:tc>
-        <w:tc>
-          <w:tcPr>
-            <w:tcW w:w="2493" w:type="dxa"/>
-            <w:shd w:val="clear" w:color="auto" w:fill="E7E6E6"/>
-            <w:vAlign w:val="center"/>
-          </w:tcPr>
-          <w:p>
-            <w:pPr>
-              <w:spacing w:after="0"/>
-              <w:jc w:val="left"/>
-              <w:rPr>
-                <w:rFonts w:ascii="Segoe UI" w:hAnsi="Segoe UI" w:cs="Segoe UI"/>
-                <w:sz w:val="22"/>
-                <w:szCs w:val="22"/>
-              </w:rPr>
-            </w:pPr>
-            <w:r>
-              <w:rPr>
-                <w:rFonts w:ascii="Segoe UI" w:hAnsi="Segoe UI" w:cs="Segoe UI"/>
-                <w:b/>
-                <w:sz w:val="22"/>
-                <w:szCs w:val="22"/>
-              </w:rPr>
-              <w:t>Note</w:t>
             </w:r>
           </w:p>
         </w:tc>
@@ -894,11 +872,11 @@
       <w:tr>
         <w:trPr>
           <w:cantSplit/>
-          <w:trHeight w:val="567"/>
+          <w:trHeight w:val="57"/>
         </w:trPr>
         <w:tc>
           <w:tcPr>
-            <w:tcW w:w="5018" w:type="dxa"/>
+            <w:tcW w:w="3512" w:type="pct"/>
             <w:vAlign w:val="center"/>
           </w:tcPr>
           <w:p>
@@ -923,51 +901,26 @@
         </w:tc>
         <w:tc>
           <w:tcPr>
-            <w:tcW w:w="2127" w:type="dxa"/>
-            <w:vAlign w:val="center"/>
-          </w:tcPr>
-          <w:p>
-            <w:pPr>
-              <w:spacing w:after="0"/>
-              <w:jc w:val="center"/>
-              <w:rPr>
-                <w:rFonts w:ascii="Segoe UI" w:hAnsi="Segoe UI" w:cs="Segoe UI"/>
-                <w:sz w:val="22"/>
-                <w:szCs w:val="22"/>
-              </w:rPr>
-            </w:pPr>
-            <w:r>
-              <w:rPr>
-                <w:rFonts w:ascii="Segoe UI" w:hAnsi="Segoe UI" w:cs="Segoe UI"/>
-                <w:sz w:val="22"/>
-                <w:szCs w:val="22"/>
-              </w:rPr>
-              <w:t>{esito}</w:t>
-            </w:r>
-          </w:p>
-        </w:tc>
-        <w:tc>
-          <w:tcPr>
-            <w:tcW w:w="2493" w:type="dxa"/>
-            <w:vAlign w:val="center"/>
-          </w:tcPr>
-          <w:p>
-            <w:pPr>
-              <w:spacing w:after="0"/>
-              <w:jc w:val="left"/>
-              <w:rPr>
-                <w:rFonts w:ascii="Segoe UI" w:hAnsi="Segoe UI" w:cs="Segoe UI"/>
-                <w:sz w:val="22"/>
-                <w:szCs w:val="22"/>
-              </w:rPr>
-            </w:pPr>
-            <w:r>
-              <w:rPr>
-                <w:rFonts w:ascii="Segoe UI" w:hAnsi="Segoe UI" w:cs="Segoe UI"/>
-                <w:sz w:val="22"/>
-                <w:szCs w:val="22"/>
-              </w:rPr>
-              <w:t>{note}{/condizioniInstallazione}</w:t>
+            <w:tcW w:w="1488" w:type="pct"/>
+            <w:vAlign w:val="center"/>
+          </w:tcPr>
+          <w:p>
+            <w:pPr>
+              <w:spacing w:after="0"/>
+              <w:jc w:val="center"/>
+              <w:rPr>
+                <w:rFonts w:ascii="Segoe UI" w:hAnsi="Segoe UI" w:cs="Segoe UI"/>
+                <w:sz w:val="22"/>
+                <w:szCs w:val="22"/>
+              </w:rPr>
+            </w:pPr>
+            <w:r>
+              <w:rPr>
+                <w:rFonts w:ascii="Segoe UI" w:hAnsi="Segoe UI" w:cs="Segoe UI"/>
+                <w:sz w:val="22"/>
+                <w:szCs w:val="22"/>
+              </w:rPr>
+              <w:t>{esito}{/condizioniInstallazione}</w:t>
             </w:r>
           </w:p>
         </w:tc>
@@ -984,44 +937,73 @@
     </w:p>
     <w:p>
       <w:pPr>
-        <w:pStyle w:val="Titolo2"/>
-      </w:pPr>
-      <w:r>
-        <w:t>2.3 Schema d’impianto</w:t>
-      </w:r>
-    </w:p>
-    <w:p>
-      <w:pPr>
-        <w:rPr>
-          <w:rFonts w:ascii="Segoe UI" w:hAnsi="Segoe UI" w:cs="Segoe UI"/>
-          <w:sz w:val="22"/>
-          <w:szCs w:val="22"/>
-        </w:rPr>
-      </w:pPr>
-      <w:r>
-        <w:rPr>
-          <w:rFonts w:ascii="Segoe UI" w:hAnsi="Segoe UI" w:cs="Segoe UI"/>
-          <w:sz w:val="22"/>
-          <w:szCs w:val="22"/>
-        </w:rPr>
-        <w:t>Lo schema seguente rappresenta i principali elementi che compongono l’impianto e la loro logica di assemblaggio.</w:t>
-      </w:r>
-    </w:p>
-    <w:p>
-      <w:pPr>
-        <w:jc w:val="center"/>
-      </w:pPr>
-      <w:r>
-        <w:rPr>
-          <w:noProof/>
-        </w:rPr>
-        <w:t>{%schemaImpianto}</w:t>
-      </w:r>
-    </w:p>
-    <w:p>
-      <w:pPr>
         <w:spacing w:after="160" w:line="278" w:lineRule="auto"/>
         <w:jc w:val="left"/>
+        <w:rPr>
+          <w:rFonts w:ascii="Segoe UI" w:hAnsi="Segoe UI" w:cs="Segoe UI"/>
+          <w:sz w:val="22"/>
+          <w:szCs w:val="22"/>
+        </w:rPr>
+      </w:pPr>
+      <w:r>
+        <w:rPr>
+          <w:rFonts w:ascii="Segoe UI" w:hAnsi="Segoe UI" w:cs="Segoe UI"/>
+          <w:sz w:val="22"/>
+          <w:szCs w:val="22"/>
+        </w:rPr>
+        <w:br w:type="page"/>
+      </w:r>
+    </w:p>
+    <w:p>
+      <w:pPr>
+        <w:pStyle w:val="Titolo2"/>
+      </w:pPr>
+      <w:r>
+        <w:lastRenderedPageBreak/>
+        <w:t>2.3 Schema d’impianto</w:t>
+      </w:r>
+    </w:p>
+    <w:p>
+      <w:pPr>
+        <w:rPr>
+          <w:rFonts w:ascii="Segoe UI" w:hAnsi="Segoe UI" w:cs="Segoe UI"/>
+          <w:sz w:val="22"/>
+          <w:szCs w:val="22"/>
+        </w:rPr>
+      </w:pPr>
+      <w:r>
+        <w:rPr>
+          <w:rFonts w:ascii="Segoe UI" w:hAnsi="Segoe UI" w:cs="Segoe UI"/>
+          <w:sz w:val="22"/>
+          <w:szCs w:val="22"/>
+        </w:rPr>
+        <w:t>Lo schema seguente rappresenta i principali elementi che compongono l’impianto e la loro logica di assemblaggio.</w:t>
+      </w:r>
+    </w:p>
+    <w:p>
+      <w:pPr>
+        <w:rPr>
+          <w:rFonts w:ascii="Segoe UI" w:hAnsi="Segoe UI" w:cs="Segoe UI"/>
+          <w:sz w:val="22"/>
+          <w:szCs w:val="22"/>
+        </w:rPr>
+      </w:pPr>
+    </w:p>
+    <w:p>
+      <w:pPr>
+        <w:jc w:val="center"/>
+      </w:pPr>
+      <w:r>
+        <w:rPr>
+          <w:noProof/>
+        </w:rPr>
+        <w:t>{%schemaImpianto}</w:t>
+      </w:r>
+    </w:p>
+    <w:p>
+      <w:pPr>
+        <w:spacing w:after="160" w:line="278" w:lineRule="auto"/>
+        <w:jc w:val="left"/>
       </w:pPr>
       <w:r>
         <w:br w:type="page"/>
@@ -1038,8 +1020,7 @@
     </w:p>
     <w:tbl>
       <w:tblPr>
-        <w:tblW w:w="9638" w:type="dxa"/>
-        <w:tblInd w:w="80" w:type="dxa"/>
+        <w:tblW w:w="5000" w:type="pct"/>
         <w:tblBorders>
           <w:top w:val="single" w:sz="4" w:space="0" w:color="808080"/>
           <w:left w:val="single" w:sz="4" w:space="0" w:color="808080"/>
@@ -1048,7 +1029,6 @@
           <w:insideH w:val="single" w:sz="4" w:space="0" w:color="808080"/>
           <w:insideV w:val="single" w:sz="4" w:space="0" w:color="808080"/>
         </w:tblBorders>
-        <w:tblLayout w:type="fixed"/>
         <w:tblCellMar>
           <w:top w:w="40" w:type="dxa"/>
           <w:left w:w="80" w:type="dxa"/>
@@ -1058,21 +1038,20 @@
         <w:tblLook w:val="0000" w:firstRow="0" w:lastRow="0" w:firstColumn="0" w:lastColumn="0" w:noHBand="0" w:noVBand="0"/>
       </w:tblPr>
       <w:tblGrid>
-        <w:gridCol w:w="1927"/>
-        <w:gridCol w:w="1816"/>
-        <w:gridCol w:w="992"/>
-        <w:gridCol w:w="3402"/>
-        <w:gridCol w:w="1501"/>
+        <w:gridCol w:w="2279"/>
+        <w:gridCol w:w="2149"/>
+        <w:gridCol w:w="1175"/>
+        <w:gridCol w:w="4025"/>
       </w:tblGrid>
       <w:tr>
         <w:trPr>
           <w:cantSplit/>
-          <w:trHeight w:val="624"/>
+          <w:trHeight w:val="567"/>
           <w:tblHeader/>
         </w:trPr>
         <w:tc>
           <w:tcPr>
-            <w:tcW w:w="1927" w:type="dxa"/>
+            <w:tcW w:w="1184" w:type="pct"/>
             <w:shd w:val="clear" w:color="auto" w:fill="E7E6E6"/>
             <w:vAlign w:val="center"/>
           </w:tcPr>
@@ -1098,7 +1077,7 @@
         </w:tc>
         <w:tc>
           <w:tcPr>
-            <w:tcW w:w="1816" w:type="dxa"/>
+            <w:tcW w:w="1116" w:type="pct"/>
             <w:shd w:val="clear" w:color="auto" w:fill="E7E6E6"/>
             <w:vAlign w:val="center"/>
           </w:tcPr>
@@ -1124,7 +1103,7 @@
         </w:tc>
         <w:tc>
           <w:tcPr>
-            <w:tcW w:w="992" w:type="dxa"/>
+            <w:tcW w:w="610" w:type="pct"/>
             <w:shd w:val="clear" w:color="auto" w:fill="E7E6E6"/>
             <w:vAlign w:val="center"/>
           </w:tcPr>
@@ -1151,7 +1130,7 @@
         </w:tc>
         <w:tc>
           <w:tcPr>
-            <w:tcW w:w="3402" w:type="dxa"/>
+            <w:tcW w:w="2090" w:type="pct"/>
             <w:shd w:val="clear" w:color="auto" w:fill="E7E6E6"/>
             <w:vAlign w:val="center"/>
           </w:tcPr>
@@ -1172,33 +1151,6 @@
                 <w:szCs w:val="22"/>
               </w:rPr>
               <w:t>Provenienza</w:t>
-            </w:r>
-          </w:p>
-        </w:tc>
-        <w:tc>
-          <w:tcPr>
-            <w:tcW w:w="1501" w:type="dxa"/>
-            <w:shd w:val="clear" w:color="auto" w:fill="E7E6E6"/>
-            <w:vAlign w:val="center"/>
-          </w:tcPr>
-          <w:p>
-            <w:pPr>
-              <w:spacing w:after="0"/>
-              <w:jc w:val="center"/>
-              <w:rPr>
-                <w:rFonts w:ascii="Segoe UI" w:hAnsi="Segoe UI" w:cs="Segoe UI"/>
-                <w:sz w:val="22"/>
-                <w:szCs w:val="22"/>
-              </w:rPr>
-            </w:pPr>
-            <w:r>
-              <w:rPr>
-                <w:rFonts w:ascii="Segoe UI" w:hAnsi="Segoe UI" w:cs="Segoe UI"/>
-                <w:b/>
-                <w:sz w:val="22"/>
-                <w:szCs w:val="22"/>
-              </w:rPr>
-              <w:t>Qualità</w:t>
             </w:r>
           </w:p>
         </w:tc>
@@ -1206,11 +1158,11 @@
       <w:tr>
         <w:trPr>
           <w:cantSplit/>
-          <w:trHeight w:val="624"/>
+          <w:trHeight w:val="567"/>
         </w:trPr>
         <w:tc>
           <w:tcPr>
-            <w:tcW w:w="1927" w:type="dxa"/>
+            <w:tcW w:w="1184" w:type="pct"/>
             <w:vAlign w:val="center"/>
           </w:tcPr>
           <w:p>
@@ -1234,7 +1186,7 @@
         </w:tc>
         <w:tc>
           <w:tcPr>
-            <w:tcW w:w="1816" w:type="dxa"/>
+            <w:tcW w:w="1116" w:type="pct"/>
             <w:vAlign w:val="center"/>
           </w:tcPr>
           <w:p>
@@ -1258,7 +1210,7 @@
         </w:tc>
         <w:tc>
           <w:tcPr>
-            <w:tcW w:w="992" w:type="dxa"/>
+            <w:tcW w:w="610" w:type="pct"/>
             <w:vAlign w:val="center"/>
           </w:tcPr>
           <w:p>
@@ -1283,50 +1235,25 @@
         </w:tc>
         <w:tc>
           <w:tcPr>
-            <w:tcW w:w="3402" w:type="dxa"/>
-            <w:vAlign w:val="center"/>
-          </w:tcPr>
-          <w:p>
-            <w:pPr>
-              <w:spacing w:after="0"/>
-              <w:rPr>
-                <w:rFonts w:ascii="Segoe UI" w:hAnsi="Segoe UI" w:cs="Segoe UI"/>
-                <w:sz w:val="22"/>
-                <w:szCs w:val="22"/>
-              </w:rPr>
-            </w:pPr>
-            <w:r>
-              <w:rPr>
-                <w:rFonts w:ascii="Segoe UI" w:hAnsi="Segoe UI" w:cs="Segoe UI"/>
-                <w:sz w:val="22"/>
-                <w:szCs w:val="22"/>
-              </w:rPr>
-              <w:t>{provenienza}</w:t>
-            </w:r>
-          </w:p>
-        </w:tc>
-        <w:tc>
-          <w:tcPr>
-            <w:tcW w:w="1501" w:type="dxa"/>
-            <w:vAlign w:val="center"/>
-          </w:tcPr>
-          <w:p>
-            <w:pPr>
-              <w:spacing w:after="0"/>
-              <w:jc w:val="center"/>
-              <w:rPr>
-                <w:rFonts w:ascii="Segoe UI" w:hAnsi="Segoe UI" w:cs="Segoe UI"/>
-                <w:sz w:val="22"/>
-                <w:szCs w:val="22"/>
-              </w:rPr>
-            </w:pPr>
-            <w:r>
-              <w:rPr>
-                <w:rFonts w:ascii="Segoe UI" w:hAnsi="Segoe UI" w:cs="Segoe UI"/>
-                <w:sz w:val="22"/>
-                <w:szCs w:val="22"/>
-              </w:rPr>
-              <w:t>{qualita}{/fluidi.righe}</w:t>
+            <w:tcW w:w="2090" w:type="pct"/>
+            <w:vAlign w:val="center"/>
+          </w:tcPr>
+          <w:p>
+            <w:pPr>
+              <w:spacing w:after="0"/>
+              <w:rPr>
+                <w:rFonts w:ascii="Segoe UI" w:hAnsi="Segoe UI" w:cs="Segoe UI"/>
+                <w:sz w:val="22"/>
+                <w:szCs w:val="22"/>
+              </w:rPr>
+            </w:pPr>
+            <w:r>
+              <w:rPr>
+                <w:rFonts w:ascii="Segoe UI" w:hAnsi="Segoe UI" w:cs="Segoe UI"/>
+                <w:sz w:val="22"/>
+                <w:szCs w:val="22"/>
+              </w:rPr>
+              <w:t>{provenienza}{/fluidi.righe}</w:t>
             </w:r>
           </w:p>
         </w:tc>
@@ -1526,15 +1453,15 @@
         <w:tblLook w:val="0000" w:firstRow="0" w:lastRow="0" w:firstColumn="0" w:lastColumn="0" w:noHBand="0" w:noVBand="0"/>
       </w:tblPr>
       <w:tblGrid>
-        <w:gridCol w:w="455"/>
-        <w:gridCol w:w="1198"/>
-        <w:gridCol w:w="2526"/>
-        <w:gridCol w:w="799"/>
-        <w:gridCol w:w="930"/>
-        <w:gridCol w:w="1063"/>
-        <w:gridCol w:w="531"/>
-        <w:gridCol w:w="664"/>
-        <w:gridCol w:w="1462"/>
+        <w:gridCol w:w="452"/>
+        <w:gridCol w:w="1386"/>
+        <w:gridCol w:w="2979"/>
+        <w:gridCol w:w="841"/>
+        <w:gridCol w:w="863"/>
+        <w:gridCol w:w="992"/>
+        <w:gridCol w:w="426"/>
+        <w:gridCol w:w="564"/>
+        <w:gridCol w:w="1125"/>
       </w:tblGrid>
       <w:tr>
         <w:trPr>
@@ -1544,7 +1471,7 @@
         </w:trPr>
         <w:tc>
           <w:tcPr>
-            <w:tcW w:w="236" w:type="pct"/>
+            <w:tcW w:w="235" w:type="pct"/>
             <w:shd w:val="clear" w:color="auto" w:fill="E7E6E6"/>
             <w:vAlign w:val="center"/>
           </w:tcPr>
@@ -1571,7 +1498,7 @@
         </w:tc>
         <w:tc>
           <w:tcPr>
-            <w:tcW w:w="622" w:type="pct"/>
+            <w:tcW w:w="720" w:type="pct"/>
             <w:shd w:val="clear" w:color="auto" w:fill="E7E6E6"/>
             <w:vAlign w:val="center"/>
           </w:tcPr>
@@ -1598,7 +1525,7 @@
         </w:tc>
         <w:tc>
           <w:tcPr>
-            <w:tcW w:w="1312" w:type="pct"/>
+            <w:tcW w:w="1547" w:type="pct"/>
             <w:shd w:val="clear" w:color="auto" w:fill="E7E6E6"/>
             <w:vAlign w:val="center"/>
           </w:tcPr>
@@ -1625,7 +1552,7 @@
         </w:tc>
         <w:tc>
           <w:tcPr>
-            <w:tcW w:w="415" w:type="pct"/>
+            <w:tcW w:w="437" w:type="pct"/>
             <w:shd w:val="clear" w:color="auto" w:fill="E7E6E6"/>
             <w:vAlign w:val="center"/>
           </w:tcPr>
@@ -1649,27 +1576,27 @@
               </w:rPr>
               <w:t>Capacità</w:t>
             </w:r>
-          </w:p>
-          <w:p>
-            <w:pPr>
-              <w:spacing w:after="0"/>
-              <w:jc w:val="center"/>
+            <w:r>
               <w:rPr>
                 <w:rFonts w:ascii="Segoe UI" w:hAnsi="Segoe UI" w:cs="Segoe UI"/>
                 <w:b/>
                 <w:sz w:val="18"/>
                 <w:szCs w:val="18"/>
               </w:rPr>
-            </w:pPr>
-            <w:r>
+              <w:t xml:space="preserve"> [l]</w:t>
+            </w:r>
+          </w:p>
+          <w:p>
+            <w:pPr>
+              <w:spacing w:after="0"/>
+              <w:jc w:val="center"/>
               <w:rPr>
                 <w:rFonts w:ascii="Segoe UI" w:hAnsi="Segoe UI" w:cs="Segoe UI"/>
                 <w:b/>
                 <w:sz w:val="18"/>
                 <w:szCs w:val="18"/>
               </w:rPr>
-              <w:t xml:space="preserve"> [l]</w:t>
-            </w:r>
+            </w:pPr>
             <w:r>
               <w:rPr>
                 <w:rFonts w:ascii="Segoe UI" w:hAnsi="Segoe UI" w:cs="Segoe UI"/>
@@ -1703,7 +1630,7 @@
         </w:tc>
         <w:tc>
           <w:tcPr>
-            <w:tcW w:w="483" w:type="pct"/>
+            <w:tcW w:w="448" w:type="pct"/>
             <w:shd w:val="clear" w:color="auto" w:fill="E7E6E6"/>
             <w:vAlign w:val="center"/>
           </w:tcPr>
@@ -1730,7 +1657,7 @@
         </w:tc>
         <w:tc>
           <w:tcPr>
-            <w:tcW w:w="552" w:type="pct"/>
+            <w:tcW w:w="515" w:type="pct"/>
             <w:shd w:val="clear" w:color="auto" w:fill="E7E6E6"/>
             <w:vAlign w:val="center"/>
           </w:tcPr>
@@ -1778,7 +1705,7 @@
         </w:tc>
         <w:tc>
           <w:tcPr>
-            <w:tcW w:w="276" w:type="pct"/>
+            <w:tcW w:w="221" w:type="pct"/>
             <w:shd w:val="clear" w:color="auto" w:fill="E7E6E6"/>
             <w:vAlign w:val="center"/>
           </w:tcPr>
@@ -1816,7 +1743,7 @@
         </w:tc>
         <w:tc>
           <w:tcPr>
-            <w:tcW w:w="345" w:type="pct"/>
+            <w:tcW w:w="293" w:type="pct"/>
             <w:shd w:val="clear" w:color="auto" w:fill="E7E6E6"/>
             <w:vAlign w:val="center"/>
           </w:tcPr>
@@ -1843,7 +1770,7 @@
         </w:tc>
         <w:tc>
           <w:tcPr>
-            <w:tcW w:w="760" w:type="pct"/>
+            <w:tcW w:w="585" w:type="pct"/>
             <w:shd w:val="clear" w:color="auto" w:fill="E7E6E6"/>
             <w:vAlign w:val="center"/>
           </w:tcPr>
@@ -1876,7 +1803,7 @@
         </w:trPr>
         <w:tc>
           <w:tcPr>
-            <w:tcW w:w="236" w:type="pct"/>
+            <w:tcW w:w="235" w:type="pct"/>
             <w:vAlign w:val="center"/>
           </w:tcPr>
           <w:p>
@@ -1901,7 +1828,7 @@
         </w:tc>
         <w:tc>
           <w:tcPr>
-            <w:tcW w:w="622" w:type="pct"/>
+            <w:tcW w:w="720" w:type="pct"/>
             <w:vAlign w:val="center"/>
           </w:tcPr>
           <w:p>
@@ -1926,7 +1853,7 @@
         </w:tc>
         <w:tc>
           <w:tcPr>
-            <w:tcW w:w="1312" w:type="pct"/>
+            <w:tcW w:w="1547" w:type="pct"/>
             <w:vAlign w:val="center"/>
           </w:tcPr>
           <w:p>
@@ -1971,7 +1898,7 @@
         </w:tc>
         <w:tc>
           <w:tcPr>
-            <w:tcW w:w="415" w:type="pct"/>
+            <w:tcW w:w="437" w:type="pct"/>
             <w:vAlign w:val="center"/>
           </w:tcPr>
           <w:p>
@@ -1996,7 +1923,7 @@
         </w:tc>
         <w:tc>
           <w:tcPr>
-            <w:tcW w:w="483" w:type="pct"/>
+            <w:tcW w:w="448" w:type="pct"/>
             <w:vAlign w:val="center"/>
           </w:tcPr>
           <w:p>
@@ -2021,7 +1948,7 @@
         </w:tc>
         <w:tc>
           <w:tcPr>
-            <w:tcW w:w="552" w:type="pct"/>
+            <w:tcW w:w="515" w:type="pct"/>
             <w:vAlign w:val="center"/>
           </w:tcPr>
           <w:p>
@@ -2046,7 +1973,7 @@
         </w:tc>
         <w:tc>
           <w:tcPr>
-            <w:tcW w:w="276" w:type="pct"/>
+            <w:tcW w:w="221" w:type="pct"/>
             <w:vAlign w:val="center"/>
           </w:tcPr>
           <w:p>
@@ -2071,7 +1998,7 @@
         </w:tc>
         <w:tc>
           <w:tcPr>
-            <w:tcW w:w="345" w:type="pct"/>
+            <w:tcW w:w="293" w:type="pct"/>
             <w:vAlign w:val="center"/>
           </w:tcPr>
           <w:p>
@@ -2096,7 +2023,7 @@
         </w:tc>
         <w:tc>
           <w:tcPr>
-            <w:tcW w:w="760" w:type="pct"/>
+            <w:tcW w:w="585" w:type="pct"/>
             <w:vAlign w:val="center"/>
           </w:tcPr>
           <w:p>
@@ -2863,6 +2790,47 @@
         <w:t>5.2 Esiti per apparecchiatura</w:t>
       </w:r>
     </w:p>
+    <w:p>
+      <w:pPr>
+        <w:rPr>
+          <w:rFonts w:ascii="Segoe UI" w:hAnsi="Segoe UI" w:cs="Segoe UI"/>
+          <w:sz w:val="22"/>
+          <w:szCs w:val="22"/>
+        </w:rPr>
+      </w:pPr>
+      <w:r>
+        <w:rPr>
+          <w:rFonts w:ascii="Segoe UI" w:hAnsi="Segoe UI" w:cs="Segoe UI"/>
+          <w:sz w:val="22"/>
+          <w:szCs w:val="22"/>
+        </w:rPr>
+        <w:t>La tabella che segue</w:t>
+      </w:r>
+      <w:r>
+        <w:rPr>
+          <w:rFonts w:ascii="Segoe UI" w:hAnsi="Segoe UI" w:cs="Segoe UI"/>
+          <w:sz w:val="22"/>
+          <w:szCs w:val="22"/>
+        </w:rPr>
+        <w:t xml:space="preserve"> riassume la tipologia di adempimento a cui sono sottoposte le apparecchiature che compongono l’impianto e lo stato riferito alla procedura di immatricolazione presso INAIL. Ove previsto viene indicato con il simbolo </w:t>
+      </w:r>
+      <w:r>
+        <w:rPr>
+          <w:rFonts w:ascii="Segoe UI" w:hAnsi="Segoe UI" w:cs="Segoe UI"/>
+          <w:sz w:val="16"/>
+          <w:szCs w:val="16"/>
+        </w:rPr>
+        <w:t xml:space="preserve">✓ </w:t>
+      </w:r>
+      <w:r>
+        <w:rPr>
+          <w:rFonts w:ascii="Segoe UI" w:hAnsi="Segoe UI" w:cs="Segoe UI"/>
+          <w:sz w:val="22"/>
+          <w:szCs w:val="22"/>
+        </w:rPr>
+        <w:t>il fatto che l’apparecchiatura è stata sottoposta a verifica di integrità.</w:t>
+      </w:r>
+    </w:p>
     <w:tbl>
       <w:tblPr>
         <w:tblW w:w="5000" w:type="pct"/>
@@ -2885,14 +2853,14 @@
       <w:tblGrid>
         <w:gridCol w:w="402"/>
         <w:gridCol w:w="1101"/>
-        <w:gridCol w:w="2603"/>
+        <w:gridCol w:w="2320"/>
+        <w:gridCol w:w="426"/>
+        <w:gridCol w:w="566"/>
+        <w:gridCol w:w="566"/>
         <w:gridCol w:w="568"/>
-        <w:gridCol w:w="566"/>
-        <w:gridCol w:w="709"/>
-        <w:gridCol w:w="426"/>
-        <w:gridCol w:w="1255"/>
-        <w:gridCol w:w="1289"/>
-        <w:gridCol w:w="709"/>
+        <w:gridCol w:w="1417"/>
+        <w:gridCol w:w="1419"/>
+        <w:gridCol w:w="843"/>
       </w:tblGrid>
       <w:tr>
         <w:trPr>
@@ -2951,7 +2919,7 @@
         </w:tc>
         <w:tc>
           <w:tcPr>
-            <w:tcW w:w="1352" w:type="pct"/>
+            <w:tcW w:w="1205" w:type="pct"/>
             <w:shd w:val="clear" w:color="auto" w:fill="E7E6E6"/>
             <w:vAlign w:val="center"/>
           </w:tcPr>
@@ -2976,6 +2944,123 @@
         </w:tc>
         <w:tc>
           <w:tcPr>
+            <w:tcW w:w="221" w:type="pct"/>
+            <w:shd w:val="clear" w:color="auto" w:fill="E7E6E6"/>
+            <w:vAlign w:val="center"/>
+          </w:tcPr>
+          <w:p>
+            <w:pPr>
+              <w:spacing w:after="0"/>
+              <w:jc w:val="center"/>
+              <w:rPr>
+                <w:rFonts w:ascii="Segoe UI" w:hAnsi="Segoe UI" w:cs="Segoe UI"/>
+                <w:b/>
+                <w:sz w:val="16"/>
+                <w:szCs w:val="16"/>
+              </w:rPr>
+            </w:pPr>
+            <w:r>
+              <w:rPr>
+                <w:rFonts w:ascii="Segoe UI" w:hAnsi="Segoe UI" w:cs="Segoe UI"/>
+                <w:b/>
+                <w:sz w:val="16"/>
+                <w:szCs w:val="16"/>
+              </w:rPr>
+              <w:t xml:space="preserve">V </w:t>
+            </w:r>
+          </w:p>
+          <w:p>
+            <w:pPr>
+              <w:spacing w:after="0"/>
+              <w:jc w:val="center"/>
+              <w:rPr>
+                <w:rFonts w:ascii="Segoe UI" w:hAnsi="Segoe UI" w:cs="Segoe UI"/>
+              </w:rPr>
+            </w:pPr>
+            <w:r>
+              <w:rPr>
+                <w:rFonts w:ascii="Segoe UI" w:hAnsi="Segoe UI" w:cs="Segoe UI"/>
+                <w:b/>
+                <w:sz w:val="16"/>
+                <w:szCs w:val="16"/>
+              </w:rPr>
+              <w:t>[l]</w:t>
+            </w:r>
+          </w:p>
+        </w:tc>
+        <w:tc>
+          <w:tcPr>
+            <w:tcW w:w="294" w:type="pct"/>
+            <w:shd w:val="clear" w:color="auto" w:fill="E7E6E6"/>
+            <w:vAlign w:val="center"/>
+          </w:tcPr>
+          <w:p>
+            <w:pPr>
+              <w:spacing w:after="0"/>
+              <w:jc w:val="center"/>
+              <w:rPr>
+                <w:rFonts w:ascii="Segoe UI" w:hAnsi="Segoe UI" w:cs="Segoe UI"/>
+                <w:b/>
+                <w:sz w:val="16"/>
+                <w:szCs w:val="16"/>
+              </w:rPr>
+            </w:pPr>
+            <w:r>
+              <w:rPr>
+                <w:rFonts w:ascii="Segoe UI" w:hAnsi="Segoe UI" w:cs="Segoe UI"/>
+                <w:b/>
+                <w:sz w:val="16"/>
+                <w:szCs w:val="16"/>
+              </w:rPr>
+              <w:t xml:space="preserve">PS </w:t>
+            </w:r>
+          </w:p>
+          <w:p>
+            <w:pPr>
+              <w:spacing w:after="0"/>
+              <w:jc w:val="center"/>
+              <w:rPr>
+                <w:rFonts w:ascii="Segoe UI" w:hAnsi="Segoe UI" w:cs="Segoe UI"/>
+              </w:rPr>
+            </w:pPr>
+            <w:r>
+              <w:rPr>
+                <w:rFonts w:ascii="Segoe UI" w:hAnsi="Segoe UI" w:cs="Segoe UI"/>
+                <w:b/>
+                <w:sz w:val="16"/>
+                <w:szCs w:val="16"/>
+              </w:rPr>
+              <w:t>[bar]</w:t>
+            </w:r>
+          </w:p>
+        </w:tc>
+        <w:tc>
+          <w:tcPr>
+            <w:tcW w:w="294" w:type="pct"/>
+            <w:shd w:val="clear" w:color="auto" w:fill="E7E6E6"/>
+            <w:vAlign w:val="center"/>
+          </w:tcPr>
+          <w:p>
+            <w:pPr>
+              <w:spacing w:after="0"/>
+              <w:jc w:val="center"/>
+              <w:rPr>
+                <w:rFonts w:ascii="Segoe UI" w:hAnsi="Segoe UI" w:cs="Segoe UI"/>
+              </w:rPr>
+            </w:pPr>
+            <w:r>
+              <w:rPr>
+                <w:rFonts w:ascii="Segoe UI" w:hAnsi="Segoe UI" w:cs="Segoe UI"/>
+                <w:b/>
+                <w:sz w:val="16"/>
+                <w:szCs w:val="16"/>
+              </w:rPr>
+              <w:t>PS×V</w:t>
+            </w:r>
+          </w:p>
+        </w:tc>
+        <w:tc>
+          <w:tcPr>
             <w:tcW w:w="295" w:type="pct"/>
             <w:shd w:val="clear" w:color="auto" w:fill="E7E6E6"/>
             <w:vAlign w:val="center"/>
@@ -2986,11 +3071,19 @@
               <w:jc w:val="center"/>
               <w:rPr>
                 <w:rFonts w:ascii="Segoe UI" w:hAnsi="Segoe UI" w:cs="Segoe UI"/>
+              </w:rPr>
+            </w:pPr>
+            <w:proofErr w:type="spellStart"/>
+            <w:r>
+              <w:rPr>
+                <w:rFonts w:ascii="Segoe UI" w:hAnsi="Segoe UI" w:cs="Segoe UI"/>
                 <w:b/>
                 <w:sz w:val="16"/>
                 <w:szCs w:val="16"/>
               </w:rPr>
-            </w:pPr>
+              <w:t>Cat</w:t>
+            </w:r>
+            <w:proofErr w:type="spellEnd"/>
             <w:r>
               <w:rPr>
                 <w:rFonts w:ascii="Segoe UI" w:hAnsi="Segoe UI" w:cs="Segoe UI"/>
@@ -2998,9 +3091,16 @@
                 <w:sz w:val="16"/>
                 <w:szCs w:val="16"/>
               </w:rPr>
-              <w:t xml:space="preserve">V </w:t>
-            </w:r>
-          </w:p>
+              <w:t>.</w:t>
+            </w:r>
+          </w:p>
+        </w:tc>
+        <w:tc>
+          <w:tcPr>
+            <w:tcW w:w="736" w:type="pct"/>
+            <w:shd w:val="clear" w:color="auto" w:fill="E7E6E6"/>
+            <w:vAlign w:val="center"/>
+          </w:tcPr>
           <w:p>
             <w:pPr>
               <w:spacing w:after="0"/>
@@ -3016,13 +3116,13 @@
                 <w:sz w:val="16"/>
                 <w:szCs w:val="16"/>
               </w:rPr>
-              <w:t>[l]</w:t>
-            </w:r>
-          </w:p>
-        </w:tc>
-        <w:tc>
-          <w:tcPr>
-            <w:tcW w:w="294" w:type="pct"/>
+              <w:t>Adempimento DM 329/2004</w:t>
+            </w:r>
+          </w:p>
+        </w:tc>
+        <w:tc>
+          <w:tcPr>
+            <w:tcW w:w="737" w:type="pct"/>
             <w:shd w:val="clear" w:color="auto" w:fill="E7E6E6"/>
             <w:vAlign w:val="center"/>
           </w:tcPr>
@@ -3030,156 +3130,24 @@
             <w:pPr>
               <w:spacing w:after="0"/>
               <w:jc w:val="center"/>
+              <w:rPr>
+                <w:rFonts w:ascii="Segoe UI" w:hAnsi="Segoe UI" w:cs="Segoe UI"/>
+              </w:rPr>
+            </w:pPr>
+            <w:r>
               <w:rPr>
                 <w:rFonts w:ascii="Segoe UI" w:hAnsi="Segoe UI" w:cs="Segoe UI"/>
                 <w:b/>
                 <w:sz w:val="16"/>
                 <w:szCs w:val="16"/>
               </w:rPr>
-            </w:pPr>
-            <w:r>
-              <w:rPr>
-                <w:rFonts w:ascii="Segoe UI" w:hAnsi="Segoe UI" w:cs="Segoe UI"/>
-                <w:b/>
-                <w:sz w:val="16"/>
-                <w:szCs w:val="16"/>
-              </w:rPr>
-              <w:t xml:space="preserve">PS </w:t>
-            </w:r>
-          </w:p>
-          <w:p>
-            <w:pPr>
-              <w:spacing w:after="0"/>
-              <w:jc w:val="center"/>
-              <w:rPr>
-                <w:rFonts w:ascii="Segoe UI" w:hAnsi="Segoe UI" w:cs="Segoe UI"/>
-              </w:rPr>
-            </w:pPr>
-            <w:r>
-              <w:rPr>
-                <w:rFonts w:ascii="Segoe UI" w:hAnsi="Segoe UI" w:cs="Segoe UI"/>
-                <w:b/>
-                <w:sz w:val="16"/>
-                <w:szCs w:val="16"/>
-              </w:rPr>
-              <w:t>[bar]</w:t>
-            </w:r>
-          </w:p>
-        </w:tc>
-        <w:tc>
-          <w:tcPr>
-            <w:tcW w:w="368" w:type="pct"/>
-            <w:shd w:val="clear" w:color="auto" w:fill="E7E6E6"/>
-            <w:vAlign w:val="center"/>
-          </w:tcPr>
-          <w:p>
-            <w:pPr>
-              <w:spacing w:after="0"/>
-              <w:jc w:val="center"/>
-              <w:rPr>
-                <w:rFonts w:ascii="Segoe UI" w:hAnsi="Segoe UI" w:cs="Segoe UI"/>
-              </w:rPr>
-            </w:pPr>
-            <w:r>
-              <w:rPr>
-                <w:rFonts w:ascii="Segoe UI" w:hAnsi="Segoe UI" w:cs="Segoe UI"/>
-                <w:b/>
-                <w:sz w:val="16"/>
-                <w:szCs w:val="16"/>
-              </w:rPr>
-              <w:t>PS×V</w:t>
-            </w:r>
-          </w:p>
-        </w:tc>
-        <w:tc>
-          <w:tcPr>
-            <w:tcW w:w="221" w:type="pct"/>
-            <w:shd w:val="clear" w:color="auto" w:fill="E7E6E6"/>
-            <w:vAlign w:val="center"/>
-          </w:tcPr>
-          <w:p>
-            <w:pPr>
-              <w:spacing w:after="0"/>
-              <w:jc w:val="center"/>
-              <w:rPr>
-                <w:rFonts w:ascii="Segoe UI" w:hAnsi="Segoe UI" w:cs="Segoe UI"/>
-              </w:rPr>
-            </w:pPr>
-            <w:proofErr w:type="spellStart"/>
-            <w:r>
-              <w:rPr>
-                <w:rFonts w:ascii="Segoe UI" w:hAnsi="Segoe UI" w:cs="Segoe UI"/>
-                <w:b/>
-                <w:sz w:val="16"/>
-                <w:szCs w:val="16"/>
-              </w:rPr>
-              <w:t>Cat</w:t>
-            </w:r>
-            <w:proofErr w:type="spellEnd"/>
-            <w:r>
-              <w:rPr>
-                <w:rFonts w:ascii="Segoe UI" w:hAnsi="Segoe UI" w:cs="Segoe UI"/>
-                <w:b/>
-                <w:sz w:val="16"/>
-                <w:szCs w:val="16"/>
-              </w:rPr>
-              <w:t>.</w:t>
-            </w:r>
-          </w:p>
-        </w:tc>
-        <w:tc>
-          <w:tcPr>
-            <w:tcW w:w="652" w:type="pct"/>
-            <w:shd w:val="clear" w:color="auto" w:fill="E7E6E6"/>
-            <w:vAlign w:val="center"/>
-          </w:tcPr>
-          <w:p>
-            <w:pPr>
-              <w:spacing w:after="0"/>
-              <w:jc w:val="center"/>
-              <w:rPr>
-                <w:rFonts w:ascii="Segoe UI" w:hAnsi="Segoe UI" w:cs="Segoe UI"/>
-              </w:rPr>
-            </w:pPr>
-            <w:r>
-              <w:rPr>
-                <w:rFonts w:ascii="Segoe UI" w:hAnsi="Segoe UI" w:cs="Segoe UI"/>
-                <w:b/>
-                <w:sz w:val="16"/>
-                <w:szCs w:val="16"/>
-              </w:rPr>
-              <w:t>Adempimento DM 329/2004</w:t>
-            </w:r>
-          </w:p>
-        </w:tc>
-        <w:tc>
-          <w:tcPr>
-            <w:tcW w:w="669" w:type="pct"/>
-            <w:shd w:val="clear" w:color="auto" w:fill="E7E6E6"/>
-            <w:vAlign w:val="center"/>
-          </w:tcPr>
-          <w:p>
-            <w:pPr>
-              <w:spacing w:after="0"/>
-              <w:jc w:val="center"/>
-              <w:rPr>
-                <w:rFonts w:ascii="Segoe UI" w:hAnsi="Segoe UI" w:cs="Segoe UI"/>
-              </w:rPr>
-            </w:pPr>
-            <w:r>
-              <w:rPr>
-                <w:rFonts w:ascii="Segoe UI" w:hAnsi="Segoe UI" w:cs="Segoe UI"/>
-                <w:b/>
-                <w:sz w:val="16"/>
-                <w:szCs w:val="16"/>
-              </w:rPr>
               <w:t>Stato INAIL</w:t>
             </w:r>
           </w:p>
         </w:tc>
         <w:tc>
           <w:tcPr>
-            <w:tcW w:w="368" w:type="pct"/>
+            <w:tcW w:w="438" w:type="pct"/>
             <w:shd w:val="clear" w:color="auto" w:fill="E7E6E6"/>
             <w:vAlign w:val="center"/>
           </w:tcPr>
@@ -3254,6 +3222,7 @@
       <w:tr>
         <w:trPr>
           <w:cantSplit/>
+          <w:trHeight w:val="454"/>
         </w:trPr>
         <w:tc>
           <w:tcPr>
@@ -3303,7 +3272,7 @@
         </w:tc>
         <w:tc>
           <w:tcPr>
-            <w:tcW w:w="1352" w:type="pct"/>
+            <w:tcW w:w="1205" w:type="pct"/>
             <w:vAlign w:val="center"/>
           </w:tcPr>
           <w:p>
@@ -3335,16 +3304,39 @@
               <w:rPr>
                 <w:rFonts w:ascii="Segoe UI" w:hAnsi="Segoe UI" w:cs="Segoe UI"/>
                 <w:i/>
+                <w:sz w:val="18"/>
+                <w:szCs w:val="18"/>
+              </w:rPr>
+              <w:t>{modello}</w:t>
+            </w:r>
+          </w:p>
+        </w:tc>
+        <w:tc>
+          <w:tcPr>
+            <w:tcW w:w="221" w:type="pct"/>
+            <w:vAlign w:val="center"/>
+          </w:tcPr>
+          <w:p>
+            <w:pPr>
+              <w:spacing w:after="0"/>
+              <w:jc w:val="center"/>
+              <w:rPr>
+                <w:rFonts w:ascii="Segoe UI" w:hAnsi="Segoe UI" w:cs="Segoe UI"/>
+              </w:rPr>
+            </w:pPr>
+            <w:r>
+              <w:rPr>
+                <w:rFonts w:ascii="Segoe UI" w:hAnsi="Segoe UI" w:cs="Segoe UI"/>
                 <w:sz w:val="16"/>
                 <w:szCs w:val="16"/>
               </w:rPr>
-              <w:t>{modello}</w:t>
-            </w:r>
-          </w:p>
-        </w:tc>
-        <w:tc>
-          <w:tcPr>
-            <w:tcW w:w="295" w:type="pct"/>
+              <w:t>{volume}</w:t>
+            </w:r>
+          </w:p>
+        </w:tc>
+        <w:tc>
+          <w:tcPr>
+            <w:tcW w:w="294" w:type="pct"/>
             <w:vAlign w:val="center"/>
           </w:tcPr>
           <w:p>
@@ -3361,7 +3353,7 @@
                 <w:sz w:val="16"/>
                 <w:szCs w:val="16"/>
               </w:rPr>
-              <w:t>{volume}</w:t>
+              <w:t>{ps}</w:t>
             </w:r>
           </w:p>
         </w:tc>
@@ -3384,13 +3376,13 @@
                 <w:sz w:val="16"/>
                 <w:szCs w:val="16"/>
               </w:rPr>
-              <w:t>{ps}</w:t>
-            </w:r>
-          </w:p>
-        </w:tc>
-        <w:tc>
-          <w:tcPr>
-            <w:tcW w:w="368" w:type="pct"/>
+              <w:t>{psPerV}</w:t>
+            </w:r>
+          </w:p>
+        </w:tc>
+        <w:tc>
+          <w:tcPr>
+            <w:tcW w:w="295" w:type="pct"/>
             <w:vAlign w:val="center"/>
           </w:tcPr>
           <w:p>
@@ -3407,13 +3399,13 @@
                 <w:sz w:val="16"/>
                 <w:szCs w:val="16"/>
               </w:rPr>
-              <w:t>{psPerV}</w:t>
-            </w:r>
-          </w:p>
-        </w:tc>
-        <w:tc>
-          <w:tcPr>
-            <w:tcW w:w="221" w:type="pct"/>
+              <w:t>{categoria}</w:t>
+            </w:r>
+          </w:p>
+        </w:tc>
+        <w:tc>
+          <w:tcPr>
+            <w:tcW w:w="736" w:type="pct"/>
             <w:vAlign w:val="center"/>
           </w:tcPr>
           <w:p>
@@ -3430,13 +3422,13 @@
                 <w:sz w:val="16"/>
                 <w:szCs w:val="16"/>
               </w:rPr>
-              <w:t>{categoria}</w:t>
-            </w:r>
-          </w:p>
-        </w:tc>
-        <w:tc>
-          <w:tcPr>
-            <w:tcW w:w="652" w:type="pct"/>
+              <w:t>{adempimento}</w:t>
+            </w:r>
+          </w:p>
+        </w:tc>
+        <w:tc>
+          <w:tcPr>
+            <w:tcW w:w="737" w:type="pct"/>
             <w:vAlign w:val="center"/>
           </w:tcPr>
           <w:p>
@@ -3453,36 +3445,13 @@
                 <w:sz w:val="16"/>
                 <w:szCs w:val="16"/>
               </w:rPr>
-              <w:t>{adempimento}</w:t>
-            </w:r>
-          </w:p>
-        </w:tc>
-        <w:tc>
-          <w:tcPr>
-            <w:tcW w:w="669" w:type="pct"/>
-            <w:vAlign w:val="center"/>
-          </w:tcPr>
-          <w:p>
-            <w:pPr>
-              <w:spacing w:after="0"/>
-              <w:jc w:val="center"/>
-              <w:rPr>
-                <w:rFonts w:ascii="Segoe UI" w:hAnsi="Segoe UI" w:cs="Segoe UI"/>
-              </w:rPr>
-            </w:pPr>
-            <w:r>
-              <w:rPr>
-                <w:rFonts w:ascii="Segoe UI" w:hAnsi="Segoe UI" w:cs="Segoe UI"/>
-                <w:sz w:val="16"/>
-                <w:szCs w:val="16"/>
-              </w:rPr>
               <w:t>{statoInail}</w:t>
             </w:r>
           </w:p>
         </w:tc>
         <w:tc>
           <w:tcPr>
-            <w:tcW w:w="368" w:type="pct"/>
+            <w:tcW w:w="438" w:type="pct"/>
             <w:vAlign w:val="center"/>
           </w:tcPr>
           <w:p>
@@ -3581,6 +3550,7 @@
       <w:tr>
         <w:trPr>
           <w:cantSplit/>
+          <w:trHeight w:val="567"/>
           <w:tblHeader/>
         </w:trPr>
         <w:tc>
@@ -3756,6 +3726,7 @@
       <w:tr>
         <w:trPr>
           <w:cantSplit/>
+          <w:trHeight w:val="567"/>
         </w:trPr>
         <w:tc>
           <w:tcPr>
@@ -3992,6 +3963,7 @@
       <w:tr>
         <w:trPr>
           <w:cantSplit/>
+          <w:trHeight w:val="567"/>
           <w:tblHeader/>
         </w:trPr>
         <w:tc>
@@ -4079,6 +4051,7 @@
       <w:tr>
         <w:trPr>
           <w:cantSplit/>
+          <w:trHeight w:val="567"/>
         </w:trPr>
         <w:tc>
           <w:tcPr>
@@ -4111,6 +4084,9 @@
             <w:vAlign w:val="center"/>
           </w:tcPr>
           <w:p>
+            <w:pPr>
+              <w:spacing w:after="0"/>
+            </w:pPr>
             <w:r>
               <w:rPr>
                 <w:rFonts w:ascii="Segoe UI" w:hAnsi="Segoe UI" w:cs="Segoe UI"/>
@@ -4190,7 +4166,16 @@
           <w:sz w:val="22"/>
           <w:szCs w:val="22"/>
         </w:rPr>
-        <w:t>Nei compressori la regolazione della pressione di esercizio è gestita mediante sonde di pressione e dalle valvole di sicurezza installate internamente per i casi di eventuale sovrappressione. I compressori sono esclusi dal campo di applicazione del D.M. 329/2004 in base a quanto previsto dall’art. 1, comma 3, lettera L del D.lgs. 93/2000.</w:t>
+        <w:t xml:space="preserve">Nei compressori la regolazione della pressione di esercizio è gestita mediante sonde di pressione e dalle valvole di sicurezza installate internamente per i casi di eventuale sovrappressione. I </w:t>
+      </w:r>
+      <w:r>
+        <w:rPr>
+          <w:rFonts w:ascii="Segoe UI" w:hAnsi="Segoe UI" w:cs="Segoe UI"/>
+          <w:sz w:val="22"/>
+          <w:szCs w:val="22"/>
+        </w:rPr>
+        <w:lastRenderedPageBreak/>
+        <w:t>compressori sono esclusi dal campo di applicazione del D.M. 329/2004 in base a quanto previsto dall’art. 1, comma 3, lettera L del D.lgs. 93/2000.</w:t>
       </w:r>
     </w:p>
     <w:p>
@@ -4325,7 +4310,6 @@
         <w:pStyle w:val="Titolo1"/>
       </w:pPr>
       <w:r>
-        <w:lastRenderedPageBreak/>
         <w:t>6. Verifica delle valvole di sicurezza</w:t>
       </w:r>
     </w:p>
@@ -4364,8 +4348,7 @@
     </w:p>
     <w:tbl>
       <w:tblPr>
-        <w:tblW w:w="9638" w:type="dxa"/>
-        <w:tblInd w:w="80" w:type="dxa"/>
+        <w:tblW w:w="5000" w:type="pct"/>
         <w:tblBorders>
           <w:top w:val="single" w:sz="4" w:space="0" w:color="808080"/>
           <w:left w:val="single" w:sz="4" w:space="0" w:color="808080"/>
@@ -4374,7 +4357,6 @@
           <w:insideH w:val="single" w:sz="4" w:space="0" w:color="808080"/>
           <w:insideV w:val="single" w:sz="4" w:space="0" w:color="808080"/>
         </w:tblBorders>
-        <w:tblLayout w:type="fixed"/>
         <w:tblCellMar>
           <w:top w:w="40" w:type="dxa"/>
           <w:left w:w="80" w:type="dxa"/>
@@ -4385,11 +4367,11 @@
       </w:tblPr>
       <w:tblGrid>
         <w:gridCol w:w="908"/>
-        <w:gridCol w:w="1417"/>
-        <w:gridCol w:w="3260"/>
-        <w:gridCol w:w="1641"/>
-        <w:gridCol w:w="1336"/>
-        <w:gridCol w:w="1076"/>
+        <w:gridCol w:w="1416"/>
+        <w:gridCol w:w="3257"/>
+        <w:gridCol w:w="1639"/>
+        <w:gridCol w:w="1334"/>
+        <w:gridCol w:w="1074"/>
       </w:tblGrid>
       <w:tr>
         <w:trPr>
@@ -4398,7 +4380,7 @@
         </w:trPr>
         <w:tc>
           <w:tcPr>
-            <w:tcW w:w="908" w:type="dxa"/>
+            <w:tcW w:w="471" w:type="pct"/>
             <w:shd w:val="clear" w:color="auto" w:fill="E7E6E6"/>
             <w:vAlign w:val="center"/>
           </w:tcPr>
@@ -4425,7 +4407,7 @@
         </w:tc>
         <w:tc>
           <w:tcPr>
-            <w:tcW w:w="1417" w:type="dxa"/>
+            <w:tcW w:w="735" w:type="pct"/>
             <w:shd w:val="clear" w:color="auto" w:fill="E7E6E6"/>
             <w:vAlign w:val="center"/>
           </w:tcPr>
@@ -4452,7 +4434,7 @@
         </w:tc>
         <w:tc>
           <w:tcPr>
-            <w:tcW w:w="3260" w:type="dxa"/>
+            <w:tcW w:w="1691" w:type="pct"/>
             <w:shd w:val="clear" w:color="auto" w:fill="E7E6E6"/>
             <w:vAlign w:val="center"/>
           </w:tcPr>
@@ -4479,7 +4461,7 @@
         </w:tc>
         <w:tc>
           <w:tcPr>
-            <w:tcW w:w="1641" w:type="dxa"/>
+            <w:tcW w:w="851" w:type="pct"/>
             <w:shd w:val="clear" w:color="auto" w:fill="E7E6E6"/>
             <w:vAlign w:val="center"/>
           </w:tcPr>
@@ -4527,7 +4509,7 @@
         </w:tc>
         <w:tc>
           <w:tcPr>
-            <w:tcW w:w="1336" w:type="dxa"/>
+            <w:tcW w:w="693" w:type="pct"/>
             <w:shd w:val="clear" w:color="auto" w:fill="E7E6E6"/>
             <w:vAlign w:val="center"/>
           </w:tcPr>
@@ -4575,7 +4557,7 @@
         </w:tc>
         <w:tc>
           <w:tcPr>
-            <w:tcW w:w="1076" w:type="dxa"/>
+            <w:tcW w:w="558" w:type="pct"/>
             <w:shd w:val="clear" w:color="auto" w:fill="E7E6E6"/>
             <w:vAlign w:val="center"/>
           </w:tcPr>
@@ -4616,7 +4598,7 @@
         </w:trPr>
         <w:tc>
           <w:tcPr>
-            <w:tcW w:w="908" w:type="dxa"/>
+            <w:tcW w:w="471" w:type="pct"/>
             <w:vAlign w:val="center"/>
           </w:tcPr>
           <w:p>
@@ -4641,7 +4623,7 @@
         </w:tc>
         <w:tc>
           <w:tcPr>
-            <w:tcW w:w="1417" w:type="dxa"/>
+            <w:tcW w:w="735" w:type="pct"/>
             <w:vAlign w:val="center"/>
           </w:tcPr>
           <w:p>
@@ -4666,7 +4648,7 @@
         </w:tc>
         <w:tc>
           <w:tcPr>
-            <w:tcW w:w="3260" w:type="dxa"/>
+            <w:tcW w:w="1691" w:type="pct"/>
             <w:vAlign w:val="center"/>
           </w:tcPr>
           <w:p>
@@ -4690,11 +4672,6 @@
           <w:p>
             <w:pPr>
               <w:spacing w:after="0" w:line="240" w:lineRule="auto"/>
-              <w:rPr>
-                <w:rFonts w:ascii="Segoe UI" w:hAnsi="Segoe UI" w:cs="Segoe UI"/>
-                <w:sz w:val="22"/>
-                <w:szCs w:val="22"/>
-              </w:rPr>
             </w:pPr>
             <w:r>
               <w:rPr>
@@ -4706,42 +4683,64 @@
             </w:r>
           </w:p>
           <w:p>
+            <w:r>
+              <w:rPr>
+                <w:rFonts w:ascii="Segoe UI" w:hAnsi="Segoe UI" w:cs="Segoe UI"/>
+                <w:sz w:val="22"/>
+                <w:szCs w:val="22"/>
+              </w:rPr>
+              <w:t>{costruttore}</w:t>
+            </w:r>
+          </w:p>
+          <w:p>
+            <w:r>
+              <w:rPr>
+                <w:rFonts w:ascii="Segoe UI" w:hAnsi="Segoe UI" w:cs="Segoe UI"/>
+                <w:sz w:val="22"/>
+                <w:szCs w:val="22"/>
+              </w:rPr>
+              <w:t>{modello}</w:t>
+            </w:r>
+          </w:p>
+          <w:p>
+            <w:r>
+              <w:rPr>
+                <w:rFonts w:ascii="Segoe UI" w:hAnsi="Segoe UI" w:cs="Segoe UI"/>
+                <w:sz w:val="22"/>
+                <w:szCs w:val="22"/>
+              </w:rPr>
+              <w:t>{/connesse}</w:t>
+            </w:r>
+          </w:p>
+        </w:tc>
+        <w:tc>
+          <w:tcPr>
+            <w:tcW w:w="851" w:type="pct"/>
+            <w:vAlign w:val="center"/>
+          </w:tcPr>
+          <w:p>
             <w:pPr>
               <w:spacing w:after="0" w:line="240" w:lineRule="auto"/>
-            </w:pPr>
-            <w:r>
-              <w:rPr>
-                <w:rFonts w:ascii="Segoe UI" w:hAnsi="Segoe UI" w:cs="Segoe UI"/>
-                <w:sz w:val="22"/>
-                <w:szCs w:val="22"/>
-              </w:rPr>
-              <w:t>{costruttore}</w:t>
-            </w:r>
-          </w:p>
-          <w:p>
-            <w:r>
-              <w:rPr>
-                <w:rFonts w:ascii="Segoe UI" w:hAnsi="Segoe UI" w:cs="Segoe UI"/>
-                <w:sz w:val="22"/>
-                <w:szCs w:val="22"/>
-              </w:rPr>
-              <w:t>{modello}</w:t>
-            </w:r>
-          </w:p>
-          <w:p>
-            <w:r>
-              <w:rPr>
-                <w:rFonts w:ascii="Segoe UI" w:hAnsi="Segoe UI" w:cs="Segoe UI"/>
-                <w:sz w:val="22"/>
-                <w:szCs w:val="22"/>
-              </w:rPr>
-              <w:t>{/connesse}</w:t>
-            </w:r>
-          </w:p>
-        </w:tc>
-        <w:tc>
-          <w:tcPr>
-            <w:tcW w:w="1641" w:type="dxa"/>
+              <w:jc w:val="center"/>
+              <w:rPr>
+                <w:rFonts w:ascii="Segoe UI" w:hAnsi="Segoe UI" w:cs="Segoe UI"/>
+                <w:sz w:val="22"/>
+                <w:szCs w:val="22"/>
+              </w:rPr>
+            </w:pPr>
+            <w:r>
+              <w:rPr>
+                <w:rFonts w:ascii="Segoe UI" w:hAnsi="Segoe UI" w:cs="Segoe UI"/>
+                <w:sz w:val="22"/>
+                <w:szCs w:val="22"/>
+              </w:rPr>
+              <w:t>{portataMaxTesto}</w:t>
+            </w:r>
+          </w:p>
+        </w:tc>
+        <w:tc>
+          <w:tcPr>
+            <w:tcW w:w="693" w:type="pct"/>
             <w:vAlign w:val="center"/>
           </w:tcPr>
           <w:p>
@@ -4760,38 +4759,13 @@
                 <w:sz w:val="22"/>
                 <w:szCs w:val="22"/>
               </w:rPr>
-              <w:t>{portataMaxTesto}</w:t>
-            </w:r>
-          </w:p>
-        </w:tc>
-        <w:tc>
-          <w:tcPr>
-            <w:tcW w:w="1336" w:type="dxa"/>
-            <w:vAlign w:val="center"/>
-          </w:tcPr>
-          <w:p>
-            <w:pPr>
-              <w:spacing w:after="0" w:line="240" w:lineRule="auto"/>
-              <w:jc w:val="center"/>
-              <w:rPr>
-                <w:rFonts w:ascii="Segoe UI" w:hAnsi="Segoe UI" w:cs="Segoe UI"/>
-                <w:sz w:val="22"/>
-                <w:szCs w:val="22"/>
-              </w:rPr>
-            </w:pPr>
-            <w:r>
-              <w:rPr>
-                <w:rFonts w:ascii="Segoe UI" w:hAnsi="Segoe UI" w:cs="Segoe UI"/>
-                <w:sz w:val="22"/>
-                <w:szCs w:val="22"/>
-              </w:rPr>
               <w:t>{portataScaricata}</w:t>
             </w:r>
           </w:p>
         </w:tc>
         <w:tc>
           <w:tcPr>
-            <w:tcW w:w="1076" w:type="dxa"/>
+            <w:tcW w:w="558" w:type="pct"/>
             <w:vAlign w:val="center"/>
           </w:tcPr>
           <w:p>
@@ -4847,13 +4821,28 @@
           <w:sz w:val="22"/>
           <w:szCs w:val="22"/>
         </w:rPr>
-        <w:t>La pressione di taratura delle valvole risulta adeguata alle massime pressioni ammissibili dei recipienti protetti.</w:t>
+        <w:t>Come evidenziato nella tabella che segue l</w:t>
+      </w:r>
+      <w:r>
+        <w:rPr>
+          <w:rFonts w:ascii="Segoe UI" w:hAnsi="Segoe UI" w:cs="Segoe UI"/>
+          <w:sz w:val="22"/>
+          <w:szCs w:val="22"/>
+        </w:rPr>
+        <w:t>a pressione di taratura delle valvole risulta adeguata alle massime pressioni ammissibili dei recipienti protetti</w:t>
+      </w:r>
+      <w:r>
+        <w:rPr>
+          <w:rFonts w:ascii="Segoe UI" w:hAnsi="Segoe UI" w:cs="Segoe UI"/>
+          <w:sz w:val="22"/>
+          <w:szCs w:val="22"/>
+        </w:rPr>
+        <w:t>:</w:t>
       </w:r>
     </w:p>
     <w:tbl>
       <w:tblPr>
-        <w:tblW w:w="9638" w:type="dxa"/>
-        <w:tblInd w:w="80" w:type="dxa"/>
+        <w:tblW w:w="5000" w:type="pct"/>
         <w:tblBorders>
           <w:top w:val="single" w:sz="4" w:space="0" w:color="808080"/>
           <w:left w:val="single" w:sz="4" w:space="0" w:color="808080"/>
@@ -4862,7 +4851,6 @@
           <w:insideH w:val="single" w:sz="4" w:space="0" w:color="808080"/>
           <w:insideV w:val="single" w:sz="4" w:space="0" w:color="808080"/>
         </w:tblBorders>
-        <w:tblLayout w:type="fixed"/>
         <w:tblCellMar>
           <w:top w:w="40" w:type="dxa"/>
           <w:left w:w="80" w:type="dxa"/>
@@ -4872,12 +4860,12 @@
         <w:tblLook w:val="0000" w:firstRow="0" w:lastRow="0" w:firstColumn="0" w:lastColumn="0" w:noHBand="0" w:noVBand="0"/>
       </w:tblPr>
       <w:tblGrid>
-        <w:gridCol w:w="1032"/>
+        <w:gridCol w:w="1031"/>
         <w:gridCol w:w="1376"/>
-        <w:gridCol w:w="3177"/>
-        <w:gridCol w:w="1641"/>
-        <w:gridCol w:w="1336"/>
-        <w:gridCol w:w="1076"/>
+        <w:gridCol w:w="3174"/>
+        <w:gridCol w:w="1639"/>
+        <w:gridCol w:w="1334"/>
+        <w:gridCol w:w="1074"/>
       </w:tblGrid>
       <w:tr>
         <w:trPr>
@@ -4886,33 +4874,35 @@
         </w:trPr>
         <w:tc>
           <w:tcPr>
-            <w:tcW w:w="1032" w:type="dxa"/>
+            <w:tcW w:w="535" w:type="pct"/>
             <w:shd w:val="clear" w:color="auto" w:fill="E7E6E6"/>
             <w:vAlign w:val="center"/>
           </w:tcPr>
           <w:p>
             <w:pPr>
               <w:spacing w:after="0" w:line="240" w:lineRule="auto"/>
-              <w:rPr>
-                <w:rFonts w:ascii="Segoe UI" w:hAnsi="Segoe UI" w:cs="Segoe UI"/>
-                <w:sz w:val="22"/>
-                <w:szCs w:val="22"/>
-              </w:rPr>
-            </w:pPr>
-            <w:r>
-              <w:rPr>
-                <w:rFonts w:ascii="Segoe UI" w:hAnsi="Segoe UI" w:cs="Segoe UI"/>
-                <w:b/>
-                <w:sz w:val="22"/>
-                <w:szCs w:val="22"/>
-              </w:rPr>
+              <w:jc w:val="center"/>
+              <w:rPr>
+                <w:rFonts w:ascii="Segoe UI" w:hAnsi="Segoe UI" w:cs="Segoe UI"/>
+                <w:sz w:val="22"/>
+                <w:szCs w:val="22"/>
+              </w:rPr>
+            </w:pPr>
+            <w:r>
+              <w:rPr>
+                <w:rFonts w:ascii="Segoe UI" w:hAnsi="Segoe UI" w:cs="Segoe UI"/>
+                <w:b/>
+                <w:sz w:val="22"/>
+                <w:szCs w:val="22"/>
+              </w:rPr>
+              <w:lastRenderedPageBreak/>
               <w:t>Pos. valvola</w:t>
             </w:r>
           </w:p>
         </w:tc>
         <w:tc>
           <w:tcPr>
-            <w:tcW w:w="1376" w:type="dxa"/>
+            <w:tcW w:w="714" w:type="pct"/>
             <w:shd w:val="clear" w:color="auto" w:fill="E7E6E6"/>
             <w:vAlign w:val="center"/>
           </w:tcPr>
@@ -4938,7 +4928,7 @@
         </w:tc>
         <w:tc>
           <w:tcPr>
-            <w:tcW w:w="3177" w:type="dxa"/>
+            <w:tcW w:w="1648" w:type="pct"/>
             <w:shd w:val="clear" w:color="auto" w:fill="E7E6E6"/>
             <w:vAlign w:val="center"/>
           </w:tcPr>
@@ -4965,7 +4955,7 @@
         </w:tc>
         <w:tc>
           <w:tcPr>
-            <w:tcW w:w="1641" w:type="dxa"/>
+            <w:tcW w:w="851" w:type="pct"/>
             <w:shd w:val="clear" w:color="auto" w:fill="E7E6E6"/>
             <w:vAlign w:val="center"/>
           </w:tcPr>
@@ -4992,7 +4982,7 @@
         </w:tc>
         <w:tc>
           <w:tcPr>
-            <w:tcW w:w="1336" w:type="dxa"/>
+            <w:tcW w:w="693" w:type="pct"/>
             <w:shd w:val="clear" w:color="auto" w:fill="E7E6E6"/>
             <w:vAlign w:val="center"/>
           </w:tcPr>
@@ -5019,7 +5009,7 @@
         </w:tc>
         <w:tc>
           <w:tcPr>
-            <w:tcW w:w="1076" w:type="dxa"/>
+            <w:tcW w:w="558" w:type="pct"/>
             <w:shd w:val="clear" w:color="auto" w:fill="E7E6E6"/>
             <w:vAlign w:val="center"/>
           </w:tcPr>
@@ -5081,12 +5071,13 @@
         </w:trPr>
         <w:tc>
           <w:tcPr>
-            <w:tcW w:w="1032" w:type="dxa"/>
+            <w:tcW w:w="535" w:type="pct"/>
             <w:vAlign w:val="center"/>
           </w:tcPr>
           <w:p>
             <w:pPr>
               <w:spacing w:after="0" w:line="240" w:lineRule="auto"/>
+              <w:jc w:val="center"/>
               <w:rPr>
                 <w:rFonts w:ascii="Segoe UI" w:hAnsi="Segoe UI" w:cs="Segoe UI"/>
                 <w:sz w:val="22"/>
@@ -5105,7 +5096,7 @@
         </w:tc>
         <w:tc>
           <w:tcPr>
-            <w:tcW w:w="1376" w:type="dxa"/>
+            <w:tcW w:w="714" w:type="pct"/>
             <w:vAlign w:val="center"/>
           </w:tcPr>
           <w:p>
@@ -5129,7 +5120,7 @@
         </w:tc>
         <w:tc>
           <w:tcPr>
-            <w:tcW w:w="3177" w:type="dxa"/>
+            <w:tcW w:w="1648" w:type="pct"/>
             <w:vAlign w:val="center"/>
           </w:tcPr>
           <w:p>
@@ -5155,11 +5146,6 @@
             <w:pPr>
               <w:spacing w:after="0" w:line="240" w:lineRule="auto"/>
               <w:jc w:val="left"/>
-              <w:rPr>
-                <w:rFonts w:ascii="Segoe UI" w:hAnsi="Segoe UI" w:cs="Segoe UI"/>
-                <w:sz w:val="22"/>
-                <w:szCs w:val="22"/>
-              </w:rPr>
             </w:pPr>
             <w:r>
               <w:rPr>
@@ -5171,43 +5157,64 @@
             </w:r>
           </w:p>
           <w:p>
+            <w:r>
+              <w:rPr>
+                <w:rFonts w:ascii="Segoe UI" w:hAnsi="Segoe UI" w:cs="Segoe UI"/>
+                <w:sz w:val="22"/>
+                <w:szCs w:val="22"/>
+              </w:rPr>
+              <w:t>{costruttore}</w:t>
+            </w:r>
+          </w:p>
+          <w:p>
+            <w:r>
+              <w:rPr>
+                <w:rFonts w:ascii="Segoe UI" w:hAnsi="Segoe UI" w:cs="Segoe UI"/>
+                <w:sz w:val="22"/>
+                <w:szCs w:val="22"/>
+              </w:rPr>
+              <w:t>{modello}</w:t>
+            </w:r>
+          </w:p>
+          <w:p>
+            <w:r>
+              <w:rPr>
+                <w:rFonts w:ascii="Segoe UI" w:hAnsi="Segoe UI" w:cs="Segoe UI"/>
+                <w:sz w:val="22"/>
+                <w:szCs w:val="22"/>
+              </w:rPr>
+              <w:t>{/connesse}</w:t>
+            </w:r>
+          </w:p>
+        </w:tc>
+        <w:tc>
+          <w:tcPr>
+            <w:tcW w:w="851" w:type="pct"/>
+            <w:vAlign w:val="center"/>
+          </w:tcPr>
+          <w:p>
             <w:pPr>
               <w:spacing w:after="0" w:line="240" w:lineRule="auto"/>
-              <w:jc w:val="left"/>
-            </w:pPr>
-            <w:r>
-              <w:rPr>
-                <w:rFonts w:ascii="Segoe UI" w:hAnsi="Segoe UI" w:cs="Segoe UI"/>
-                <w:sz w:val="22"/>
-                <w:szCs w:val="22"/>
-              </w:rPr>
-              <w:t>{costruttore}</w:t>
-            </w:r>
-          </w:p>
-          <w:p>
-            <w:r>
-              <w:rPr>
-                <w:rFonts w:ascii="Segoe UI" w:hAnsi="Segoe UI" w:cs="Segoe UI"/>
-                <w:sz w:val="22"/>
-                <w:szCs w:val="22"/>
-              </w:rPr>
-              <w:t>{modello}</w:t>
-            </w:r>
-          </w:p>
-          <w:p>
-            <w:r>
-              <w:rPr>
-                <w:rFonts w:ascii="Segoe UI" w:hAnsi="Segoe UI" w:cs="Segoe UI"/>
-                <w:sz w:val="22"/>
-                <w:szCs w:val="22"/>
-              </w:rPr>
-              <w:t>{/connesse}</w:t>
-            </w:r>
-          </w:p>
-        </w:tc>
-        <w:tc>
-          <w:tcPr>
-            <w:tcW w:w="1641" w:type="dxa"/>
+              <w:jc w:val="center"/>
+              <w:rPr>
+                <w:rFonts w:ascii="Segoe UI" w:hAnsi="Segoe UI" w:cs="Segoe UI"/>
+                <w:sz w:val="22"/>
+                <w:szCs w:val="22"/>
+              </w:rPr>
+            </w:pPr>
+            <w:r>
+              <w:rPr>
+                <w:rFonts w:ascii="Segoe UI" w:hAnsi="Segoe UI" w:cs="Segoe UI"/>
+                <w:sz w:val="22"/>
+                <w:szCs w:val="22"/>
+              </w:rPr>
+              <w:t>{psRecipiente}</w:t>
+            </w:r>
+          </w:p>
+        </w:tc>
+        <w:tc>
+          <w:tcPr>
+            <w:tcW w:w="693" w:type="pct"/>
             <w:vAlign w:val="center"/>
           </w:tcPr>
           <w:p>
@@ -5226,38 +5233,13 @@
                 <w:sz w:val="22"/>
                 <w:szCs w:val="22"/>
               </w:rPr>
-              <w:t>{psRecipiente}</w:t>
-            </w:r>
-          </w:p>
-        </w:tc>
-        <w:tc>
-          <w:tcPr>
-            <w:tcW w:w="1336" w:type="dxa"/>
-            <w:vAlign w:val="center"/>
-          </w:tcPr>
-          <w:p>
-            <w:pPr>
-              <w:spacing w:after="0" w:line="240" w:lineRule="auto"/>
-              <w:jc w:val="center"/>
-              <w:rPr>
-                <w:rFonts w:ascii="Segoe UI" w:hAnsi="Segoe UI" w:cs="Segoe UI"/>
-                <w:sz w:val="22"/>
-                <w:szCs w:val="22"/>
-              </w:rPr>
-            </w:pPr>
-            <w:r>
-              <w:rPr>
-                <w:rFonts w:ascii="Segoe UI" w:hAnsi="Segoe UI" w:cs="Segoe UI"/>
-                <w:sz w:val="22"/>
-                <w:szCs w:val="22"/>
-              </w:rPr>
               <w:t>{pressioneTaratura}</w:t>
             </w:r>
           </w:p>
         </w:tc>
         <w:tc>
           <w:tcPr>
-            <w:tcW w:w="1076" w:type="dxa"/>
+            <w:tcW w:w="558" w:type="pct"/>
             <w:vAlign w:val="center"/>
           </w:tcPr>
           <w:p>
@@ -5312,7 +5294,7 @@
         <w:pStyle w:val="Titolo2"/>
       </w:pPr>
       <w:r>
-        <w:t>7.1 Frequenze di riferimento (Allegato B – recipienti a pressione)</w:t>
+        <w:t>7.1 Frequenze di riferimento</w:t>
       </w:r>
     </w:p>
     <w:tbl>
@@ -5476,25 +5458,7 @@
                 <w:sz w:val="22"/>
                 <w:szCs w:val="22"/>
               </w:rPr>
-              <w:t xml:space="preserve">ogni </w:t>
-            </w:r>
-            <w:proofErr w:type="gramStart"/>
-            <w:r>
-              <w:rPr>
-                <w:rFonts w:ascii="Segoe UI" w:hAnsi="Segoe UI" w:cs="Segoe UI"/>
-                <w:sz w:val="22"/>
-                <w:szCs w:val="22"/>
-              </w:rPr>
-              <w:t>3</w:t>
-            </w:r>
-            <w:proofErr w:type="gramEnd"/>
-            <w:r>
-              <w:rPr>
-                <w:rFonts w:ascii="Segoe UI" w:hAnsi="Segoe UI" w:cs="Segoe UI"/>
-                <w:sz w:val="22"/>
-                <w:szCs w:val="22"/>
-              </w:rPr>
-              <w:t xml:space="preserve"> anni</w:t>
+              <w:t>ogni 3 anni</w:t>
             </w:r>
           </w:p>
         </w:tc>
@@ -5519,25 +5483,7 @@
                 <w:sz w:val="22"/>
                 <w:szCs w:val="22"/>
               </w:rPr>
-              <w:t xml:space="preserve">ogni </w:t>
-            </w:r>
-            <w:proofErr w:type="gramStart"/>
-            <w:r>
-              <w:rPr>
-                <w:rFonts w:ascii="Segoe UI" w:hAnsi="Segoe UI" w:cs="Segoe UI"/>
-                <w:sz w:val="22"/>
-                <w:szCs w:val="22"/>
-              </w:rPr>
-              <w:t>10</w:t>
-            </w:r>
-            <w:proofErr w:type="gramEnd"/>
-            <w:r>
-              <w:rPr>
-                <w:rFonts w:ascii="Segoe UI" w:hAnsi="Segoe UI" w:cs="Segoe UI"/>
-                <w:sz w:val="22"/>
-                <w:szCs w:val="22"/>
-              </w:rPr>
-              <w:t xml:space="preserve"> anni</w:t>
+              <w:t>ogni 10 anni</w:t>
             </w:r>
           </w:p>
         </w:tc>
@@ -5592,25 +5538,7 @@
                 <w:sz w:val="22"/>
                 <w:szCs w:val="22"/>
               </w:rPr>
-              <w:t xml:space="preserve">ogni </w:t>
-            </w:r>
-            <w:proofErr w:type="gramStart"/>
-            <w:r>
-              <w:rPr>
-                <w:rFonts w:ascii="Segoe UI" w:hAnsi="Segoe UI" w:cs="Segoe UI"/>
-                <w:sz w:val="22"/>
-                <w:szCs w:val="22"/>
-              </w:rPr>
-              <w:t>4</w:t>
-            </w:r>
-            <w:proofErr w:type="gramEnd"/>
-            <w:r>
-              <w:rPr>
-                <w:rFonts w:ascii="Segoe UI" w:hAnsi="Segoe UI" w:cs="Segoe UI"/>
-                <w:sz w:val="22"/>
-                <w:szCs w:val="22"/>
-              </w:rPr>
-              <w:t xml:space="preserve"> anni</w:t>
+              <w:t>ogni 4 anni</w:t>
             </w:r>
           </w:p>
         </w:tc>
@@ -5635,25 +5563,7 @@
                 <w:sz w:val="22"/>
                 <w:szCs w:val="22"/>
               </w:rPr>
-              <w:t xml:space="preserve">ogni </w:t>
-            </w:r>
-            <w:proofErr w:type="gramStart"/>
-            <w:r>
-              <w:rPr>
-                <w:rFonts w:ascii="Segoe UI" w:hAnsi="Segoe UI" w:cs="Segoe UI"/>
-                <w:sz w:val="22"/>
-                <w:szCs w:val="22"/>
-              </w:rPr>
-              <w:t>10</w:t>
-            </w:r>
-            <w:proofErr w:type="gramEnd"/>
-            <w:r>
-              <w:rPr>
-                <w:rFonts w:ascii="Segoe UI" w:hAnsi="Segoe UI" w:cs="Segoe UI"/>
-                <w:sz w:val="22"/>
-                <w:szCs w:val="22"/>
-              </w:rPr>
-              <w:t xml:space="preserve"> anni</w:t>
+              <w:t>ogni 10 anni</w:t>
             </w:r>
           </w:p>
         </w:tc>
@@ -5673,13 +5583,23 @@
         <w:pStyle w:val="Titolo2"/>
       </w:pPr>
       <w:r>
+        <w:lastRenderedPageBreak/>
         <w:t>7.2 Scadenze per apparecchiatura</w:t>
+      </w:r>
+    </w:p>
+    <w:p>
+      <w:r>
+        <w:rPr>
+          <w:rFonts w:ascii="Segoe UI" w:hAnsi="Segoe UI" w:cs="Segoe UI"/>
+          <w:sz w:val="22"/>
+          <w:szCs w:val="22"/>
+        </w:rPr>
+        <w:t xml:space="preserve">Sulla base delle frequenze indicate nella tabella precedente, si applicano le seguenti frequenze alle apparecchiature che compongono il presente impianto: </w:t>
       </w:r>
     </w:p>
     <w:tbl>
       <w:tblPr>
-        <w:tblW w:w="9638" w:type="dxa"/>
-        <w:tblInd w:w="80" w:type="dxa"/>
+        <w:tblW w:w="5000" w:type="pct"/>
         <w:tblBorders>
           <w:top w:val="single" w:sz="4" w:space="0" w:color="808080"/>
           <w:left w:val="single" w:sz="4" w:space="0" w:color="808080"/>
@@ -5688,7 +5608,6 @@
           <w:insideH w:val="single" w:sz="4" w:space="0" w:color="808080"/>
           <w:insideV w:val="single" w:sz="4" w:space="0" w:color="808080"/>
         </w:tblBorders>
-        <w:tblLayout w:type="fixed"/>
         <w:tblCellMar>
           <w:top w:w="40" w:type="dxa"/>
           <w:left w:w="80" w:type="dxa"/>
@@ -5699,19 +5618,20 @@
       </w:tblPr>
       <w:tblGrid>
         <w:gridCol w:w="917"/>
-        <w:gridCol w:w="3212"/>
+        <w:gridCol w:w="3208"/>
         <w:gridCol w:w="917"/>
-        <w:gridCol w:w="2294"/>
-        <w:gridCol w:w="2298"/>
+        <w:gridCol w:w="2291"/>
+        <w:gridCol w:w="2295"/>
       </w:tblGrid>
       <w:tr>
         <w:trPr>
           <w:cantSplit/>
+          <w:trHeight w:val="567"/>
           <w:tblHeader/>
         </w:trPr>
         <w:tc>
           <w:tcPr>
-            <w:tcW w:w="917" w:type="dxa"/>
+            <w:tcW w:w="476" w:type="pct"/>
             <w:shd w:val="clear" w:color="auto" w:fill="E7E6E6"/>
             <w:vAlign w:val="center"/>
           </w:tcPr>
@@ -5738,7 +5658,7 @@
         </w:tc>
         <w:tc>
           <w:tcPr>
-            <w:tcW w:w="3212" w:type="dxa"/>
+            <w:tcW w:w="1666" w:type="pct"/>
             <w:shd w:val="clear" w:color="auto" w:fill="E7E6E6"/>
             <w:vAlign w:val="center"/>
           </w:tcPr>
@@ -5765,7 +5685,7 @@
         </w:tc>
         <w:tc>
           <w:tcPr>
-            <w:tcW w:w="917" w:type="dxa"/>
+            <w:tcW w:w="476" w:type="pct"/>
             <w:shd w:val="clear" w:color="auto" w:fill="E7E6E6"/>
             <w:vAlign w:val="center"/>
           </w:tcPr>
@@ -5803,7 +5723,7 @@
         </w:tc>
         <w:tc>
           <w:tcPr>
-            <w:tcW w:w="2294" w:type="dxa"/>
+            <w:tcW w:w="1190" w:type="pct"/>
             <w:shd w:val="clear" w:color="auto" w:fill="E7E6E6"/>
             <w:vAlign w:val="center"/>
           </w:tcPr>
@@ -5830,7 +5750,7 @@
         </w:tc>
         <w:tc>
           <w:tcPr>
-            <w:tcW w:w="2298" w:type="dxa"/>
+            <w:tcW w:w="1192" w:type="pct"/>
             <w:shd w:val="clear" w:color="auto" w:fill="E7E6E6"/>
             <w:vAlign w:val="center"/>
           </w:tcPr>
@@ -5859,10 +5779,11 @@
       <w:tr>
         <w:trPr>
           <w:cantSplit/>
+          <w:trHeight w:val="567"/>
         </w:trPr>
         <w:tc>
           <w:tcPr>
-            <w:tcW w:w="917" w:type="dxa"/>
+            <w:tcW w:w="476" w:type="pct"/>
             <w:vAlign w:val="center"/>
           </w:tcPr>
           <w:p>
@@ -5887,7 +5808,7 @@
         </w:tc>
         <w:tc>
           <w:tcPr>
-            <w:tcW w:w="3212" w:type="dxa"/>
+            <w:tcW w:w="1666" w:type="pct"/>
             <w:vAlign w:val="center"/>
           </w:tcPr>
           <w:p>
@@ -5912,7 +5833,7 @@
         </w:tc>
         <w:tc>
           <w:tcPr>
-            <w:tcW w:w="917" w:type="dxa"/>
+            <w:tcW w:w="476" w:type="pct"/>
             <w:vAlign w:val="center"/>
           </w:tcPr>
           <w:p>
@@ -5937,7 +5858,7 @@
         </w:tc>
         <w:tc>
           <w:tcPr>
-            <w:tcW w:w="2294" w:type="dxa"/>
+            <w:tcW w:w="1190" w:type="pct"/>
             <w:vAlign w:val="center"/>
           </w:tcPr>
           <w:p>
@@ -5958,13 +5879,11 @@
               </w:rPr>
               <w:t>{verificaFunzionamento}</w:t>
             </w:r>
-            <w:proofErr w:type="gramStart"/>
-            <w:proofErr w:type="gramEnd"/>
-          </w:p>
-        </w:tc>
-        <w:tc>
-          <w:tcPr>
-            <w:tcW w:w="2298" w:type="dxa"/>
+          </w:p>
+        </w:tc>
+        <w:tc>
+          <w:tcPr>
+            <w:tcW w:w="1192" w:type="pct"/>
             <w:vAlign w:val="center"/>
           </w:tcPr>
           <w:p>
@@ -5985,8 +5904,6 @@
               </w:rPr>
               <w:t>{verificaIntegrita}{/riqualificazione}</w:t>
             </w:r>
-            <w:proofErr w:type="gramStart"/>
-            <w:proofErr w:type="gramEnd"/>
           </w:p>
         </w:tc>
       </w:tr>
@@ -6003,7 +5920,6 @@
         <w:pStyle w:val="Titolo1"/>
       </w:pPr>
       <w:r>
-        <w:lastRenderedPageBreak/>
         <w:t>8. Allegati</w:t>
       </w:r>
     </w:p>
@@ -6033,6 +5949,7 @@
           <w:numId w:val="1"/>
         </w:numPr>
         <w:spacing w:after="60"/>
+        <w:ind w:left="426" w:hanging="219"/>
         <w:rPr>
           <w:rFonts w:ascii="Segoe UI" w:hAnsi="Segoe UI" w:cs="Segoe UI"/>
           <w:sz w:val="22"/>
@@ -6597,7 +6514,7 @@
             <w:rPr>
               <w:noProof/>
             </w:rPr>
-            <w:t>9</w:t>
+            <w:t>10</w:t>
           </w:r>
         </w:fldSimple>
       </w:sdtContent>
@@ -7157,6 +7074,119 @@
       </w:rPr>
     </w:lvl>
   </w:abstractNum>
+  <w:abstractNum w:abstractNumId="4" w15:restartNumberingAfterBreak="0">
+    <w:nsid w:val="5BCF5572"/>
+    <w:multiLevelType w:val="hybridMultilevel"/>
+    <w:tmpl w:val="7D382ECE"/>
+    <w:lvl w:ilvl="0" w:tplc="04100001">
+      <w:start w:val="1"/>
+      <w:numFmt w:val="bullet"/>
+      <w:lvlText w:val=""/>
+      <w:lvlJc w:val="left"/>
+      <w:pPr>
+        <w:ind w:left="720" w:hanging="360"/>
+      </w:pPr>
+      <w:rPr>
+        <w:rFonts w:ascii="Symbol" w:hAnsi="Symbol" w:hint="default"/>
+      </w:rPr>
+    </w:lvl>
+    <w:lvl w:ilvl="1" w:tplc="FFFFFFFF" w:tentative="1">
+      <w:start w:val="1"/>
+      <w:numFmt w:val="bullet"/>
+      <w:lvlText w:val="o"/>
+      <w:lvlJc w:val="left"/>
+      <w:pPr>
+        <w:ind w:left="1440" w:hanging="360"/>
+      </w:pPr>
+      <w:rPr>
+        <w:rFonts w:ascii="Courier New" w:hAnsi="Courier New" w:cs="Courier New" w:hint="default"/>
+      </w:rPr>
+    </w:lvl>
+    <w:lvl w:ilvl="2" w:tplc="FFFFFFFF" w:tentative="1">
+      <w:start w:val="1"/>
+      <w:numFmt w:val="bullet"/>
+      <w:lvlText w:val=""/>
+      <w:lvlJc w:val="left"/>
+      <w:pPr>
+        <w:ind w:left="2160" w:hanging="360"/>
+      </w:pPr>
+      <w:rPr>
+        <w:rFonts w:ascii="Wingdings" w:hAnsi="Wingdings" w:hint="default"/>
+      </w:rPr>
+    </w:lvl>
+    <w:lvl w:ilvl="3" w:tplc="FFFFFFFF" w:tentative="1">
+      <w:start w:val="1"/>
+      <w:numFmt w:val="bullet"/>
+      <w:lvlText w:val=""/>
+      <w:lvlJc w:val="left"/>
+      <w:pPr>
+        <w:ind w:left="2880" w:hanging="360"/>
+      </w:pPr>
+      <w:rPr>
+        <w:rFonts w:ascii="Symbol" w:hAnsi="Symbol" w:hint="default"/>
+      </w:rPr>
+    </w:lvl>
+    <w:lvl w:ilvl="4" w:tplc="FFFFFFFF" w:tentative="1">
+      <w:start w:val="1"/>
+      <w:numFmt w:val="bullet"/>
+      <w:lvlText w:val="o"/>
+      <w:lvlJc w:val="left"/>
+      <w:pPr>
+        <w:ind w:left="3600" w:hanging="360"/>
+      </w:pPr>
+      <w:rPr>
+        <w:rFonts w:ascii="Courier New" w:hAnsi="Courier New" w:cs="Courier New" w:hint="default"/>
+      </w:rPr>
+    </w:lvl>
+    <w:lvl w:ilvl="5" w:tplc="FFFFFFFF" w:tentative="1">
+      <w:start w:val="1"/>
+      <w:numFmt w:val="bullet"/>
+      <w:lvlText w:val=""/>
+      <w:lvlJc w:val="left"/>
+      <w:pPr>
+        <w:ind w:left="4320" w:hanging="360"/>
+      </w:pPr>
+      <w:rPr>
+        <w:rFonts w:ascii="Wingdings" w:hAnsi="Wingdings" w:hint="default"/>
+      </w:rPr>
+    </w:lvl>
+    <w:lvl w:ilvl="6" w:tplc="FFFFFFFF" w:tentative="1">
+      <w:start w:val="1"/>
+      <w:numFmt w:val="bullet"/>
+      <w:lvlText w:val=""/>
+      <w:lvlJc w:val="left"/>
+      <w:pPr>
+        <w:ind w:left="5040" w:hanging="360"/>
+      </w:pPr>
+      <w:rPr>
+        <w:rFonts w:ascii="Symbol" w:hAnsi="Symbol" w:hint="default"/>
+      </w:rPr>
+    </w:lvl>
+    <w:lvl w:ilvl="7" w:tplc="FFFFFFFF" w:tentative="1">
+      <w:start w:val="1"/>
+      <w:numFmt w:val="bullet"/>
+      <w:lvlText w:val="o"/>
+      <w:lvlJc w:val="left"/>
+      <w:pPr>
+        <w:ind w:left="5760" w:hanging="360"/>
+      </w:pPr>
+      <w:rPr>
+        <w:rFonts w:ascii="Courier New" w:hAnsi="Courier New" w:cs="Courier New" w:hint="default"/>
+      </w:rPr>
+    </w:lvl>
+    <w:lvl w:ilvl="8" w:tplc="FFFFFFFF" w:tentative="1">
+      <w:start w:val="1"/>
+      <w:numFmt w:val="bullet"/>
+      <w:lvlText w:val=""/>
+      <w:lvlJc w:val="left"/>
+      <w:pPr>
+        <w:ind w:left="6480" w:hanging="360"/>
+      </w:pPr>
+      <w:rPr>
+        <w:rFonts w:ascii="Wingdings" w:hAnsi="Wingdings" w:hint="default"/>
+      </w:rPr>
+    </w:lvl>
+  </w:abstractNum>
   <w:num w:numId="1" w16cid:durableId="660230320">
     <w:abstractNumId w:val="1"/>
   </w:num>
@@ -7168,6 +7198,9 @@
   </w:num>
   <w:num w:numId="4" w16cid:durableId="388920733">
     <w:abstractNumId w:val="3"/>
+  </w:num>
+  <w:num w:numId="5" w16cid:durableId="844633517">
+    <w:abstractNumId w:val="4"/>
   </w:num>
 </w:numbering>
 </file>

--- a/public/templates/relazione-dm329.docx
+++ b/public/templates/relazione-dm329.docx
@@ -524,12 +524,10 @@
           <w:rFonts w:ascii="Segoe UI" w:hAnsi="Segoe UI" w:cs="Segoe UI"/>
           <w:b/>
           <w:bCs/>
-          <w:i/>
-          <w:sz w:val="22"/>
-          <w:szCs w:val="22"/>
-          <w:highlight w:val="yellow"/>
-        </w:rPr>
-        <w:t>[descrivere le motivazioni della revisione]</w:t>
+          <w:sz w:val="22"/>
+          <w:szCs w:val="22"/>
+        </w:rPr>
+        <w:t>{premessa.motivoRevisione}</w:t>
       </w:r>
       <w:r>
         <w:rPr>
@@ -767,14 +765,6 @@
           <w:szCs w:val="22"/>
         </w:rPr>
       </w:pPr>
-      <w:r>
-        <w:rPr>
-          <w:rFonts w:ascii="Segoe UI" w:hAnsi="Segoe UI" w:cs="Segoe UI"/>
-          <w:sz w:val="22"/>
-          <w:szCs w:val="22"/>
-        </w:rPr>
-        <w:br w:type="page"/>
-      </w:r>
     </w:p>
     <w:p>
       <w:pPr>
@@ -1016,6 +1006,24 @@
       <w:r>
         <w:lastRenderedPageBreak/>
         <w:t>3. Fluidi di processo</w:t>
+      </w:r>
+    </w:p>
+    <w:p>
+      <w:pPr>
+        <w:spacing w:before="240"/>
+        <w:rPr>
+          <w:rFonts w:ascii="Segoe UI" w:hAnsi="Segoe UI" w:cs="Segoe UI"/>
+          <w:sz w:val="22"/>
+          <w:szCs w:val="22"/>
+        </w:rPr>
+      </w:pPr>
+      <w:r>
+        <w:rPr>
+          <w:rFonts w:ascii="Segoe UI" w:hAnsi="Segoe UI" w:cs="Segoe UI"/>
+          <w:sz w:val="22"/>
+          <w:szCs w:val="22"/>
+        </w:rPr>
+        <w:t>All’interno dell’impianto vengono utilizzati i seguenti fluidi di processo:</w:t>
       </w:r>
     </w:p>
     <w:tbl>
@@ -1261,15 +1269,7 @@
     </w:tbl>
     <w:p>
       <w:pPr>
-        <w:rPr>
-          <w:rFonts w:ascii="Segoe UI" w:hAnsi="Segoe UI" w:cs="Segoe UI"/>
-          <w:sz w:val="22"/>
-          <w:szCs w:val="22"/>
-        </w:rPr>
-      </w:pPr>
-    </w:p>
-    <w:p>
-      <w:pPr>
+        <w:spacing w:before="240"/>
         <w:rPr>
           <w:rFonts w:ascii="Segoe UI" w:hAnsi="Segoe UI" w:cs="Segoe UI"/>
           <w:sz w:val="22"/>
@@ -1287,7 +1287,7 @@
     </w:p>
     <w:p>
       <w:pPr>
-        <w:spacing w:after="0"/>
+        <w:spacing w:before="240" w:after="0"/>
         <w:rPr>
           <w:rFonts w:ascii="Segoe UI" w:hAnsi="Segoe UI" w:cs="Segoe UI"/>
           <w:sz w:val="22"/>
@@ -1323,7 +1323,7 @@
     </w:p>
     <w:p>
       <w:pPr>
-        <w:spacing w:after="0"/>
+        <w:spacing w:before="240" w:after="0"/>
         <w:rPr>
           <w:rFonts w:ascii="Segoe UI" w:hAnsi="Segoe UI" w:cs="Segoe UI"/>
           <w:sz w:val="22"/>
@@ -1341,7 +1341,7 @@
     </w:p>
     <w:p>
       <w:pPr>
-        <w:spacing w:after="0"/>
+        <w:spacing w:before="240" w:after="0"/>
         <w:rPr>
           <w:rFonts w:ascii="Segoe UI" w:hAnsi="Segoe UI" w:cs="Segoe UI"/>
           <w:sz w:val="22"/>
@@ -1376,7 +1376,7 @@
     </w:p>
     <w:p>
       <w:pPr>
-        <w:spacing w:after="0"/>
+        <w:spacing w:before="240" w:after="0"/>
         <w:rPr>
           <w:rFonts w:ascii="Segoe UI" w:hAnsi="Segoe UI" w:cs="Segoe UI"/>
           <w:sz w:val="22"/>
@@ -2775,16 +2775,8 @@
     </w:tbl>
     <w:p>
       <w:pPr>
-        <w:rPr>
-          <w:rFonts w:ascii="Segoe UI" w:hAnsi="Segoe UI" w:cs="Segoe UI"/>
-          <w:sz w:val="22"/>
-          <w:szCs w:val="22"/>
-        </w:rPr>
-      </w:pPr>
-    </w:p>
-    <w:p>
-      <w:pPr>
         <w:pStyle w:val="Titolo2"/>
+        <w:spacing w:before="360"/>
       </w:pPr>
       <w:r>
         <w:t>5.2 Esiti per apparecchiatura</w:t>
@@ -3477,6 +3469,7 @@
     <w:p>
       <w:pPr>
         <w:pStyle w:val="Titolo2"/>
+        <w:spacing w:before="360"/>
       </w:pPr>
       <w:r>
         <w:t>5.3 Sistemi di protezione e controllo</w:t>
@@ -4147,6 +4140,7 @@
     <w:p>
       <w:pPr>
         <w:pStyle w:val="Titolo2"/>
+        <w:spacing w:before="360"/>
       </w:pPr>
       <w:r>
         <w:t>5.4 Note</w:t>
@@ -4366,12 +4360,12 @@
         <w:tblLook w:val="0000" w:firstRow="0" w:lastRow="0" w:firstColumn="0" w:lastColumn="0" w:noHBand="0" w:noVBand="0"/>
       </w:tblPr>
       <w:tblGrid>
-        <w:gridCol w:w="908"/>
-        <w:gridCol w:w="1416"/>
-        <w:gridCol w:w="3257"/>
-        <w:gridCol w:w="1639"/>
-        <w:gridCol w:w="1334"/>
-        <w:gridCol w:w="1074"/>
+        <w:gridCol w:w="911"/>
+        <w:gridCol w:w="1415"/>
+        <w:gridCol w:w="3622"/>
+        <w:gridCol w:w="1560"/>
+        <w:gridCol w:w="1277"/>
+        <w:gridCol w:w="843"/>
       </w:tblGrid>
       <w:tr>
         <w:trPr>
@@ -4380,7 +4374,7 @@
         </w:trPr>
         <w:tc>
           <w:tcPr>
-            <w:tcW w:w="471" w:type="pct"/>
+            <w:tcW w:w="473" w:type="pct"/>
             <w:shd w:val="clear" w:color="auto" w:fill="E7E6E6"/>
             <w:vAlign w:val="center"/>
           </w:tcPr>
@@ -4434,7 +4428,7 @@
         </w:tc>
         <w:tc>
           <w:tcPr>
-            <w:tcW w:w="1691" w:type="pct"/>
+            <w:tcW w:w="1881" w:type="pct"/>
             <w:shd w:val="clear" w:color="auto" w:fill="E7E6E6"/>
             <w:vAlign w:val="center"/>
           </w:tcPr>
@@ -4461,7 +4455,7 @@
         </w:tc>
         <w:tc>
           <w:tcPr>
-            <w:tcW w:w="851" w:type="pct"/>
+            <w:tcW w:w="810" w:type="pct"/>
             <w:shd w:val="clear" w:color="auto" w:fill="E7E6E6"/>
             <w:vAlign w:val="center"/>
           </w:tcPr>
@@ -4509,7 +4503,7 @@
         </w:tc>
         <w:tc>
           <w:tcPr>
-            <w:tcW w:w="693" w:type="pct"/>
+            <w:tcW w:w="663" w:type="pct"/>
             <w:shd w:val="clear" w:color="auto" w:fill="E7E6E6"/>
             <w:vAlign w:val="center"/>
           </w:tcPr>
@@ -4557,7 +4551,7 @@
         </w:tc>
         <w:tc>
           <w:tcPr>
-            <w:tcW w:w="558" w:type="pct"/>
+            <w:tcW w:w="438" w:type="pct"/>
             <w:shd w:val="clear" w:color="auto" w:fill="E7E6E6"/>
             <w:vAlign w:val="center"/>
           </w:tcPr>
@@ -4598,7 +4592,7 @@
         </w:trPr>
         <w:tc>
           <w:tcPr>
-            <w:tcW w:w="471" w:type="pct"/>
+            <w:tcW w:w="473" w:type="pct"/>
             <w:vAlign w:val="center"/>
           </w:tcPr>
           <w:p>
@@ -4648,7 +4642,7 @@
         </w:tc>
         <w:tc>
           <w:tcPr>
-            <w:tcW w:w="1691" w:type="pct"/>
+            <w:tcW w:w="1881" w:type="pct"/>
             <w:vAlign w:val="center"/>
           </w:tcPr>
           <w:p>
@@ -4683,9 +4677,18 @@
             </w:r>
           </w:p>
           <w:p>
-            <w:r>
-              <w:rPr>
-                <w:rFonts w:ascii="Segoe UI" w:hAnsi="Segoe UI" w:cs="Segoe UI"/>
+            <w:pPr>
+              <w:spacing w:after="0"/>
+              <w:rPr>
+                <w:i/>
+                <w:iCs/>
+              </w:rPr>
+            </w:pPr>
+            <w:r>
+              <w:rPr>
+                <w:rFonts w:ascii="Segoe UI" w:hAnsi="Segoe UI" w:cs="Segoe UI"/>
+                <w:i/>
+                <w:iCs/>
                 <w:sz w:val="22"/>
                 <w:szCs w:val="22"/>
               </w:rPr>
@@ -4715,7 +4718,7 @@
         </w:tc>
         <w:tc>
           <w:tcPr>
-            <w:tcW w:w="851" w:type="pct"/>
+            <w:tcW w:w="810" w:type="pct"/>
             <w:vAlign w:val="center"/>
           </w:tcPr>
           <w:p>
@@ -4740,7 +4743,7 @@
         </w:tc>
         <w:tc>
           <w:tcPr>
-            <w:tcW w:w="693" w:type="pct"/>
+            <w:tcW w:w="663" w:type="pct"/>
             <w:vAlign w:val="center"/>
           </w:tcPr>
           <w:p>
@@ -4765,7 +4768,7 @@
         </w:tc>
         <w:tc>
           <w:tcPr>
-            <w:tcW w:w="558" w:type="pct"/>
+            <w:tcW w:w="438" w:type="pct"/>
             <w:vAlign w:val="center"/>
           </w:tcPr>
           <w:p>
@@ -4792,16 +4795,8 @@
     </w:tbl>
     <w:p>
       <w:pPr>
-        <w:rPr>
-          <w:rFonts w:ascii="Segoe UI" w:hAnsi="Segoe UI" w:cs="Segoe UI"/>
-          <w:sz w:val="22"/>
-          <w:szCs w:val="22"/>
-        </w:rPr>
-      </w:pPr>
-    </w:p>
-    <w:p>
-      <w:pPr>
         <w:pStyle w:val="Titolo2"/>
+        <w:spacing w:before="360"/>
       </w:pPr>
       <w:r>
         <w:t>6.2 Pressione di taratura</w:t>
@@ -4860,12 +4855,12 @@
         <w:tblLook w:val="0000" w:firstRow="0" w:lastRow="0" w:firstColumn="0" w:lastColumn="0" w:noHBand="0" w:noVBand="0"/>
       </w:tblPr>
       <w:tblGrid>
-        <w:gridCol w:w="1031"/>
-        <w:gridCol w:w="1376"/>
-        <w:gridCol w:w="3174"/>
-        <w:gridCol w:w="1639"/>
-        <w:gridCol w:w="1334"/>
-        <w:gridCol w:w="1074"/>
+        <w:gridCol w:w="1030"/>
+        <w:gridCol w:w="1379"/>
+        <w:gridCol w:w="3539"/>
+        <w:gridCol w:w="1560"/>
+        <w:gridCol w:w="1277"/>
+        <w:gridCol w:w="843"/>
       </w:tblGrid>
       <w:tr>
         <w:trPr>
@@ -4895,14 +4890,13 @@
                 <w:sz w:val="22"/>
                 <w:szCs w:val="22"/>
               </w:rPr>
-              <w:lastRenderedPageBreak/>
               <w:t>Pos. valvola</w:t>
             </w:r>
           </w:p>
         </w:tc>
         <w:tc>
           <w:tcPr>
-            <w:tcW w:w="714" w:type="pct"/>
+            <w:tcW w:w="716" w:type="pct"/>
             <w:shd w:val="clear" w:color="auto" w:fill="E7E6E6"/>
             <w:vAlign w:val="center"/>
           </w:tcPr>
@@ -4928,7 +4922,7 @@
         </w:tc>
         <w:tc>
           <w:tcPr>
-            <w:tcW w:w="1648" w:type="pct"/>
+            <w:tcW w:w="1838" w:type="pct"/>
             <w:shd w:val="clear" w:color="auto" w:fill="E7E6E6"/>
             <w:vAlign w:val="center"/>
           </w:tcPr>
@@ -4955,7 +4949,7 @@
         </w:tc>
         <w:tc>
           <w:tcPr>
-            <w:tcW w:w="851" w:type="pct"/>
+            <w:tcW w:w="810" w:type="pct"/>
             <w:shd w:val="clear" w:color="auto" w:fill="E7E6E6"/>
             <w:vAlign w:val="center"/>
           </w:tcPr>
@@ -4982,7 +4976,7 @@
         </w:tc>
         <w:tc>
           <w:tcPr>
-            <w:tcW w:w="693" w:type="pct"/>
+            <w:tcW w:w="663" w:type="pct"/>
             <w:shd w:val="clear" w:color="auto" w:fill="E7E6E6"/>
             <w:vAlign w:val="center"/>
           </w:tcPr>
@@ -5009,7 +5003,7 @@
         </w:tc>
         <w:tc>
           <w:tcPr>
-            <w:tcW w:w="558" w:type="pct"/>
+            <w:tcW w:w="438" w:type="pct"/>
             <w:shd w:val="clear" w:color="auto" w:fill="E7E6E6"/>
             <w:vAlign w:val="center"/>
           </w:tcPr>
@@ -5096,7 +5090,7 @@
         </w:tc>
         <w:tc>
           <w:tcPr>
-            <w:tcW w:w="714" w:type="pct"/>
+            <w:tcW w:w="716" w:type="pct"/>
             <w:vAlign w:val="center"/>
           </w:tcPr>
           <w:p>
@@ -5120,7 +5114,7 @@
         </w:tc>
         <w:tc>
           <w:tcPr>
-            <w:tcW w:w="1648" w:type="pct"/>
+            <w:tcW w:w="1838" w:type="pct"/>
             <w:vAlign w:val="center"/>
           </w:tcPr>
           <w:p>
@@ -5157,9 +5151,18 @@
             </w:r>
           </w:p>
           <w:p>
-            <w:r>
-              <w:rPr>
-                <w:rFonts w:ascii="Segoe UI" w:hAnsi="Segoe UI" w:cs="Segoe UI"/>
+            <w:pPr>
+              <w:spacing w:after="0"/>
+              <w:rPr>
+                <w:i/>
+                <w:iCs/>
+              </w:rPr>
+            </w:pPr>
+            <w:r>
+              <w:rPr>
+                <w:rFonts w:ascii="Segoe UI" w:hAnsi="Segoe UI" w:cs="Segoe UI"/>
+                <w:i/>
+                <w:iCs/>
                 <w:sz w:val="22"/>
                 <w:szCs w:val="22"/>
               </w:rPr>
@@ -5189,7 +5192,7 @@
         </w:tc>
         <w:tc>
           <w:tcPr>
-            <w:tcW w:w="851" w:type="pct"/>
+            <w:tcW w:w="810" w:type="pct"/>
             <w:vAlign w:val="center"/>
           </w:tcPr>
           <w:p>
@@ -5214,7 +5217,7 @@
         </w:tc>
         <w:tc>
           <w:tcPr>
-            <w:tcW w:w="693" w:type="pct"/>
+            <w:tcW w:w="663" w:type="pct"/>
             <w:vAlign w:val="center"/>
           </w:tcPr>
           <w:p>
@@ -5239,7 +5242,7 @@
         </w:tc>
         <w:tc>
           <w:tcPr>
-            <w:tcW w:w="558" w:type="pct"/>
+            <w:tcW w:w="438" w:type="pct"/>
             <w:vAlign w:val="center"/>
           </w:tcPr>
           <w:p>
@@ -5292,6 +5295,7 @@
     <w:p>
       <w:pPr>
         <w:pStyle w:val="Titolo2"/>
+        <w:spacing w:before="360"/>
       </w:pPr>
       <w:r>
         <w:t>7.1 Frequenze di riferimento</w:t>
@@ -5571,19 +5575,10 @@
     </w:tbl>
     <w:p>
       <w:pPr>
-        <w:rPr>
-          <w:rFonts w:ascii="Segoe UI" w:hAnsi="Segoe UI" w:cs="Segoe UI"/>
-          <w:sz w:val="22"/>
-          <w:szCs w:val="22"/>
-        </w:rPr>
-      </w:pPr>
-    </w:p>
-    <w:p>
-      <w:pPr>
         <w:pStyle w:val="Titolo2"/>
-      </w:pPr>
-      <w:r>
-        <w:lastRenderedPageBreak/>
+        <w:spacing w:before="360"/>
+      </w:pPr>
+      <w:r>
         <w:t>7.2 Scadenze per apparecchiatura</w:t>
       </w:r>
     </w:p>
@@ -5652,6 +5647,7 @@
                 <w:sz w:val="22"/>
                 <w:szCs w:val="22"/>
               </w:rPr>
+              <w:lastRenderedPageBreak/>
               <w:t>Pos.</w:t>
             </w:r>
           </w:p>
@@ -6370,6 +6366,15 @@
               <w:szCs w:val="18"/>
             </w:rPr>
           </w:pPr>
+          <w:r>
+            <w:rPr>
+              <w:rFonts w:ascii="Segoe UI" w:hAnsi="Segoe UI" w:cs="Segoe UI"/>
+              <w:bCs/>
+              <w:sz w:val="18"/>
+              <w:szCs w:val="18"/>
+            </w:rPr>
+            <w:t>{premessa.dataEmissione}</w:t>
+          </w:r>
         </w:p>
       </w:tc>
       <w:tc>
@@ -6519,12 +6524,6 @@
         </w:fldSimple>
       </w:sdtContent>
     </w:sdt>
-  </w:p>
-  <w:p>
-    <w:pPr>
-      <w:spacing w:after="0"/>
-      <w:jc w:val="right"/>
-    </w:pPr>
   </w:p>
 </w:ftr>
 </file>

--- a/public/templates/relazione-dm329.docx
+++ b/public/templates/relazione-dm329.docx
@@ -606,25 +606,7 @@
           <w:sz w:val="22"/>
           <w:szCs w:val="22"/>
         </w:rPr>
-        <w:t xml:space="preserve">7 del presente documento), sono state effettuate le verifiche di integrità tramite Controllo Ultrasonoro </w:t>
-      </w:r>
-      <w:proofErr w:type="spellStart"/>
-      <w:r>
-        <w:rPr>
-          <w:rFonts w:ascii="Segoe UI" w:hAnsi="Segoe UI" w:cs="Segoe UI"/>
-          <w:sz w:val="22"/>
-          <w:szCs w:val="22"/>
-        </w:rPr>
-        <w:t>Spessimetrico</w:t>
-      </w:r>
-      <w:proofErr w:type="spellEnd"/>
-      <w:r>
-        <w:rPr>
-          <w:rFonts w:ascii="Segoe UI" w:hAnsi="Segoe UI" w:cs="Segoe UI"/>
-          <w:sz w:val="22"/>
-          <w:szCs w:val="22"/>
-        </w:rPr>
-        <w:t>, che in tutti i casi hanno fornito esito positivo.</w:t>
+        <w:t>7 del presente documento), sono state effettuate le verifiche di integrità tramite Controllo Ultrasonoro Spessimetrico, che in tutti i casi hanno fornito esito positivo.</w:t>
       </w:r>
     </w:p>
     <w:p>
@@ -1719,7 +1701,6 @@
                 <w:szCs w:val="18"/>
               </w:rPr>
             </w:pPr>
-            <w:proofErr w:type="spellStart"/>
             <w:r>
               <w:rPr>
                 <w:rFonts w:ascii="Segoe UI" w:hAnsi="Segoe UI" w:cs="Segoe UI"/>
@@ -1727,17 +1708,7 @@
                 <w:sz w:val="18"/>
                 <w:szCs w:val="18"/>
               </w:rPr>
-              <w:t>Cat</w:t>
-            </w:r>
-            <w:proofErr w:type="spellEnd"/>
-            <w:r>
-              <w:rPr>
-                <w:rFonts w:ascii="Segoe UI" w:hAnsi="Segoe UI" w:cs="Segoe UI"/>
-                <w:b/>
-                <w:sz w:val="18"/>
-                <w:szCs w:val="18"/>
-              </w:rPr>
-              <w:t>.</w:t>
+              <w:t>Cat.</w:t>
             </w:r>
           </w:p>
         </w:tc>
@@ -2427,19 +2398,8 @@
                 <w:szCs w:val="22"/>
                 <w:lang w:val="en-GB"/>
               </w:rPr>
-              <w:t xml:space="preserve">PS×V ≤ 8000 </w:t>
-            </w:r>
-            <w:proofErr w:type="spellStart"/>
-            <w:r>
-              <w:rPr>
-                <w:rFonts w:ascii="Segoe UI" w:hAnsi="Segoe UI" w:cs="Segoe UI"/>
-                <w:sz w:val="22"/>
-                <w:szCs w:val="22"/>
-                <w:lang w:val="en-GB"/>
-              </w:rPr>
-              <w:t>bar·l</w:t>
-            </w:r>
-            <w:proofErr w:type="spellEnd"/>
+              <w:t>PS×V ≤ 8000 bar·l</w:t>
+            </w:r>
           </w:p>
         </w:tc>
         <w:tc>
@@ -2516,25 +2476,7 @@
                 <w:sz w:val="22"/>
                 <w:szCs w:val="22"/>
               </w:rPr>
-              <w:t xml:space="preserve">PS×V &gt; 8000 </w:t>
-            </w:r>
-            <w:proofErr w:type="spellStart"/>
-            <w:r>
-              <w:rPr>
-                <w:rFonts w:ascii="Segoe UI" w:hAnsi="Segoe UI" w:cs="Segoe UI"/>
-                <w:sz w:val="22"/>
-                <w:szCs w:val="22"/>
-              </w:rPr>
-              <w:t>bar·l</w:t>
-            </w:r>
-            <w:proofErr w:type="spellEnd"/>
-            <w:r>
-              <w:rPr>
-                <w:rFonts w:ascii="Segoe UI" w:hAnsi="Segoe UI" w:cs="Segoe UI"/>
-                <w:sz w:val="22"/>
-                <w:szCs w:val="22"/>
-              </w:rPr>
-              <w:t xml:space="preserve">, oppure </w:t>
+              <w:t xml:space="preserve">PS×V &gt; 8000 bar·l, oppure </w:t>
             </w:r>
           </w:p>
           <w:p>
@@ -2757,18 +2699,8 @@
                 <w:sz w:val="22"/>
                 <w:szCs w:val="22"/>
               </w:rPr>
-              <w:t xml:space="preserve">art. 3 comma </w:t>
-            </w:r>
-            <w:proofErr w:type="spellStart"/>
-            <w:r>
-              <w:rPr>
-                <w:rFonts w:ascii="Segoe UI" w:hAnsi="Segoe UI" w:cs="Segoe UI"/>
-                <w:sz w:val="22"/>
-                <w:szCs w:val="22"/>
-              </w:rPr>
-              <w:t>bb</w:t>
-            </w:r>
-            <w:proofErr w:type="spellEnd"/>
+              <w:t>art. 3 comma bb</w:t>
+            </w:r>
           </w:p>
         </w:tc>
       </w:tr>
@@ -3065,7 +2997,6 @@
                 <w:rFonts w:ascii="Segoe UI" w:hAnsi="Segoe UI" w:cs="Segoe UI"/>
               </w:rPr>
             </w:pPr>
-            <w:proofErr w:type="spellStart"/>
             <w:r>
               <w:rPr>
                 <w:rFonts w:ascii="Segoe UI" w:hAnsi="Segoe UI" w:cs="Segoe UI"/>
@@ -3073,17 +3004,7 @@
                 <w:sz w:val="16"/>
                 <w:szCs w:val="16"/>
               </w:rPr>
-              <w:t>Cat</w:t>
-            </w:r>
-            <w:proofErr w:type="spellEnd"/>
-            <w:r>
-              <w:rPr>
-                <w:rFonts w:ascii="Segoe UI" w:hAnsi="Segoe UI" w:cs="Segoe UI"/>
-                <w:b/>
-                <w:sz w:val="16"/>
-                <w:szCs w:val="16"/>
-              </w:rPr>
-              <w:t>.</w:t>
+              <w:t>Cat.</w:t>
             </w:r>
           </w:p>
         </w:tc>
@@ -3914,6 +3835,24 @@
     </w:p>
     <w:p>
       <w:pPr>
+        <w:spacing w:after="0"/>
+        <w:rPr>
+          <w:rFonts w:ascii="Segoe UI" w:hAnsi="Segoe UI" w:cs="Segoe UI"/>
+          <w:sz w:val="22"/>
+          <w:szCs w:val="22"/>
+        </w:rPr>
+      </w:pPr>
+      <w:r>
+        <w:rPr>
+          <w:rFonts w:ascii="Segoe UI" w:hAnsi="Segoe UI" w:cs="Segoe UI"/>
+          <w:sz w:val="22"/>
+          <w:szCs w:val="22"/>
+        </w:rPr>
+        <w:t>{#protezioni.haAltre}</w:t>
+      </w:r>
+    </w:p>
+    <w:p>
+      <w:pPr>
         <w:rPr>
           <w:rFonts w:ascii="Segoe UI" w:hAnsi="Segoe UI" w:cs="Segoe UI"/>
           <w:sz w:val="22"/>
@@ -4139,6 +4078,24 @@
     </w:tbl>
     <w:p>
       <w:pPr>
+        <w:spacing w:after="0"/>
+        <w:rPr>
+          <w:rFonts w:ascii="Segoe UI" w:hAnsi="Segoe UI" w:cs="Segoe UI"/>
+          <w:sz w:val="22"/>
+          <w:szCs w:val="22"/>
+        </w:rPr>
+      </w:pPr>
+      <w:r>
+        <w:rPr>
+          <w:rFonts w:ascii="Segoe UI" w:hAnsi="Segoe UI" w:cs="Segoe UI"/>
+          <w:sz w:val="22"/>
+          <w:szCs w:val="22"/>
+        </w:rPr>
+        <w:t>{/protezioni.haAltre}</w:t>
+      </w:r>
+    </w:p>
+    <w:p>
+      <w:pPr>
         <w:pStyle w:val="Titolo2"/>
         <w:spacing w:before="360"/>
       </w:pPr>
@@ -4204,25 +4161,7 @@
           <w:sz w:val="22"/>
           <w:szCs w:val="22"/>
         </w:rPr>
-        <w:t xml:space="preserve">Tutte le tubazioni destinate a contenere aria compressa hanno DN ≤ 80 mm e sono pertanto escluse dal campo di applicazione del D.M. 329/2004 ai sensi dell’art. 3 comma </w:t>
-      </w:r>
-      <w:proofErr w:type="spellStart"/>
-      <w:r>
-        <w:rPr>
-          <w:rFonts w:ascii="Segoe UI" w:hAnsi="Segoe UI" w:cs="Segoe UI"/>
-          <w:sz w:val="22"/>
-          <w:szCs w:val="22"/>
-        </w:rPr>
-        <w:t>bb</w:t>
-      </w:r>
-      <w:proofErr w:type="spellEnd"/>
-      <w:r>
-        <w:rPr>
-          <w:rFonts w:ascii="Segoe UI" w:hAnsi="Segoe UI" w:cs="Segoe UI"/>
-          <w:sz w:val="22"/>
-          <w:szCs w:val="22"/>
-        </w:rPr>
-        <w:t>) del medesimo decreto.</w:t>
+        <w:t>Tutte le tubazioni destinate a contenere aria compressa hanno DN ≤ 80 mm e sono pertanto escluse dal campo di applicazione del D.M. 329/2004 ai sensi dell’art. 3 comma bb) del medesimo decreto.</w:t>
       </w:r>
     </w:p>
     <w:p>
@@ -4278,8 +4217,6 @@
         </w:rPr>
         <w:t>Le tubazioni dell’impianto presentano DN massimo pari a {tubazioni.dnMassimo} mm, superiore alla soglia di 80 mm dell’art. 3 comma bb): rientrano pertanto nel campo di applicazione del D.M. 329/2004 e sono soggette ai relativi obblighi di denuncia.</w:t>
       </w:r>
-      <w:proofErr w:type="spellStart"/>
-      <w:proofErr w:type="spellEnd"/>
     </w:p>
     <w:p>
       <w:pPr>
@@ -5695,25 +5632,14 @@
                 <w:szCs w:val="22"/>
               </w:rPr>
             </w:pPr>
-            <w:proofErr w:type="spellStart"/>
-            <w:r>
-              <w:rPr>
-                <w:rFonts w:ascii="Segoe UI" w:hAnsi="Segoe UI" w:cs="Segoe UI"/>
-                <w:b/>
-                <w:sz w:val="22"/>
-                <w:szCs w:val="22"/>
-              </w:rPr>
-              <w:t>Cat</w:t>
-            </w:r>
-            <w:proofErr w:type="spellEnd"/>
-            <w:r>
-              <w:rPr>
-                <w:rFonts w:ascii="Segoe UI" w:hAnsi="Segoe UI" w:cs="Segoe UI"/>
-                <w:b/>
-                <w:sz w:val="22"/>
-                <w:szCs w:val="22"/>
-              </w:rPr>
-              <w:t>.</w:t>
+            <w:r>
+              <w:rPr>
+                <w:rFonts w:ascii="Segoe UI" w:hAnsi="Segoe UI" w:cs="Segoe UI"/>
+                <w:b/>
+                <w:sz w:val="22"/>
+                <w:szCs w:val="22"/>
+              </w:rPr>
+              <w:t>Cat.</w:t>
             </w:r>
           </w:p>
         </w:tc>
@@ -5906,10 +5832,65 @@
     </w:tbl>
     <w:p>
       <w:pPr>
-        <w:rPr>
-          <w:rFonts w:ascii="Segoe UI" w:hAnsi="Segoe UI" w:cs="Segoe UI"/>
-        </w:rPr>
-      </w:pPr>
+        <w:spacing w:after="0"/>
+        <w:rPr>
+          <w:rFonts w:ascii="Segoe UI" w:hAnsi="Segoe UI" w:cs="Segoe UI"/>
+          <w:sz w:val="22"/>
+          <w:szCs w:val="22"/>
+        </w:rPr>
+      </w:pPr>
+      <w:r>
+        <w:rPr>
+          <w:rFonts w:ascii="Segoe UI" w:hAnsi="Segoe UI" w:cs="Segoe UI"/>
+          <w:sz w:val="22"/>
+          <w:szCs w:val="22"/>
+        </w:rPr>
+        <w:t>{#spessimetriche.presenti}</w:t>
+      </w:r>
+    </w:p>
+    <w:p>
+      <w:pPr>
+        <w:spacing w:before="120"/>
+        <w:rPr>
+          <w:rFonts w:ascii="Segoe UI" w:hAnsi="Segoe UI" w:cs="Segoe UI"/>
+        </w:rPr>
+      </w:pPr>
+      <w:r>
+        <w:rPr>
+          <w:rFonts w:ascii="Segoe UI" w:hAnsi="Segoe UI" w:cs="Segoe UI"/>
+        </w:rPr>
+        <w:t xml:space="preserve">Come già evidenziato nella tabella al paragrafo 5.2, in considerazione della data di produzione e delle frequenze delle verifiche di integrità, </w:t>
+      </w:r>
+      <w:r>
+        <w:rPr>
+          <w:rFonts w:ascii="Segoe UI" w:hAnsi="Segoe UI" w:cs="Segoe UI"/>
+        </w:rPr>
+        <w:t>{spessimetriche.clausola}</w:t>
+      </w:r>
+      <w:r>
+        <w:rPr>
+          <w:rFonts w:ascii="Segoe UI" w:hAnsi="Segoe UI" w:cs="Segoe UI"/>
+        </w:rPr>
+        <w:t xml:space="preserve"> a verifica spessimetrica, con esito positivo.</w:t>
+      </w:r>
+    </w:p>
+    <w:p>
+      <w:pPr>
+        <w:spacing w:after="0"/>
+        <w:rPr>
+          <w:rFonts w:ascii="Segoe UI" w:hAnsi="Segoe UI" w:cs="Segoe UI"/>
+          <w:sz w:val="22"/>
+          <w:szCs w:val="22"/>
+        </w:rPr>
+      </w:pPr>
+      <w:r>
+        <w:rPr>
+          <w:rFonts w:ascii="Segoe UI" w:hAnsi="Segoe UI" w:cs="Segoe UI"/>
+          <w:sz w:val="22"/>
+          <w:szCs w:val="22"/>
+        </w:rPr>
+        <w:t>{/spessimetriche.presenti}</w:t>
+      </w:r>
     </w:p>
     <w:p>
       <w:pPr>
@@ -5980,8 +5961,8 @@
       </w:r>
     </w:p>
     <w:sectPr>
-      <w:footerReference w:type="default" r:id="rId15"/>
-      <w:footerReference w:type="first" r:id="rId16"/>
+      <w:footerReference w:type="default" r:id="rId19"/>
+      <w:footerReference w:type="first" r:id="rId20"/>
       <w:type w:val="continuous"/>
       <w:pgSz w:w="11906" w:h="16838"/>
       <w:pgMar w:top="1134" w:right="1134" w:bottom="1134" w:left="1134" w:header="708" w:footer="428" w:gutter="0"/>
@@ -7727,6 +7708,62 @@
       <w:contextualSpacing/>
     </w:pPr>
   </w:style>
+  <w:style w:type="character" w:styleId="Rimandocommento">
+    <w:name w:val="annotation reference"/>
+    <w:basedOn w:val="Carpredefinitoparagrafo"/>
+    <w:uiPriority w:val="99"/>
+    <w:semiHidden/>
+    <w:unhideWhenUsed/>
+    <w:rsid w:val="00C31FAA"/>
+    <w:rPr>
+      <w:sz w:val="16"/>
+      <w:szCs w:val="16"/>
+    </w:rPr>
+  </w:style>
+  <w:style w:type="paragraph" w:styleId="Testocommento">
+    <w:name w:val="annotation text"/>
+    <w:basedOn w:val="Normale"/>
+    <w:link w:val="TestocommentoCarattere"/>
+    <w:uiPriority w:val="99"/>
+    <w:unhideWhenUsed/>
+    <w:rsid w:val="00C31FAA"/>
+    <w:pPr>
+      <w:spacing w:line="240" w:lineRule="auto"/>
+    </w:pPr>
+  </w:style>
+  <w:style w:type="character" w:customStyle="1" w:styleId="TestocommentoCarattere">
+    <w:name w:val="Testo commento Carattere"/>
+    <w:basedOn w:val="Carpredefinitoparagrafo"/>
+    <w:link w:val="Testocommento"/>
+    <w:uiPriority w:val="99"/>
+    <w:rsid w:val="00C31FAA"/>
+  </w:style>
+  <w:style w:type="paragraph" w:styleId="Soggettocommento">
+    <w:name w:val="annotation subject"/>
+    <w:basedOn w:val="Testocommento"/>
+    <w:next w:val="Testocommento"/>
+    <w:link w:val="SoggettocommentoCarattere"/>
+    <w:uiPriority w:val="99"/>
+    <w:semiHidden/>
+    <w:unhideWhenUsed/>
+    <w:rsid w:val="00C31FAA"/>
+    <w:rPr>
+      <w:b/>
+      <w:bCs/>
+    </w:rPr>
+  </w:style>
+  <w:style w:type="character" w:customStyle="1" w:styleId="SoggettocommentoCarattere">
+    <w:name w:val="Soggetto commento Carattere"/>
+    <w:basedOn w:val="TestocommentoCarattere"/>
+    <w:link w:val="Soggettocommento"/>
+    <w:uiPriority w:val="99"/>
+    <w:semiHidden/>
+    <w:rsid w:val="00C31FAA"/>
+    <w:rPr>
+      <w:b/>
+      <w:bCs/>
+    </w:rPr>
+  </w:style>
 </w:styles>
 </file>
 

--- a/public/templates/relazione-dm329.docx
+++ b/public/templates/relazione-dm329.docx
@@ -2202,7 +2202,7 @@
                 <w:sz w:val="22"/>
                 <w:szCs w:val="22"/>
               </w:rPr>
-              <w:t>V &lt; 25 l</w:t>
+              <w:t>V ≤ 25 l</w:t>
             </w:r>
           </w:p>
         </w:tc>
@@ -2280,25 +2280,25 @@
                 <w:sz w:val="22"/>
                 <w:szCs w:val="22"/>
               </w:rPr>
-              <w:t>25 ≤ V &lt; 50 l</w:t>
-            </w:r>
-          </w:p>
-          <w:p>
-            <w:pPr>
-              <w:spacing w:after="0"/>
-              <w:rPr>
-                <w:rFonts w:ascii="Segoe UI" w:hAnsi="Segoe UI" w:cs="Segoe UI"/>
-                <w:sz w:val="22"/>
-                <w:szCs w:val="22"/>
-              </w:rPr>
-            </w:pPr>
-            <w:r>
-              <w:rPr>
-                <w:rFonts w:ascii="Segoe UI" w:hAnsi="Segoe UI" w:cs="Segoe UI"/>
-                <w:sz w:val="22"/>
-                <w:szCs w:val="22"/>
-              </w:rPr>
-              <w:t>PS &lt; 12 bar</w:t>
+              <w:t>25 &lt; V ≤ 50 l</w:t>
+            </w:r>
+          </w:p>
+          <w:p>
+            <w:pPr>
+              <w:spacing w:after="0"/>
+              <w:rPr>
+                <w:rFonts w:ascii="Segoe UI" w:hAnsi="Segoe UI" w:cs="Segoe UI"/>
+                <w:sz w:val="22"/>
+                <w:szCs w:val="22"/>
+              </w:rPr>
+            </w:pPr>
+            <w:r>
+              <w:rPr>
+                <w:rFonts w:ascii="Segoe UI" w:hAnsi="Segoe UI" w:cs="Segoe UI"/>
+                <w:sz w:val="22"/>
+                <w:szCs w:val="22"/>
+              </w:rPr>
+              <w:t>PS ≤ 12 bar</w:t>
             </w:r>
           </w:p>
         </w:tc>
@@ -2378,7 +2378,7 @@
                 <w:szCs w:val="22"/>
                 <w:lang w:val="en-GB"/>
               </w:rPr>
-              <w:t>V ≥ 50 l, PS ≤ 12 bar</w:t>
+              <w:t>V &gt; 50 l, PS ≤ 12 bar</w:t>
             </w:r>
           </w:p>
           <w:p>
@@ -2398,7 +2398,7 @@
                 <w:szCs w:val="22"/>
                 <w:lang w:val="en-GB"/>
               </w:rPr>
-              <w:t>PS×V ≤ 8000 bar·l</w:t>
+              <w:t>PS×V &lt; 8000 bar·l</w:t>
             </w:r>
           </w:p>
         </w:tc>
@@ -2476,7 +2476,7 @@
                 <w:sz w:val="22"/>
                 <w:szCs w:val="22"/>
               </w:rPr>
-              <w:t xml:space="preserve">PS×V &gt; 8000 bar·l, oppure </w:t>
+              <w:t xml:space="preserve">PS×V ≥ 8000 bar·l, oppure </w:t>
             </w:r>
           </w:p>
           <w:p>
